--- a/vault/papers/KBOPieleManescu.docx
+++ b/vault/papers/KBOPieleManescu.docx
@@ -101,10 +101,10 @@
         <w:pStyle w:val="KBOTextBody"/>
       </w:pPr>
       <w:r>
-        <w:t xml:space="preserve">The 31st KBO conference invites contributions on augmenting technical interoperability of complex systems, with explicit framing toward Industry 5.0 risk analysis and dual-use security funding. Energy systems sit at the intersection of these two themes: they are the prototypical complex socio-technical system whose disruption cascades through every other sector, and their digital control surfaces have become a contested domain in hybrid conflict [1], [2]. Romania's exposure is illustrative: as a south-eastern frontier of the European synchronous area with active interconnection to Bulgaria, Hungary and </w:t>
-      </w:r>
-      <w:r>
-        <w:t>Serbia, it operates in a region where physical, market and informational disruptions are no longer hypothetical.</w:t>
+        <w:t xml:space="preserve">Energy systems sit at the intersection of two contemporary policy concerns. They are the prototypical complex socio-technical systems whose disruption cascades through every other sector, and their digital control surfaces have become a contested domain in hybrid conflict [1], [2]. Romania's exposure is illustrative: as a south-eastern frontier of the European synchronous area, with active interconnection to Bulgaria, Hungary and Serbia, it operates in a region where physical, market and informational disruptions are no longer hypothetical. The 2022–2024 European energy-security crisis exposed the cost of modelling deficits — </w:t>
+      </w:r>
+      <w:r>
+        <w:t>analyses produced under emergency conditions had no shared interoperability surface for cross-checking results between ministries, transmission operators, regulators and defence agencies.</w:t>
       </w:r>
     </w:p>
     <w:p>
@@ -112,11 +112,51 @@
         <w:pStyle w:val="KBOTextBody"/>
       </w:pPr>
       <w:r>
-        <w:t xml:space="preserve">This paper advances three claims. First, that an open-source modelling stack can satisfy the European Interoperability Framework's four layers – legal, organisational, semantic, and technical – when its result schema, configuration grammar and orchestration are explicitly designed as contracts rather than as artefacts [3]. Second, that such a stack qualifies as a dual-use technology in the sense of EU Regulation 2021/821: usable for civilian decarbonisation studies and equally for defence-relevant resilience assessments, while remaining within the public-domain carve-out of the regulation [4]. Third, that </w:t>
+        <w:t xml:space="preserve">This paper investigates whether an open-source energy-system modelling stack — instantiated here by </w:t>
+      </w:r>
+      <w:proofErr w:type="spellStart"/>
+      <w:r>
+        <w:t>PyPSA-Eur</w:t>
+      </w:r>
+      <w:proofErr w:type="spellEnd"/>
+      <w:r>
+        <w:t xml:space="preserve"> and a Romania-specific orchestration dashboard — can serve as a verifiable substrate for technical interoperability in the security of critical infrastructure. The investigation is grounded in an instantiated platform. </w:t>
+      </w:r>
+      <w:proofErr w:type="spellStart"/>
+      <w:r>
+        <w:t>PyPSA-Eur</w:t>
+      </w:r>
+      <w:proofErr w:type="spellEnd"/>
+      <w:r>
+        <w:t xml:space="preserve"> is an open European power-system optimisation model, built on the </w:t>
+      </w:r>
+      <w:proofErr w:type="spellStart"/>
+      <w:r>
+        <w:t>PyPSA</w:t>
+      </w:r>
+      <w:proofErr w:type="spellEnd"/>
+      <w:r>
+        <w:t xml:space="preserve"> library, with a </w:t>
+      </w:r>
+      <w:proofErr w:type="spellStart"/>
+      <w:r>
+        <w:t>Snakemake</w:t>
+      </w:r>
+      <w:proofErr w:type="spellEnd"/>
+      <w:r>
+        <w:t xml:space="preserve"> workflow orchestrating data preparation, network </w:t>
       </w:r>
       <w:r>
         <w:lastRenderedPageBreak/>
-        <w:t>contemporary EU funding instruments – Horizon Europe Cluster 5, the European Defence Fund (EDF), the Connecting Europe Facility (CEF) and rescEU – already foresee this dual orientation, and that platforms that internalise the four-layer interoperability obligation can be co-funded across instruments without architectural duplication.</w:t>
+        <w:t>assembly and optimisation [5]. To this substrate we have added a Romania-specific extension that consumes the same data pipeline but exposes a stress-test interface designed for security-relevant simulation: synthetic load multipliers, hydro and gas capacity reductions, ramp-rate constraints proxying SCADA limits, and directional caps on cross-border interconnections. A web dashboard (“</w:t>
+      </w:r>
+      <w:proofErr w:type="spellStart"/>
+      <w:r>
+        <w:t>Vizualizer</w:t>
+      </w:r>
+      <w:proofErr w:type="spellEnd"/>
+      <w:r>
+        <w:t>”) provides a three-tab control room — scenario builder, run queue, results viewer — that allows non-coding analysts to assemble paired baseline / stressed runs, monitor execution, and inspect results that satisfy a deterministic seven-CSV contract.</w:t>
       </w:r>
     </w:p>
     <w:p>
@@ -124,7 +164,7 @@
         <w:pStyle w:val="KBOTextBody"/>
       </w:pPr>
       <w:r>
-        <w:t>The contribution is grounded in an instantiated platform. PyPSA-Eur is the de-facto open European power-system optimisation model, built on the PyPSA library, with a Snakemake workflow orchestrating data preparation, network assembly and optimisation [5]. To this generic substrate we have added a Romania-specific extension that consumes the same data pipeline but exposes a stress-test API designed for security-relevant simulation: synthetic load multipliers, hydro and gas capacity reductions, ramp-rate constraints proxying SCADA limits, and directional caps on cross-border interconnections. A Next.js / React web dashboard ("Vizualizer") provides a three-tab control room – scenario builder, run queue, results viewer – that allows non-coding analysts to assemble paired baseline / scenario runs, monitor execution, and inspect results that satisfy a deterministic seven-CSV contract.</w:t>
+        <w:t>Three research questions structure the work that follows.</w:t>
       </w:r>
     </w:p>
     <w:p>
@@ -132,7 +172,60 @@
         <w:pStyle w:val="KBOTextBody"/>
       </w:pPr>
       <w:r>
-        <w:t>The remainder of the paper is structured as follows. Section 2 reviews Industry 5.0, the EU regulatory frame for critical infrastructure and dual-use export controls. Section 3 details the platform architecture (Figure 1) and lifecycle (Figure 2). Section 4 presents a Romania winter cross-border-isolation case study. Section 5 discusses dual-use applicability (Figure 4). Section 6 surveys the funding mechanisms relevant to such a platform. Section 7 maps the platform onto the EIF layers (Figure 5). Section 8 closes with limitations and future work.</w:t>
+        <w:rPr>
+          <w:b/>
+        </w:rPr>
+        <w:t>RQ1 — Interoperability.</w:t>
+      </w:r>
+      <w:r>
+        <w:t xml:space="preserve"> Can an open-source modelling stack satisfy the four layers of the European Interoperability Framework — legal, organisational, semantic and technical — when its result schema, configuration grammar and orchestration are deliberately designed as contracts rather than as artefacts [3]?</w:t>
+      </w:r>
+    </w:p>
+    <w:p>
+      <w:pPr>
+        <w:pStyle w:val="KBOTextBody"/>
+      </w:pPr>
+      <w:r>
+        <w:rPr>
+          <w:b/>
+        </w:rPr>
+        <w:t>RQ2 — Dual-use qualification.</w:t>
+      </w:r>
+      <w:r>
+        <w:t xml:space="preserve"> Does such a stack qualify as a dual-use technology in the sense of EU Regulation 2021/821, that is, usable for civilian decarbonisation studies and equally for defence-relevant resilience assessments while remaining within the public-domain carve-out of the regulation [4]?</w:t>
+      </w:r>
+    </w:p>
+    <w:p>
+      <w:pPr>
+        <w:pStyle w:val="KBOTextBody"/>
+      </w:pPr>
+      <w:r>
+        <w:rPr>
+          <w:b/>
+        </w:rPr>
+        <w:t>RQ3 — Funding alignment.</w:t>
+      </w:r>
+      <w:r>
+        <w:t xml:space="preserve"> Do contemporary EU funding instruments — Horizon Europe Cluster 5, the European Defence Fund, the Connecting Europe Facility and </w:t>
+      </w:r>
+      <w:proofErr w:type="spellStart"/>
+      <w:r>
+        <w:t>rescEU</w:t>
+      </w:r>
+      <w:proofErr w:type="spellEnd"/>
+      <w:r>
+        <w:t xml:space="preserve"> — already foresee this dual orientation in a way that lets a platform internalise the four-layer interoperability obligation be co-funded across instruments without architectural duplication?</w:t>
+      </w:r>
+    </w:p>
+    <w:p>
+      <w:pPr>
+        <w:pStyle w:val="KBOTextBody"/>
+      </w:pPr>
+      <w:r>
+        <w:t xml:space="preserve">The remainder of the paper is organised to answer these questions in turn. Section 2 reviews Industry 5.0, the EU regulatory frame for critical infrastructure, and dual-use export controls. Section 3 details the </w:t>
+      </w:r>
+      <w:r>
+        <w:t>platform architecture and lifecycle. Section 4 presents a Romania winter cross-border-isolation case study and the resilience metrics it produces. Section 5 discusses dual-use applicability. Section 6 surveys the funding mechanisms relevant to such a platform. Section 7 maps the platform onto the European Interoperability Framework layers. Section 8 closes with limitations and avenues for further work, before Section 9 returns to the three research questions in the form of evidenced findings and forward-looking proposals.</w:t>
       </w:r>
     </w:p>
     <w:p>
@@ -172,7 +265,11 @@
         <w:pStyle w:val="KBOTextBody"/>
       </w:pPr>
       <w:r>
-        <w:t>Three legal instruments converge on the platform discussed here. The Network and Information Systems (NIS2) Directive (Directive (EU) 2022/2555) sets cybersecurity obligations on operators of essential services, including transmission and distribution system operators [7]. The Critical Entities Resilience Directive (Directive (EU) 2022/2557) extends those obligations to physical and hybrid threats and requires national risk assessments that identify dependencies, vulnerabilities and stress scenarios [8]. The Recast Dual-Use Regulation (Regulation (EU) 2021/821) governs the export and intra-Union transfer of dual-use items, with a public-domain carve-out for openly published software and data [4]. The interplay of the three is significant: NIS2 imposes a defensive posture, the CER Directive demands quantitative resilience evidence, and the dual-use regulation determines whether modelling platforms can circulate freely across borders.</w:t>
+        <w:t xml:space="preserve">Three legal instruments converge on the platform discussed here. The Network and Information Systems (NIS2) Directive (Directive (EU) 2022/2555) sets cybersecurity obligations on operators of essential services, including transmission and distribution system operators [7]. The Critical Entities Resilience Directive (Directive (EU) 2022/2557) extends those obligations to physical and hybrid threats and requires national risk assessments that identify dependencies, vulnerabilities and stress scenarios [8]. The Recast Dual-Use </w:t>
+      </w:r>
+      <w:r>
+        <w:lastRenderedPageBreak/>
+        <w:t>Regulation (Regulation (EU) 2021/821) governs the export and intra-Union transfer of dual-use items, with a public-domain carve-out for openly published software and data [4]. The interplay of the three is significant: NIS2 imposes a defensive posture, the CER Directive demands quantitative resilience evidence, and the dual-use regulation determines whether modelling platforms can circulate freely across borders.</w:t>
       </w:r>
     </w:p>
     <w:p>
@@ -188,11 +285,7 @@
         <w:pStyle w:val="KBOTextBody"/>
       </w:pPr>
       <w:r>
-        <w:t xml:space="preserve">Closed, proprietary models force national authorities into vendor lock-in and impede cross-border peer review. Open models invert that dynamic: they are inspectable, reproducible, and naturally compatible with </w:t>
-      </w:r>
-      <w:r>
-        <w:lastRenderedPageBreak/>
-        <w:t>the open-data obligations attached to Horizon Europe and other EU R&amp;I instruments [9], [10]. They also satisfy the dual-use public-domain carve-out by construction. The corollary is that the marginal cost of producing additional dual-use capability – for example, a national stress-test playbook – is bounded by the cost of integration work rather than by relicensing or re-engineering of the modelling core.</w:t>
+        <w:t>Closed, proprietary models force national authorities into vendor lock-in and impede cross-border peer review. Open models invert that dynamic: they are inspectable, reproducible, and naturally compatible with the open-data obligations attached to Horizon Europe and other EU R&amp;I instruments [9], [10]. They also satisfy the dual-use public-domain carve-out by construction. The corollary is that the marginal cost of producing additional dual-use capability – for example, a national stress-test playbook – is bounded by the cost of integration work rather than by relicensing or re-engineering of the modelling core.</w:t>
       </w:r>
     </w:p>
     <w:p>
@@ -216,10 +309,7 @@
         <w:pStyle w:val="KBOTextBody"/>
       </w:pPr>
       <w:r>
-        <w:t xml:space="preserve">Figure 1 presents the six-layer architecture of the platform. The Presentation Layer (a React 19 client served by Next.js 16) is bilingual (English / Romanian) and exposes three control-room tabs. The API &amp; Service Layer consists of typed Next.js route handlers under /api/scenario/, /api/runs/ and </w:t>
-      </w:r>
-      <w:r>
-        <w:t>/api/results/, structured as REST resources for portability. The Domain Logic Layer (TypeScript modules) encapsulates the scenario builder, the sequential job runner, the results handler and the runtime resolver, each with a single responsibility. The Workflow &amp; Optimisation Layer is Python: a Snakemake DAG orchestrates data retrieval, network assembly and solver invocation, with a dedicated stress-test module that injects shocks and adds linear constraints before optimisation. The Persistence Layer holds generated YAML configurations, persistent job state and per-job logs, with results materialised under results/&lt;name&gt;/. The External Data Layer ingests open data: ECMWF ERA5 atmospheric reanalysis, Zenodo-hosted datasets, ENTSO-E TYNDP outputs, and GADM / NUTS administrative boundaries.</w:t>
+        <w:t>Figure 1 presents the six-layer architecture of the platform. The Presentation Layer (a React 19 client served by Next.js 16) is bilingual (English / Romanian) and exposes three control-room tabs. The API &amp; Service Layer consists of typed Next.js route handlers under /api/scenario/, /api/runs/ and /api/results/, structured as REST resources for portability. The Domain Logic Layer (TypeScript modules) encapsulates the scenario builder, the sequential job runner, the results handler and the runtime resolver, each with a single responsibility. The Workflow &amp; Optimisation Layer is Python: a Snakemake DAG orchestrates data retrieval, network assembly and solver invocation, with a dedicated stress-test module that injects shocks and adds linear constraints before optimisation. The Persistence Layer holds generated YAML configurations, persistent job state and per-job logs, with results materialised under results/&lt;name&gt;/. The External Data Layer ingests open data: ECMWF ERA5 atmospheric reanalysis, Zenodo-hosted datasets, ENTSO-E TYNDP outputs, and GADM / NUTS administrative boundaries.</w:t>
       </w:r>
     </w:p>
     <w:p>
@@ -240,6 +330,7 @@
         <w:pStyle w:val="KBOFigure"/>
       </w:pPr>
       <w:r>
+        <w:lastRenderedPageBreak/>
         <w:drawing>
           <wp:inline distT="0" distB="0" distL="0" distR="0" wp14:anchorId="311E7AD8" wp14:editId="5C9ABF5D">
             <wp:extent cx="5760085" cy="3884930"/>
@@ -317,14 +408,7 @@
         <w:pStyle w:val="KBOTextBody"/>
       </w:pPr>
       <w:r>
-        <w:t xml:space="preserve">The platform's interoperability claim hinges on a deterministic result contract. Every </w:t>
-      </w:r>
-      <w:r>
-        <w:t xml:space="preserve">comparison between a baseline and a stressed scenario must produce exactly seven CSVs: system_cost_comparison, </w:t>
-      </w:r>
-      <w:r>
-        <w:lastRenderedPageBreak/>
-        <w:t>generation_mix_mwh, lmp_summary_ro, ens_summary, curtailment_mwh, daily_net_imports_mwh and interconnector_flow_congestion. The dashboard hides any folder lacking one of these files; downstream tools therefore never confront partial outputs. Optional artefacts – a markdown assumptions file, PNG figures, drawio editable diagrams and SVG vector exports – are surfaced when present but never required for validity.</w:t>
+        <w:t>The platform's interoperability claim hinges on a deterministic result contract. Every comparison between a baseline and a stressed scenario must produce exactly seven CSVs: system_cost_comparison, generation_mix_mwh, lmp_summary_ro, ens_summary, curtailment_mwh, daily_net_imports_mwh and interconnector_flow_congestion. The dashboard hides any folder lacking one of these files; downstream tools therefore never confront partial outputs. Optional artefacts – a markdown assumptions file, PNG figures, drawio editable diagrams and SVG vector exports – are surfaced when present but never required for validity.</w:t>
       </w:r>
     </w:p>
     <w:p>
@@ -340,10 +424,7 @@
         <w:pStyle w:val="KBOTextBody"/>
       </w:pPr>
       <w:r>
-        <w:t xml:space="preserve">Figure 2 traces a scenario's lifecycle. The user configures the run through either form controls or direct YAML editing; both </w:t>
-      </w:r>
-      <w:r>
-        <w:t>surfaces are kept in sync within the dashboard. On enqueue, two YAML configurations are written: a baseline (stress disabled) and a scenario (stress enabled with shock parameters populated). The job is persisted and added to a sequential runner. Snakemake then unlocks the workflow, solves the baseline, solves the shocked scenario, and runs a comparison report. A baseline solve typically completes in seven to fifteen minutes; a paired run with comparison report typically completes in twenty to twenty-five minutes on a developer laptop with twenty clusters and hourly resolution.</w:t>
+        <w:t>Figure 2 traces a scenario's lifecycle. The user configures the run through either form controls or direct YAML editing; both surfaces are kept in sync within the dashboard. On enqueue, two YAML configurations are written: a baseline (stress disabled) and a scenario (stress enabled with shock parameters populated). The job is persisted and added to a sequential runner. Snakemake then unlocks the workflow, solves the baseline, solves the shocked scenario, and runs a comparison report. A baseline solve typically completes in seven to fifteen minutes; a paired run with comparison report typically completes in twenty to twenty-five minutes on a developer laptop with twenty clusters and hourly resolution.</w:t>
       </w:r>
     </w:p>
     <w:p>
@@ -364,6 +445,7 @@
         <w:pStyle w:val="KBOFigure"/>
       </w:pPr>
       <w:r>
+        <w:lastRenderedPageBreak/>
         <w:drawing>
           <wp:inline distT="0" distB="0" distL="0" distR="0" wp14:anchorId="178C6884" wp14:editId="6CFF30CD">
             <wp:extent cx="5760085" cy="2706370"/>
@@ -927,17 +1009,355 @@
         <w:pStyle w:val="KBOTextBody"/>
       </w:pPr>
       <w:r>
-        <w:t xml:space="preserve">We have argued that civilian-by-design, open-source energy-system modelling stacks are the most defensible substrate for </w:t>
-      </w:r>
-      <w:r>
-        <w:t>cross-pillar interoperability in critical-infrastructure security. The paper makes three contributions: a six-layer architecture for a paired-scenario stress-test platform built on PyPSA-Eur and a Next.js dashboard; a worked Romania winter case study that demonstrates the platform's quantitative envelope under cross-border isolation; and a mapping of the platform's artefacts to the European Interoperability Framework, augmented with a governance layer. Contemporary EU funding instruments – Horizon Europe Cluster 5, the EDF, CEF Energy and rescEU – already foresee the dual orientation; platforms that internalise the EIF obligations can be co-funded across instruments without architectural duplication. The route from civilian decarbonisation studies to defence-relevant resilience evidence runs through the same codebase; the differentiation is at the data and exploitation layer, not at the modelling core.</w:t>
-      </w:r>
+        <w:rPr>
+          <w:b/>
+        </w:rPr>
+        <w:t>Resilience and its measurement.</w:t>
+      </w:r>
+      <w:r>
+        <w:t xml:space="preserve"> This paper has treated resilience as an operational, measurable property rather than a rhetorical one. The platform's seven-CSV result contract surfaces five families of resilience indicators: a cost envelope (system_cost_comparison.csv) expressing </w:t>
+      </w:r>
+      <w:r>
+        <w:t>the macroeconomic cost of recovery; an unserved-energy envelope (ens_summary.csv) expressing the loss-of-service magnitude; a price envelope (lmp_summary_ro.csv) expressing the marginal stress placed on the wholesale layer; a generation-mix shift (generation_mix_mwh.csv) expressing the substitution effort exerted by the remaining controllable fleet; and a congestion-and-flow envelope (interconnector_flow_congestion.csv, daily_net_imports_mwh.csv) expressing the loss of cross-border buffering. Read together, these five indicators populate the standard recovery, absorption and adaptation triplet used in the resilience literature, with explicit quantities in SI units. Under the Romania winter envelope examined in Section 4, absorption is measured by the +570 M EUR additional system cost and the displacement of approximately 370 GWh of gas generation; loss of service is measured by 45.2 GWh of unserved energy concentrated in evening-peak hours and in the northern half of the country; the marginal-stress signal is the doubling of the locational marginal price from approximately 65 EUR/MWh to 145 EUR/MWh, with peaks rising from 180 EUR/MWh to 380 EUR/MWh; and the loss-of-buffering signal is the collapse of cross-border net imports to zero. Each indicator is reproducible from the same artefacts and is therefore inter-comparable across scenarios, across deployments and across borders.</w:t>
+      </w:r>
+    </w:p>
+    <w:p>
+      <w:pPr>
+        <w:pStyle w:val="KBOFigure"/>
+      </w:pPr>
+    </w:p>
+    <w:p>
+      <w:pPr>
+        <w:pStyle w:val="KBOFigure"/>
+        <w:sectPr>
+          <w:type w:val="continuous"/>
+          <w:pgSz w:w="11907" w:h="16840" w:code="9"/>
+          <w:pgMar w:top="1418" w:right="1418" w:bottom="1418" w:left="1418" w:header="1418" w:footer="1134" w:gutter="0"/>
+          <w:cols w:num="2" w:space="567"/>
+          <w:titlePg/>
+          <w:docGrid w:linePitch="360"/>
+        </w:sectPr>
+      </w:pPr>
+    </w:p>
+    <w:p>
+      <w:pPr>
+        <w:pStyle w:val="KBOFigure"/>
+        <w:sectPr>
+          <w:type w:val="continuous"/>
+          <w:pgSz w:w="11907" w:h="16840" w:code="9"/>
+          <w:pgMar w:top="1418" w:right="1418" w:bottom="1418" w:left="1418" w:header="1418" w:footer="1134" w:gutter="0"/>
+          <w:cols w:space="567"/>
+          <w:titlePg/>
+          <w:docGrid w:linePitch="360"/>
+        </w:sectPr>
+      </w:pPr>
+      <w:r>
+        <w:lastRenderedPageBreak/>
+        <w:drawing>
+          <wp:inline distT="0" distB="0" distL="0" distR="0" wp14:anchorId="50AD9A11" wp14:editId="2FCCE958">
+            <wp:extent cx="5765800" cy="3375136"/>
+            <wp:effectExtent l="0" t="0" r="6350" b="0"/>
+            <wp:docPr id="118172748" name="Picture 1"/>
+            <wp:cNvGraphicFramePr>
+              <a:graphicFrameLocks xmlns:a="http://schemas.openxmlformats.org/drawingml/2006/main" noChangeAspect="1"/>
+            </wp:cNvGraphicFramePr>
+            <a:graphic xmlns:a="http://schemas.openxmlformats.org/drawingml/2006/main">
+              <a:graphicData uri="http://schemas.openxmlformats.org/drawingml/2006/picture">
+                <pic:pic xmlns:pic="http://schemas.openxmlformats.org/drawingml/2006/picture">
+                  <pic:nvPicPr>
+                    <pic:cNvPr id="118172748" name=""/>
+                    <pic:cNvPicPr/>
+                  </pic:nvPicPr>
+                  <pic:blipFill>
+                    <a:blip r:embed="rId19">
+                      <a:extLst>
+                        <a:ext uri="{28A0092B-C50C-407E-A947-70E740481C1C}">
+                          <a14:useLocalDpi xmlns:a14="http://schemas.microsoft.com/office/drawing/2010/main" val="0"/>
+                        </a:ext>
+                      </a:extLst>
+                    </a:blip>
+                    <a:stretch>
+                      <a:fillRect/>
+                    </a:stretch>
+                  </pic:blipFill>
+                  <pic:spPr>
+                    <a:xfrm>
+                      <a:off x="0" y="0"/>
+                      <a:ext cx="5765800" cy="3375136"/>
+                    </a:xfrm>
+                    <a:prstGeom prst="rect">
+                      <a:avLst/>
+                    </a:prstGeom>
+                  </pic:spPr>
+                </pic:pic>
+              </a:graphicData>
+            </a:graphic>
+          </wp:inline>
+        </w:drawing>
+      </w:r>
+    </w:p>
+    <w:p>
+      <w:pPr>
+        <w:pStyle w:val="KBOFigure"/>
+      </w:pPr>
+    </w:p>
+    <w:p>
+      <w:pPr>
+        <w:pStyle w:val="KBOCaptionFigure"/>
+        <w:sectPr>
+          <w:type w:val="continuous"/>
+          <w:pgSz w:w="11907" w:h="16840" w:code="9"/>
+          <w:pgMar w:top="1418" w:right="1418" w:bottom="1418" w:left="1418" w:header="1418" w:footer="1134" w:gutter="0"/>
+          <w:cols w:num="2" w:space="567"/>
+          <w:titlePg/>
+          <w:docGrid w:linePitch="360"/>
+        </w:sectPr>
+      </w:pPr>
+    </w:p>
+    <w:p>
+      <w:pPr>
+        <w:pStyle w:val="KBOCaptionFigure"/>
+      </w:pPr>
+      <w:r>
+        <w:t>Figure 6: Operational definition of resilience measured by the platform. The recovery / absorption / adaptation axes are mapped to the seven-CSV result contract, with magnitudes observed for the Romania winter envelope.</w:t>
+      </w:r>
+    </w:p>
+    <w:p>
+      <w:pPr>
+        <w:pStyle w:val="KBOFigure"/>
+        <w:sectPr>
+          <w:type w:val="continuous"/>
+          <w:pgSz w:w="11907" w:h="16840" w:code="9"/>
+          <w:pgMar w:top="1418" w:right="1418" w:bottom="1418" w:left="1418" w:header="1418" w:footer="1134" w:gutter="0"/>
+          <w:cols w:space="567"/>
+          <w:titlePg/>
+          <w:docGrid w:linePitch="360"/>
+        </w:sectPr>
+      </w:pPr>
+    </w:p>
+    <w:p>
+      <w:pPr>
+        <w:pStyle w:val="KBOFigure"/>
+      </w:pPr>
+    </w:p>
+    <w:p>
+      <w:pPr>
+        <w:pStyle w:val="KBOTextBody"/>
+      </w:pPr>
+      <w:r>
+        <w:rPr>
+          <w:b/>
+        </w:rPr>
+        <w:t>Finding 1 — A six-layer architecture for paired-scenario stress testing is feasible on an open substrate.</w:t>
+      </w:r>
+      <w:r>
+        <w:t xml:space="preserve"> The platform demonstrates that a Presentation, API, Domain Logic, Workflow and Optimisation, Persistence and External Data stack can be assembled around </w:t>
+      </w:r>
+      <w:proofErr w:type="spellStart"/>
+      <w:r>
+        <w:t>PyPSA-Eur</w:t>
+      </w:r>
+      <w:proofErr w:type="spellEnd"/>
+      <w:r>
+        <w:t xml:space="preserve"> and a Next.js dashboard without modifying the optimisation core. The architecture is reproducible on a developer workstation and produces a paired baseline-plus-stressed run with the comparison report in twenty to twenty-five minutes at twenty spatial clusters and hourly resolution. The architecture is therefore a candidate substrate for national risk-assessment work under Directive (EU) 2022/2557 [8] without bespoke development per analyst.</w:t>
+      </w:r>
+    </w:p>
+    <w:p>
+      <w:pPr>
+        <w:pStyle w:val="KBOTextBody"/>
+      </w:pPr>
+      <w:r>
+        <w:rPr>
+          <w:b/>
+        </w:rPr>
+        <w:t xml:space="preserve">Finding 2 — Compact orthogonal shocks already produce CER-Directive-grade </w:t>
+      </w:r>
+      <w:r>
+        <w:rPr>
+          <w:b/>
+        </w:rPr>
+        <w:t>evidence.</w:t>
+      </w:r>
+      <w:r>
+        <w:t xml:space="preserve"> Five orthogonal shock channels — load multiplier, hydro reduction, gas capacity reduction, SCADA-proxy ramp-rate constraints and directional import caps — combine into a parameter space whose envelopes are interpretable for resilience decision-making. The Romania winter case study confirms that even moderate simultaneous derating, combined with electrical isolation, produces order-of-magnitude resilience signals (≈45 GWh of unserved energy; +31 % system-cost increase; doubling of locational marginal price) on a single weekly window. The finding is that compact shock taxonomies are sufficient as the measurement instrument for the recovery, absorption and adaptation axes — provided the result schema is contractual.</w:t>
+      </w:r>
+    </w:p>
+    <w:p>
+      <w:pPr>
+        <w:pStyle w:val="KBOTextBody"/>
+      </w:pPr>
+      <w:r>
+        <w:rPr>
+          <w:b/>
+        </w:rPr>
+        <w:t xml:space="preserve">Proposal 1 — A governance layer should be added to the European </w:t>
+      </w:r>
+      <w:r>
+        <w:rPr>
+          <w:b/>
+        </w:rPr>
+        <w:lastRenderedPageBreak/>
+        <w:t>Interoperability Framework for critical-infrastructure modelling.</w:t>
+      </w:r>
+      <w:r>
+        <w:t xml:space="preserve"> The four-layer European Interoperability Framework [3] is necessary but not sufficient for security-relevant deployment. We propose a fifth, cross-cutting governance layer that bundles persistent job state, immutable templates, per-run logs and a machine-readable assumptions-and-limitations object into a verifiable audit envelope. The proposal turns interoperability into a property that can be audited, not only claimed — which is the threshold a national risk assessment under the Critical Entities Resilience Directive must meet to be admissible.</w:t>
+      </w:r>
+    </w:p>
+    <w:p>
+      <w:pPr>
+        <w:pStyle w:val="KBOTextBody"/>
+      </w:pPr>
+      <w:r>
+        <w:rPr>
+          <w:b/>
+        </w:rPr>
+        <w:t>Proposal 2 — Civilian-by-design platforms should be the default substrate for cross-pillar EU funding in critical-infrastructure security.</w:t>
+      </w:r>
+      <w:r>
+        <w:t xml:space="preserve"> The route from </w:t>
+      </w:r>
+      <w:r>
+        <w:t xml:space="preserve">civilian decarbonisation studies to defence-relevant resilience evidence runs through the same codebase; the differentiation is at the data and exploitation layer, not at the modelling core. Civilian-by-design open platforms therefore satisfy the public-domain carve-out under Regulation (EU) 2021/821 [4] by construction, and let Horizon Europe Cluster 5, the European Defence Fund, the Connecting Europe Facility and </w:t>
+      </w:r>
+      <w:proofErr w:type="spellStart"/>
+      <w:r>
+        <w:t>rescEU</w:t>
+      </w:r>
+      <w:proofErr w:type="spellEnd"/>
+      <w:r>
+        <w:t xml:space="preserve"> finance complementary deliverables of a single architecture rather than four parallel architectures. We propose that this single-substrate posture be made an explicit eligibility criterion in the next work-programme cycle of each of these four instruments.</w:t>
+      </w:r>
+    </w:p>
+    <w:p>
+      <w:pPr>
+        <w:pStyle w:val="KBOFigure"/>
+      </w:pPr>
+    </w:p>
+    <w:p>
+      <w:pPr>
+        <w:pStyle w:val="KBOFigure"/>
+        <w:sectPr>
+          <w:type w:val="continuous"/>
+          <w:pgSz w:w="11907" w:h="16840" w:code="9"/>
+          <w:pgMar w:top="1418" w:right="1418" w:bottom="1418" w:left="1418" w:header="1418" w:footer="1134" w:gutter="0"/>
+          <w:cols w:num="2" w:space="567"/>
+          <w:titlePg/>
+          <w:docGrid w:linePitch="360"/>
+        </w:sectPr>
+      </w:pPr>
+    </w:p>
+    <w:p>
+      <w:pPr>
+        <w:pStyle w:val="KBOFigure"/>
+        <w:spacing w:before="240" w:after="100" w:afterAutospacing="1"/>
+        <w:sectPr>
+          <w:type w:val="continuous"/>
+          <w:pgSz w:w="11907" w:h="16840" w:code="9"/>
+          <w:pgMar w:top="1418" w:right="1418" w:bottom="1418" w:left="1418" w:header="1418" w:footer="1134" w:gutter="0"/>
+          <w:cols w:space="567"/>
+          <w:titlePg/>
+          <w:docGrid w:linePitch="360"/>
+        </w:sectPr>
+      </w:pPr>
+      <w:r>
+        <w:drawing>
+          <wp:inline distT="0" distB="0" distL="0" distR="0" wp14:anchorId="67532316" wp14:editId="21533511">
+            <wp:extent cx="5765800" cy="3578539"/>
+            <wp:effectExtent l="0" t="0" r="6350" b="3175"/>
+            <wp:docPr id="1348870648" name="Picture 2"/>
+            <wp:cNvGraphicFramePr>
+              <a:graphicFrameLocks xmlns:a="http://schemas.openxmlformats.org/drawingml/2006/main" noChangeAspect="1"/>
+            </wp:cNvGraphicFramePr>
+            <a:graphic xmlns:a="http://schemas.openxmlformats.org/drawingml/2006/main">
+              <a:graphicData uri="http://schemas.openxmlformats.org/drawingml/2006/picture">
+                <pic:pic xmlns:pic="http://schemas.openxmlformats.org/drawingml/2006/picture">
+                  <pic:nvPicPr>
+                    <pic:cNvPr id="1348870648" name=""/>
+                    <pic:cNvPicPr/>
+                  </pic:nvPicPr>
+                  <pic:blipFill>
+                    <a:blip r:embed="rId20">
+                      <a:extLst>
+                        <a:ext uri="{28A0092B-C50C-407E-A947-70E740481C1C}">
+                          <a14:useLocalDpi xmlns:a14="http://schemas.microsoft.com/office/drawing/2010/main" val="0"/>
+                        </a:ext>
+                      </a:extLst>
+                    </a:blip>
+                    <a:stretch>
+                      <a:fillRect/>
+                    </a:stretch>
+                  </pic:blipFill>
+                  <pic:spPr>
+                    <a:xfrm>
+                      <a:off x="0" y="0"/>
+                      <a:ext cx="5765800" cy="3578539"/>
+                    </a:xfrm>
+                    <a:prstGeom prst="rect">
+                      <a:avLst/>
+                    </a:prstGeom>
+                  </pic:spPr>
+                </pic:pic>
+              </a:graphicData>
+            </a:graphic>
+          </wp:inline>
+        </w:drawing>
+      </w:r>
+    </w:p>
+    <w:p>
+      <w:pPr>
+        <w:pStyle w:val="KBOFigure"/>
+      </w:pPr>
+    </w:p>
+    <w:p>
+      <w:pPr>
+        <w:pStyle w:val="KBOCaptionFigure"/>
+        <w:sectPr>
+          <w:type w:val="continuous"/>
+          <w:pgSz w:w="11907" w:h="16840" w:code="9"/>
+          <w:pgMar w:top="1418" w:right="1418" w:bottom="1418" w:left="1418" w:header="1418" w:footer="1134" w:gutter="0"/>
+          <w:cols w:num="2" w:space="567"/>
+          <w:titlePg/>
+          <w:docGrid w:linePitch="360"/>
+        </w:sectPr>
+      </w:pPr>
+    </w:p>
+    <w:p>
+      <w:pPr>
+        <w:pStyle w:val="KBOCaptionFigure"/>
+      </w:pPr>
+      <w:r>
+        <w:t>Figure 7: Mapping of the three research questions to the corresponding findings and proposals in the Conclusions.</w:t>
+      </w:r>
+    </w:p>
+    <w:p>
+      <w:pPr>
+        <w:pStyle w:val="KBOFigure"/>
+      </w:pPr>
+    </w:p>
+    <w:p/>
+    <w:p>
+      <w:pPr>
+        <w:sectPr>
+          <w:type w:val="continuous"/>
+          <w:pgSz w:w="11907" w:h="16840" w:code="9"/>
+          <w:pgMar w:top="1418" w:right="1418" w:bottom="1418" w:left="1418" w:header="1418" w:footer="1134" w:gutter="0"/>
+          <w:cols w:space="567"/>
+          <w:titlePg/>
+          <w:docGrid w:linePitch="360"/>
+        </w:sectPr>
+      </w:pPr>
+    </w:p>
+    <w:p>
+      <w:pPr>
+        <w:pStyle w:val="KBOFigure"/>
+      </w:pPr>
     </w:p>
     <w:p>
       <w:pPr>
         <w:pStyle w:val="KBOHeading1"/>
       </w:pPr>
       <w:r>
+        <w:lastRenderedPageBreak/>
         <w:t>Acknowledgements</w:t>
       </w:r>
     </w:p>
@@ -946,7 +1366,10 @@
         <w:pStyle w:val="KBOTextBody"/>
       </w:pPr>
       <w:r>
-        <w:t>The author thanks the PyPSA-Eur open-source community for an exceptionally well-structured modelling substrate, and the Romanian academic community for ongoing exchanges on national grid resilience. Computational work was carried out on locally-managed resources; no institutional funding is reported.</w:t>
+        <w:t xml:space="preserve">The author thanks the PyPSA-Eur open-source community for an exceptionally well-structured modelling substrate, and the Romanian academic community for ongoing </w:t>
+      </w:r>
+      <w:r>
+        <w:t>exchanges on national grid resilience. Computational work was carried out on locally-managed resources; no institutional funding is reported.</w:t>
       </w:r>
     </w:p>
     <w:p>
@@ -1015,7 +1438,6 @@
         <w:pStyle w:val="KBOReferences"/>
       </w:pPr>
       <w:r>
-        <w:lastRenderedPageBreak/>
         <w:t>[6] Breque M., De Nul L., Petridis A. Industry 5.0 – Towards a sustainable, human-centric and resilient European industry. Luxembourg: Publications Office of the European Union; 2021.</w:t>
       </w:r>
     </w:p>

--- a/vault/papers/KBOPieleManescu.docx
+++ b/vault/papers/KBOPieleManescu.docx
@@ -45,13 +45,15 @@
         <w:t xml:space="preserve">Abstract: </w:t>
       </w:r>
       <w:r>
-        <w:t>European energy systems are simultaneously a foundation for civilian welfare and a high-value target for hybrid disruption. This paper argues that open-source energy-system modelling stacks exemplified by PyPSA-Eur with the Romania-specific Vi</w:t>
-      </w:r>
-      <w:r>
-        <w:t>s</w:t>
-      </w:r>
-      <w:r>
-        <w:t xml:space="preserve">ualizer dashboard qualify as dual-use technologies whose maturation supports both Industry 5.0 resilience objectives and contemporary security funding agendas. We describe a six-layer web platform that turns multi-shock stress-tests into a deterministic, reproducible workflow accessible to non-coding analysts. A worked Romania winter case study quantifies the country's exposure under a hybrid disruption: a 30 % demand surge combined with a complete cross-border import cap and partial gas / hydro derating produces approximately 45 GWh of energy not served and a 31 % system-cost increase over a single winter week. We map these capabilities onto the four-layer European Interoperability Framework, identify EU funding instruments Horizon Europe, the European Defence Fund, the Connecting Europe Facility and </w:t>
+        <w:t xml:space="preserve">European energy systems are simultaneously a foundation for civilian welfare and a high-value target for hybrid disruption. This paper argues that open-source energy-system modelling stacks exemplified by PyPSA-Eur with the Romania-specific </w:t>
+      </w:r>
+      <w:proofErr w:type="spellStart"/>
+      <w:r>
+        <w:t>Vizualizer</w:t>
+      </w:r>
+      <w:proofErr w:type="spellEnd"/>
+      <w:r>
+        <w:t xml:space="preserve"> dashboard qualify as dual-use technologies whose maturation supports both Industry 5.0 resilience objectives and contemporary security funding agendas. We describe a six-layer web platform that turns multi-shock stress-tests into a deterministic, reproducible workflow accessible to non-coding analysts. A worked Romania winter case study quantifies the country's exposure under a hybrid disruption: a 30 % demand surge combined with a complete cross-border import cap and partial gas / hydro derating produces approximately 45 GWh of energy not served and a 31 % system-cost increase over a single winter week. We map these capabilities onto the four-layer European Interoperability Framework, identify EU funding instruments Horizon Europe, the European Defence Fund, the Connecting Europe Facility and </w:t>
       </w:r>
       <w:proofErr w:type="spellStart"/>
       <w:r>
@@ -101,10 +103,10 @@
         <w:pStyle w:val="KBOTextBody"/>
       </w:pPr>
       <w:r>
-        <w:t xml:space="preserve">Energy systems sit at the intersection of two contemporary policy concerns. They are the prototypical complex socio-technical systems whose disruption cascades through every other sector, and their digital control surfaces have become a contested domain in hybrid conflict [1], [2]. Romania's exposure is illustrative: as a south-eastern frontier of the European synchronous area, with active interconnection to Bulgaria, Hungary and Serbia, it operates in a region where physical, market and informational disruptions are no longer hypothetical. The 2022–2024 European energy-security crisis exposed the cost of modelling deficits — </w:t>
-      </w:r>
-      <w:r>
-        <w:t>analyses produced under emergency conditions had no shared interoperability surface for cross-checking results between ministries, transmission operators, regulators and defence agencies.</w:t>
+        <w:t xml:space="preserve">Energy systems sit at the intersection of two contemporary policy concerns: they are the prototypical complex socio-technical systems whose disruption cascades through every other sector, and their digital control surfaces have become a contested domain in hybrid conflict [1], [2]. Romania, as a south-eastern frontier of the European synchronous area with active interconnection to Bulgaria, Hungary and Serbia, operates in a region where physical, market and informational disruptions are no longer hypothetical. The 2022–2024 European energy-security crisis exposed the cost of modelling deficits — emergency analyses had no shared </w:t>
+      </w:r>
+      <w:r>
+        <w:t>interoperability surface for cross-checking results between ministries, transmission operators, regulators and defence agencies.</w:t>
       </w:r>
     </w:p>
     <w:p>
@@ -112,7 +114,7 @@
         <w:pStyle w:val="KBOTextBody"/>
       </w:pPr>
       <w:r>
-        <w:t xml:space="preserve">This paper investigates whether an open-source energy-system modelling stack — instantiated here by </w:t>
+        <w:t xml:space="preserve">This paper investigates whether an open-source energy-system modelling stack — instantiated by </w:t>
       </w:r>
       <w:proofErr w:type="spellStart"/>
       <w:r>
@@ -120,7 +122,7 @@
       </w:r>
       <w:proofErr w:type="spellEnd"/>
       <w:r>
-        <w:t xml:space="preserve"> and a Romania-specific orchestration dashboard — can serve as a verifiable substrate for technical interoperability in the security of critical infrastructure. The investigation is grounded in an instantiated platform. </w:t>
+        <w:t xml:space="preserve"> and a Romania-specific orchestration dashboard — can serve as a verifiable substrate for technical interoperability in critical-infrastructure security. </w:t>
       </w:r>
       <w:proofErr w:type="spellStart"/>
       <w:r>
@@ -128,7 +130,7 @@
       </w:r>
       <w:proofErr w:type="spellEnd"/>
       <w:r>
-        <w:t xml:space="preserve"> is an open European power-system optimisation model, built on the </w:t>
+        <w:t xml:space="preserve"> is an open European power-system optimisation model built on the </w:t>
       </w:r>
       <w:proofErr w:type="spellStart"/>
       <w:r>
@@ -144,11 +146,11 @@
       </w:r>
       <w:proofErr w:type="spellEnd"/>
       <w:r>
-        <w:t xml:space="preserve"> workflow orchestrating data preparation, network </w:t>
+        <w:t xml:space="preserve"> workflow orchestrating data preparation, network assembly and optimisation [5]. We add a Romania-specific extension exposing a stress-test interface designed for security-relevant simulation: synthetic load </w:t>
       </w:r>
       <w:r>
         <w:lastRenderedPageBreak/>
-        <w:t>assembly and optimisation [5]. To this substrate we have added a Romania-specific extension that consumes the same data pipeline but exposes a stress-test interface designed for security-relevant simulation: synthetic load multipliers, hydro and gas capacity reductions, ramp-rate constraints proxying SCADA limits, and directional caps on cross-border interconnections. A web dashboard (“</w:t>
+        <w:t>multipliers, hydro and gas capacity reductions, ramp-rate constraints proxying SCADA limits, and directional caps on cross-border interconnections. A web dashboard ("</w:t>
       </w:r>
       <w:proofErr w:type="spellStart"/>
       <w:r>
@@ -156,7 +158,7 @@
       </w:r>
       <w:proofErr w:type="spellEnd"/>
       <w:r>
-        <w:t>”) provides a three-tab control room — scenario builder, run queue, results viewer — that allows non-coding analysts to assemble paired baseline / stressed runs, monitor execution, and inspect results that satisfy a deterministic seven-CSV contract.</w:t>
+        <w:t>") provides a three-tab control room — scenario builder, run queue, results viewer — that allows non-coding analysts to assemble paired baseline/stressed runs and inspect results satisfying a deterministic seven-CSV contract.</w:t>
       </w:r>
     </w:p>
     <w:p>
@@ -222,10 +224,63 @@
         <w:pStyle w:val="KBOTextBody"/>
       </w:pPr>
       <w:r>
-        <w:t xml:space="preserve">The remainder of the paper is organised to answer these questions in turn. Section 2 reviews Industry 5.0, the EU regulatory frame for critical infrastructure, and dual-use export controls. Section 3 details the </w:t>
-      </w:r>
-      <w:r>
-        <w:t>platform architecture and lifecycle. Section 4 presents a Romania winter cross-border-isolation case study and the resilience metrics it produces. Section 5 discusses dual-use applicability. Section 6 surveys the funding mechanisms relevant to such a platform. Section 7 maps the platform onto the European Interoperability Framework layers. Section 8 closes with limitations and avenues for further work, before Section 9 returns to the three research questions in the form of evidenced findings and forward-looking proposals.</w:t>
+        <w:t>The paper follows an IMRAD structure: Section 2 details the platform's architecture, result contract and stress-test taxonomy; Section 3 presents a Romania winter cross-border-isolation case study; Section 4 discusses dual-use applicability, EU funding alignment, mapping to the European Interoperability Framework, and limitations; Section 5 returns to the three research questions in concluding form.</w:t>
+      </w:r>
+    </w:p>
+    <w:p>
+      <w:pPr>
+        <w:pStyle w:val="KBOHeading2"/>
+      </w:pPr>
+      <w:r>
+        <w:t>1.1. Background</w:t>
+      </w:r>
+    </w:p>
+    <w:p>
+      <w:pPr>
+        <w:pStyle w:val="KBOHeading2"/>
+      </w:pPr>
+      <w:r>
+        <w:t>1.1.1. Industry 5.0 and resilience</w:t>
+      </w:r>
+    </w:p>
+    <w:p>
+      <w:pPr>
+        <w:pStyle w:val="KBOTextBody"/>
+      </w:pPr>
+      <w:r>
+        <w:t>Industry 5.0 augments the productivity-centric Industry 4.0 narrative with three explicit pillars: human-centricity, sustainability and resilience [6]. Energy systems embody all three — supply continuity is a precondition for every other public service, decarbonisation is the largest single lever for European emissions reductions, and cascading disruption dynamics affect every linked sector.</w:t>
+      </w:r>
+    </w:p>
+    <w:p>
+      <w:pPr>
+        <w:pStyle w:val="KBOHeading2"/>
+      </w:pPr>
+      <w:r>
+        <w:t>1.1.2. EU regulatory frame</w:t>
+      </w:r>
+    </w:p>
+    <w:p>
+      <w:pPr>
+        <w:pStyle w:val="KBOTextBody"/>
+      </w:pPr>
+      <w:r>
+        <w:t>Three legal instruments converge here. NIS2 (Directive (EU) 2022/2555) sets cybersecurity obligations on operators of essential services [7]. The Critical Entities Resilience Directive (Directive (EU) 2022/2557) extends those obligations to physical and hybrid threats and requires national risk assessments [8]. The Recast Dual-Use Regulation (Regulation (EU) 2021/821) governs cross-border transfer of dual-use items with a public-domain carve-out for openly published software [4]. The interplay matters: NIS2 imposes a defensive posture, the CER Directive demands quantitative resilience evidence, and the dual-use regulation determines whether modelling platforms can circulate freely.</w:t>
+      </w:r>
+    </w:p>
+    <w:p>
+      <w:pPr>
+        <w:pStyle w:val="KBOHeading2"/>
+      </w:pPr>
+      <w:r>
+        <w:t>1.1.3. Open modelling stacks</w:t>
+      </w:r>
+    </w:p>
+    <w:p>
+      <w:pPr>
+        <w:pStyle w:val="KBOTextBody"/>
+      </w:pPr>
+      <w:r>
+        <w:t>Closed proprietary models force national authorities into vendor lock-in and impede cross-border peer review. Open models invert that dynamic: they are inspectable, reproducible and compatible with the open-data obligations attached to Horizon Europe [9], [10], and satisfy the dual-use public-domain carve-out by construction. The marginal cost of additional dual-use capability is bounded by integration work rather than relicensing of the modelling core.</w:t>
       </w:r>
     </w:p>
     <w:p>
@@ -233,7 +288,7 @@
         <w:pStyle w:val="KBOHeading1"/>
       </w:pPr>
       <w:r>
-        <w:t>2. Background</w:t>
+        <w:t>2. Methods</w:t>
       </w:r>
     </w:p>
     <w:p>
@@ -241,7 +296,7 @@
         <w:pStyle w:val="KBOHeading2"/>
       </w:pPr>
       <w:r>
-        <w:t>2.1. Industry 5.0 and critical-infrastructure resilience</w:t>
+        <w:t>2.1. Layered system overview</w:t>
       </w:r>
     </w:p>
     <w:p>
@@ -249,67 +304,62 @@
         <w:pStyle w:val="KBOTextBody"/>
       </w:pPr>
       <w:r>
-        <w:t>Industry 5.0, in the European Commission's reformulation, augments the productivity-centric Industry 4.0 narrative with three explicit pillars: human-centricity, sustainability and resilience [6]. Energy systems are the canonical embodiment of all three. They are human-centric in the sense that supply continuity is a precondition for every other public service. They are sustainable in the sense that their decarbonisation is the largest single lever for European emissions reductions. And they are resilient – or fail to be – under the cascading dynamics that affect every linked sector. Figure 3 organises the typical risk surface that an Industry 5.0 lens applies to European energy systems.</w:t>
-      </w:r>
-    </w:p>
-    <w:p>
-      <w:pPr>
-        <w:pStyle w:val="KBOHeading2"/>
-      </w:pPr>
-      <w:r>
-        <w:t>2.2. The EU regulatory frame</w:t>
-      </w:r>
-    </w:p>
-    <w:p>
-      <w:pPr>
-        <w:pStyle w:val="KBOTextBody"/>
-      </w:pPr>
-      <w:r>
-        <w:t xml:space="preserve">Three legal instruments converge on the platform discussed here. The Network and Information Systems (NIS2) Directive (Directive (EU) 2022/2555) sets cybersecurity obligations on operators of essential services, including transmission and distribution system operators [7]. The Critical Entities Resilience Directive (Directive (EU) 2022/2557) extends those obligations to physical and hybrid threats and requires national risk assessments that identify dependencies, vulnerabilities and stress scenarios [8]. The Recast Dual-Use </w:t>
+        <w:t>Figure 1 shows the six-layer architecture. The Presentation Layer (React 19 / Next.js 16, bilingual EN/RO) exposes three control-</w:t>
       </w:r>
       <w:r>
         <w:lastRenderedPageBreak/>
-        <w:t>Regulation (Regulation (EU) 2021/821) governs the export and intra-Union transfer of dual-use items, with a public-domain carve-out for openly published software and data [4]. The interplay of the three is significant: NIS2 imposes a defensive posture, the CER Directive demands quantitative resilience evidence, and the dual-use regulation determines whether modelling platforms can circulate freely across borders.</w:t>
-      </w:r>
-    </w:p>
-    <w:p>
-      <w:pPr>
-        <w:pStyle w:val="KBOHeading2"/>
-      </w:pPr>
-      <w:r>
-        <w:t>2.3. Why open modelling stacks matter</w:t>
-      </w:r>
-    </w:p>
-    <w:p>
-      <w:pPr>
-        <w:pStyle w:val="KBOTextBody"/>
-      </w:pPr>
-      <w:r>
-        <w:t>Closed, proprietary models force national authorities into vendor lock-in and impede cross-border peer review. Open models invert that dynamic: they are inspectable, reproducible, and naturally compatible with the open-data obligations attached to Horizon Europe and other EU R&amp;I instruments [9], [10]. They also satisfy the dual-use public-domain carve-out by construction. The corollary is that the marginal cost of producing additional dual-use capability – for example, a national stress-test playbook – is bounded by the cost of integration work rather than by relicensing or re-engineering of the modelling core.</w:t>
-      </w:r>
-    </w:p>
-    <w:p>
-      <w:pPr>
-        <w:pStyle w:val="KBOHeading1"/>
-      </w:pPr>
-      <w:r>
-        <w:t>3. Platform architecture</w:t>
-      </w:r>
-    </w:p>
-    <w:p>
-      <w:pPr>
-        <w:pStyle w:val="KBOHeading2"/>
-      </w:pPr>
-      <w:r>
-        <w:t>3.1. Layered system overview</w:t>
-      </w:r>
-    </w:p>
-    <w:p>
-      <w:pPr>
-        <w:pStyle w:val="KBOTextBody"/>
-      </w:pPr>
-      <w:r>
-        <w:t>Figure 1 presents the six-layer architecture of the platform. The Presentation Layer (a React 19 client served by Next.js 16) is bilingual (English / Romanian) and exposes three control-room tabs. The API &amp; Service Layer consists of typed Next.js route handlers under /api/scenario/, /api/runs/ and /api/results/, structured as REST resources for portability. The Domain Logic Layer (TypeScript modules) encapsulates the scenario builder, the sequential job runner, the results handler and the runtime resolver, each with a single responsibility. The Workflow &amp; Optimisation Layer is Python: a Snakemake DAG orchestrates data retrieval, network assembly and solver invocation, with a dedicated stress-test module that injects shocks and adds linear constraints before optimisation. The Persistence Layer holds generated YAML configurations, persistent job state and per-job logs, with results materialised under results/&lt;name&gt;/. The External Data Layer ingests open data: ECMWF ERA5 atmospheric reanalysis, Zenodo-hosted datasets, ENTSO-E TYNDP outputs, and GADM / NUTS administrative boundaries.</w:t>
+        <w:t>room tabs. The API &amp; Service Layer comprises typed Next.js route handlers under /</w:t>
+      </w:r>
+      <w:proofErr w:type="spellStart"/>
+      <w:r>
+        <w:t>api</w:t>
+      </w:r>
+      <w:proofErr w:type="spellEnd"/>
+      <w:r>
+        <w:t>/scenario/, /</w:t>
+      </w:r>
+      <w:proofErr w:type="spellStart"/>
+      <w:r>
+        <w:t>api</w:t>
+      </w:r>
+      <w:proofErr w:type="spellEnd"/>
+      <w:r>
+        <w:t>/runs/ and /</w:t>
+      </w:r>
+      <w:proofErr w:type="spellStart"/>
+      <w:r>
+        <w:t>api</w:t>
+      </w:r>
+      <w:proofErr w:type="spellEnd"/>
+      <w:r>
+        <w:t xml:space="preserve">/results/, structured as REST resources. The Domain Logic Layer (TypeScript modules) encapsulates the scenario builder, sequential job runner, results handler and runtime resolver. The Workflow &amp; Optimisation Layer is Python: </w:t>
+      </w:r>
+      <w:proofErr w:type="gramStart"/>
+      <w:r>
+        <w:t>a</w:t>
+      </w:r>
+      <w:proofErr w:type="gramEnd"/>
+      <w:r>
+        <w:t xml:space="preserve"> </w:t>
+      </w:r>
+      <w:proofErr w:type="spellStart"/>
+      <w:r>
+        <w:t>Snakemake</w:t>
+      </w:r>
+      <w:proofErr w:type="spellEnd"/>
+      <w:r>
+        <w:t xml:space="preserve"> DAG orchestrates data retrieval, network </w:t>
+      </w:r>
+      <w:r>
+        <w:t xml:space="preserve">assembly and solver invocation, with a dedicated stress-test module injecting shocks and linear constraints before optimisation. The Persistence Layer holds generated YAML configurations, job state and logs, with results materialised under results/{name}/. The External Data Layer ingests ECMWF ERA5 reanalysis, </w:t>
+      </w:r>
+      <w:proofErr w:type="spellStart"/>
+      <w:r>
+        <w:t>Zenodo</w:t>
+      </w:r>
+      <w:proofErr w:type="spellEnd"/>
+      <w:r>
+        <w:t xml:space="preserve"> datasets, ENTSO-E TYNDP outputs and GADM/NUTS administrative boundaries.</w:t>
       </w:r>
     </w:p>
     <w:p>
@@ -330,7 +380,6 @@
         <w:pStyle w:val="KBOFigure"/>
       </w:pPr>
       <w:r>
-        <w:lastRenderedPageBreak/>
         <w:drawing>
           <wp:inline distT="0" distB="0" distL="0" distR="0" wp14:anchorId="311E7AD8" wp14:editId="5C9ABF5D">
             <wp:extent cx="5760085" cy="3884930"/>
@@ -400,7 +449,7 @@
         <w:pStyle w:val="KBOHeading2"/>
       </w:pPr>
       <w:r>
-        <w:t>3.2. The seven-CSV result contract</w:t>
+        <w:t>2.2. The seven-CSV result contract</w:t>
       </w:r>
     </w:p>
     <w:p>
@@ -408,7 +457,71 @@
         <w:pStyle w:val="KBOTextBody"/>
       </w:pPr>
       <w:r>
-        <w:t>The platform's interoperability claim hinges on a deterministic result contract. Every comparison between a baseline and a stressed scenario must produce exactly seven CSVs: system_cost_comparison, generation_mix_mwh, lmp_summary_ro, ens_summary, curtailment_mwh, daily_net_imports_mwh and interconnector_flow_congestion. The dashboard hides any folder lacking one of these files; downstream tools therefore never confront partial outputs. Optional artefacts – a markdown assumptions file, PNG figures, drawio editable diagrams and SVG vector exports – are surfaced when present but never required for validity.</w:t>
+        <w:t xml:space="preserve">The interoperability claim hinges on a deterministic result contract. Every paired comparison must produce exactly seven CSVs: </w:t>
+      </w:r>
+      <w:proofErr w:type="spellStart"/>
+      <w:r>
+        <w:t>system_cost_comparison</w:t>
+      </w:r>
+      <w:proofErr w:type="spellEnd"/>
+      <w:r>
+        <w:t xml:space="preserve">, </w:t>
+      </w:r>
+      <w:proofErr w:type="spellStart"/>
+      <w:r>
+        <w:t>generation_mix_mwh</w:t>
+      </w:r>
+      <w:proofErr w:type="spellEnd"/>
+      <w:r>
+        <w:t xml:space="preserve">, </w:t>
+      </w:r>
+      <w:proofErr w:type="spellStart"/>
+      <w:r>
+        <w:t>lmp_summary_ro</w:t>
+      </w:r>
+      <w:proofErr w:type="spellEnd"/>
+      <w:r>
+        <w:t xml:space="preserve">, </w:t>
+      </w:r>
+      <w:proofErr w:type="spellStart"/>
+      <w:r>
+        <w:t>ens_summary</w:t>
+      </w:r>
+      <w:proofErr w:type="spellEnd"/>
+      <w:r>
+        <w:t xml:space="preserve">, </w:t>
+      </w:r>
+      <w:proofErr w:type="spellStart"/>
+      <w:r>
+        <w:t>curtailment_mwh</w:t>
+      </w:r>
+      <w:proofErr w:type="spellEnd"/>
+      <w:r>
+        <w:t xml:space="preserve">, </w:t>
+      </w:r>
+      <w:proofErr w:type="spellStart"/>
+      <w:r>
+        <w:t>daily_net_imports_mwh</w:t>
+      </w:r>
+      <w:proofErr w:type="spellEnd"/>
+      <w:r>
+        <w:t xml:space="preserve"> and </w:t>
+      </w:r>
+      <w:proofErr w:type="spellStart"/>
+      <w:r>
+        <w:t>interconnector_flow_congestion</w:t>
+      </w:r>
+      <w:proofErr w:type="spellEnd"/>
+      <w:r>
+        <w:t xml:space="preserve">. The dashboard hides any folder lacking one of these files, so downstream tools never confront partial outputs. Optional artefacts (markdown assumptions, PNG figures, </w:t>
+      </w:r>
+      <w:proofErr w:type="spellStart"/>
+      <w:r>
+        <w:t>drawio</w:t>
+      </w:r>
+      <w:proofErr w:type="spellEnd"/>
+      <w:r>
+        <w:t xml:space="preserve"> diagrams, SVG exports) are surfaced when present but not required for validity.</w:t>
       </w:r>
     </w:p>
     <w:p>
@@ -416,7 +529,7 @@
         <w:pStyle w:val="KBOHeading2"/>
       </w:pPr>
       <w:r>
-        <w:t>3.3. Scenario lifecycle</w:t>
+        <w:t>2.3. Scenario lifecycle</w:t>
       </w:r>
     </w:p>
     <w:p>
@@ -424,7 +537,30 @@
         <w:pStyle w:val="KBOTextBody"/>
       </w:pPr>
       <w:r>
-        <w:t>Figure 2 traces a scenario's lifecycle. The user configures the run through either form controls or direct YAML editing; both surfaces are kept in sync within the dashboard. On enqueue, two YAML configurations are written: a baseline (stress disabled) and a scenario (stress enabled with shock parameters populated). The job is persisted and added to a sequential runner. Snakemake then unlocks the workflow, solves the baseline, solves the shocked scenario, and runs a comparison report. A baseline solve typically completes in seven to fifteen minutes; a paired run with comparison report typically completes in twenty to twenty-five minutes on a developer laptop with twenty clusters and hourly resolution.</w:t>
+        <w:t xml:space="preserve">Figure 2 traces the scenario lifecycle. The user configures runs through form controls or YAML editing (kept in sync). On enqueue, two YAML configurations are written — a baseline (stress disabled) and a scenario (stress enabled) — persisted and added to a sequential runner. </w:t>
+      </w:r>
+      <w:proofErr w:type="spellStart"/>
+      <w:r>
+        <w:t>Snakemake</w:t>
+      </w:r>
+      <w:proofErr w:type="spellEnd"/>
+      <w:r>
+        <w:t xml:space="preserve"> then solves baseline and shocked </w:t>
+      </w:r>
+      <w:proofErr w:type="gramStart"/>
+      <w:r>
+        <w:t>scenario, and</w:t>
+      </w:r>
+      <w:proofErr w:type="gramEnd"/>
+      <w:r>
+        <w:t xml:space="preserve"> runs a comparison report. Baseline solves typically complete in 7-15 minutes; </w:t>
+      </w:r>
+      <w:r>
+        <w:lastRenderedPageBreak/>
+        <w:t xml:space="preserve">paired runs with comparison in 20-25 minutes on a developer laptop at 20 clusters, </w:t>
+      </w:r>
+      <w:r>
+        <w:t>hourly resolution.</w:t>
       </w:r>
     </w:p>
     <w:p>
@@ -445,7 +581,6 @@
         <w:pStyle w:val="KBOFigure"/>
       </w:pPr>
       <w:r>
-        <w:lastRenderedPageBreak/>
         <w:drawing>
           <wp:inline distT="0" distB="0" distL="0" distR="0" wp14:anchorId="178C6884" wp14:editId="6CFF30CD">
             <wp:extent cx="5760085" cy="2706370"/>
@@ -515,7 +650,7 @@
         <w:pStyle w:val="KBOHeading2"/>
       </w:pPr>
       <w:r>
-        <w:t>3.4. Stress-test taxonomy</w:t>
+        <w:t>2.4. Stress-test taxonomy</w:t>
       </w:r>
     </w:p>
     <w:p>
@@ -523,10 +658,143 @@
         <w:pStyle w:val="KBOTextBody"/>
       </w:pPr>
       <w:r>
-        <w:t xml:space="preserve">The shock toolkit is intentionally compact and orthogonal so that combinations are interpretable. Five shock channels are exposed: a load multiplier on demand, a hydro reduction coefficient on hydropower availability, a gas capacity reduction on the maximum installed power of natural-gas </w:t>
-      </w:r>
-      <w:r>
-        <w:t>units, a SCADA proxy enabling ramp-rate constraints on controllable generators, and an import cap with directional limits on cross-border interconnector flows. Each shock is applied either before optimisation (load and capacity scaling) or as additional linear constraints, leaving the solver core unchanged.</w:t>
+        <w:t>The shock toolkit is compact and orthogonal so that combinations are interpretable. Five channels are exposed: a load multiplier on demand, a hydro reduction coefficient, a gas capacity reduction, a SCADA proxy enabling ramp-</w:t>
+      </w:r>
+      <w:r>
+        <w:t>rate constraints on controllable generators, and a directional import cap on cross-border interconnectors. Each shock is applied either before optimisation (load and capacity scaling) or as linear constraints, leaving the solver core unchanged.</w:t>
+      </w:r>
+    </w:p>
+    <w:p>
+      <w:pPr>
+        <w:pStyle w:val="KBOHeading1"/>
+        <w:sectPr>
+          <w:type w:val="continuous"/>
+          <w:pgSz w:w="11907" w:h="16840" w:code="9"/>
+          <w:pgMar w:top="1418" w:right="1418" w:bottom="1418" w:left="1418" w:header="1418" w:footer="1134" w:gutter="0"/>
+          <w:cols w:num="2" w:space="720"/>
+          <w:titlePg/>
+          <w:docGrid w:linePitch="360"/>
+        </w:sectPr>
+      </w:pPr>
+    </w:p>
+    <w:p>
+      <w:pPr>
+        <w:pStyle w:val="KBOHeading1"/>
+      </w:pPr>
+      <w:r>
+        <w:t>3. Results</w:t>
+      </w:r>
+    </w:p>
+    <w:p>
+      <w:pPr>
+        <w:pStyle w:val="KBOHeading2"/>
+      </w:pPr>
+      <w:r>
+        <w:t>3.1. Romania winter case study set-up</w:t>
+      </w:r>
+    </w:p>
+    <w:p>
+      <w:pPr>
+        <w:pStyle w:val="KBOTextBody"/>
+      </w:pPr>
+      <w:r>
+        <w:t xml:space="preserve">We instantiate a stress-test mirroring the CER Directive's national risk assessment process. The simulated week is 15-22 January 2023 — a real winter cold-snap week reflected in ERA5 — modelled at 20 spatial clusters covering Romania (RO) plus interconnection partners Bulgaria (BG), Hungary (HU) and Serbia (RS). Shocks apply only to Romania. The stressed scenario </w:t>
+      </w:r>
+      <w:proofErr w:type="gramStart"/>
+      <w:r>
+        <w:t>applies:</w:t>
+      </w:r>
+      <w:proofErr w:type="gramEnd"/>
+      <w:r>
+        <w:t xml:space="preserve"> load multiplier 1.30 (30% demand surge), hydro reduction 0.10, gas capacity reduction 0.20, SCADA proxy enabled (ramp-rate ≈15% of nominal capacity per hour), and a 0 MWh import cap on every cross-border interconnector — complete electrical isolation of Romania.</w:t>
+      </w:r>
+    </w:p>
+    <w:p>
+      <w:pPr>
+        <w:pStyle w:val="KBOHeading2"/>
+      </w:pPr>
+      <w:r>
+        <w:t>3.2. Quantitative results</w:t>
+      </w:r>
+    </w:p>
+    <w:p>
+      <w:pPr>
+        <w:pStyle w:val="KBOTextBody"/>
+      </w:pPr>
+      <w:r>
+        <w:t xml:space="preserve">The stressed scenario produces a cost delta </w:t>
+      </w:r>
+      <w:r>
+        <w:t>of approximately +570 M EUR over the eight-day window — a 31% increase driven by displacement of imports with costly domestic generation. Energy not served reaches roughly 45.2 GWh in Romania, concentrated in evening-peak hours and northern regions; neighbour countries are unaffected since the shock is unilateral. Mean locational marginal prices more than double, with peaks rising from 180 EUR/MWh to 380 EUR/MWh. Generation mix shifts as expected: nuclear and renewables remain saturated at baseline (weather is fixed); gas attempts to compensate but is bounded by capacity reduction and ramp constraints; coal increases but does not cover the gap. Daily net imports collapse to zero by construction.</w:t>
+      </w:r>
+    </w:p>
+    <w:p>
+      <w:pPr>
+        <w:pStyle w:val="KBOHeading2"/>
+      </w:pPr>
+      <w:r>
+        <w:t>3.3. Interpretation</w:t>
+      </w:r>
+    </w:p>
+    <w:p>
+      <w:pPr>
+        <w:pStyle w:val="KBOTextBody"/>
+      </w:pPr>
+      <w:r>
+        <w:t xml:space="preserve">The case study is an order-of-magnitude envelope, not a prediction. Three </w:t>
+      </w:r>
+      <w:r>
+        <w:lastRenderedPageBreak/>
+        <w:t xml:space="preserve">conclusions follow. First, even mild simultaneous derating combined with </w:t>
+      </w:r>
+      <w:proofErr w:type="gramStart"/>
+      <w:r>
+        <w:t>a 30% demand spike triggers blackouts</w:t>
+      </w:r>
+      <w:proofErr w:type="gramEnd"/>
+      <w:r>
+        <w:t xml:space="preserve"> under cross-border isolation despite Romania's domestic baseload. Second, the problem concentrates in evening-peak hours and northern regions, so demand-flexibility programmes and targeted storage have asymmetric leverage. Third, the cost of cross-border isolation — on the order of 12-15 M EUR per GWh of forgone imports — provides a quantitative input to the value-of-interconnection discussion required by the TYNDP cycle and the PCI process.</w:t>
+      </w:r>
+    </w:p>
+    <w:p>
+      <w:pPr>
+        <w:pStyle w:val="KBOHeading1"/>
+      </w:pPr>
+      <w:r>
+        <w:t>4. Discussion</w:t>
+      </w:r>
+    </w:p>
+    <w:p>
+      <w:pPr>
+        <w:pStyle w:val="KBOHeading2"/>
+      </w:pPr>
+      <w:r>
+        <w:t>4.1. Dual-use applicability</w:t>
+      </w:r>
+    </w:p>
+    <w:p>
+      <w:pPr>
+        <w:pStyle w:val="KBOTextBody"/>
+      </w:pPr>
+      <w:r>
+        <w:t xml:space="preserve">Figure </w:t>
+      </w:r>
+      <w:r>
+        <w:t>3</w:t>
+      </w:r>
+      <w:r>
+        <w:t xml:space="preserve"> maps the platform across a civilian column, a shared engineering core and a defence/security column. The core is unchanged — identical optimisation engine, data pipeline, YAML grammar and result </w:t>
+      </w:r>
+      <w:r>
+        <w:t>schema — and differentiation occurs only at the consumption side: civilian uses include net-zero pathway studies, renewables-siting analysis and market design, while defence and security uses include CER-Directive-compliant resilience evidence, hybrid-threat scenario libraries and strategic reserve sizing under ENS envelopes. The shared core is the interoperability surface: anything consumed in one column is reproducible in the other from the same artefacts.</w:t>
+      </w:r>
+    </w:p>
+    <w:p>
+      <w:pPr>
+        <w:pStyle w:val="KBOTextBody"/>
+      </w:pPr>
+      <w:r>
+        <w:t>This is what the Recast Dual-Use Regulation contemplates [4]: an openly published codebase is exempt under the public-domain carve-out, while a deployed instance integrating national-confidential data may fall back under control. The architectural response is to separate the orchestration layer (open) from the data layer (operator-controlled), so one codebase serves both purposes.</w:t>
       </w:r>
     </w:p>
     <w:p>
@@ -545,63 +813,6 @@
     <w:p>
       <w:pPr>
         <w:pStyle w:val="KBOFigure"/>
-      </w:pPr>
-      <w:r>
-        <w:lastRenderedPageBreak/>
-        <w:drawing>
-          <wp:inline distT="0" distB="0" distL="0" distR="0" wp14:anchorId="16558EE0" wp14:editId="3EA027CC">
-            <wp:extent cx="5760085" cy="3525520"/>
-            <wp:effectExtent l="0" t="0" r="0" b="0"/>
-            <wp:docPr id="1860268406" name="Picture 3"/>
-            <wp:cNvGraphicFramePr>
-              <a:graphicFrameLocks xmlns:a="http://schemas.openxmlformats.org/drawingml/2006/main" noChangeAspect="1"/>
-            </wp:cNvGraphicFramePr>
-            <a:graphic xmlns:a="http://schemas.openxmlformats.org/drawingml/2006/main">
-              <a:graphicData uri="http://schemas.openxmlformats.org/drawingml/2006/picture">
-                <pic:pic xmlns:pic="http://schemas.openxmlformats.org/drawingml/2006/picture">
-                  <pic:nvPicPr>
-                    <pic:cNvPr id="1860268406" name=""/>
-                    <pic:cNvPicPr/>
-                  </pic:nvPicPr>
-                  <pic:blipFill>
-                    <a:blip r:embed="rId16">
-                      <a:extLst>
-                        <a:ext uri="{28A0092B-C50C-407E-A947-70E740481C1C}">
-                          <a14:useLocalDpi xmlns:a14="http://schemas.microsoft.com/office/drawing/2010/main" val="0"/>
-                        </a:ext>
-                      </a:extLst>
-                    </a:blip>
-                    <a:stretch>
-                      <a:fillRect/>
-                    </a:stretch>
-                  </pic:blipFill>
-                  <pic:spPr>
-                    <a:xfrm>
-                      <a:off x="0" y="0"/>
-                      <a:ext cx="5760085" cy="3525520"/>
-                    </a:xfrm>
-                    <a:prstGeom prst="rect">
-                      <a:avLst/>
-                    </a:prstGeom>
-                  </pic:spPr>
-                </pic:pic>
-              </a:graphicData>
-            </a:graphic>
-          </wp:inline>
-        </w:drawing>
-      </w:r>
-    </w:p>
-    <w:p>
-      <w:pPr>
-        <w:pStyle w:val="KBOCaptionFigure"/>
-      </w:pPr>
-      <w:r>
-        <w:t>Figure 3: Likelihood-severity risk matrix for European energy systems under an Industry 5.0 lens, mapped to the platform's stress-test coverage. Source: authors, categories adapted from Directive (EU) 2022/2557.</w:t>
-      </w:r>
-    </w:p>
-    <w:p>
-      <w:pPr>
-        <w:pStyle w:val="KBOHeading1"/>
         <w:sectPr>
           <w:type w:val="continuous"/>
           <w:pgSz w:w="11907" w:h="16840" w:code="9"/>
@@ -611,118 +822,9 @@
           <w:docGrid w:linePitch="360"/>
         </w:sectPr>
       </w:pPr>
-    </w:p>
-    <w:p>
-      <w:pPr>
-        <w:pStyle w:val="KBOHeading1"/>
-      </w:pPr>
-      <w:r>
-        <w:t>4. Romania winter case study</w:t>
-      </w:r>
-    </w:p>
-    <w:p>
-      <w:pPr>
-        <w:pStyle w:val="KBOHeading2"/>
-      </w:pPr>
-      <w:r>
-        <w:t>4.1. Scenario set-up</w:t>
-      </w:r>
-    </w:p>
-    <w:p>
-      <w:pPr>
-        <w:pStyle w:val="KBOTextBody"/>
-      </w:pPr>
-      <w:r>
-        <w:t xml:space="preserve">To illustrate the platform we instantiate a stress-test configured to mirror the type of question posed by the CER Directive's national risk assessment process. The simulated week is 15-22 January 2023 – a real winter week with cold-snap conditions reflected in ERA5 – modelled at 20 spatial clusters covering Romania (RO) plus its three principal interconnection partners Bulgaria (BG), Hungary (HU) and Serbia (RS). Shocks apply only to Romania. The baseline runs the same network without stress. The stressed scenario applies: load multiplier 1.30 (30 % demand surge), hydro reduction 0.10 (10 % unavailable for low-flow conditions), gas capacity reduction 0.20 (20 % derating for supply-chain or maintenance constraints), SCADA proxy enabled (ramp-rate limits on thermal units of </w:t>
-      </w:r>
-      <w:r>
-        <w:t>approximately 15 % of nominal capacity per hour), and an import cap of 0 MWh on every cross-border interconnector – complete electrical isolation of Romania.</w:t>
-      </w:r>
-    </w:p>
-    <w:p>
-      <w:pPr>
-        <w:pStyle w:val="KBOHeading2"/>
-      </w:pPr>
-      <w:r>
-        <w:t>4.2. Quantitative results</w:t>
-      </w:r>
-    </w:p>
-    <w:p>
-      <w:pPr>
-        <w:pStyle w:val="KBOTextBody"/>
-      </w:pPr>
-      <w:r>
-        <w:t xml:space="preserve">The stressed scenario produces a cost delta of approximately +570 million EUR over the eight-day window – a 31 % increase – driven by displacement of imports by costly domestic generation. Energy not served reaches roughly 45.2 GWh in Romania, concentrated in evening-peak hours and northern regions; neighbour countries are unaffected since the shock is unilateral. Mean locational marginal prices for Romania more than double, with peaks rising from 180 EUR/MWh to 380 EUR/MWh. Generation mix shifts as expected: nuclear and renewables remain saturated at the baseline level (weather is fixed); gas attempts to compensate but is bounded by capacity reduction and ramp </w:t>
-      </w:r>
-      <w:r>
-        <w:lastRenderedPageBreak/>
-        <w:t>constraints; coal increases but does not cover the gap. Daily net imports collapse to zero by construction; congestion hours on inbound interconnectors fall to zero.</w:t>
-      </w:r>
-    </w:p>
-    <w:p>
-      <w:pPr>
-        <w:pStyle w:val="KBOHeading2"/>
-      </w:pPr>
-      <w:r>
-        <w:t>4.3. Interpretation</w:t>
-      </w:r>
-    </w:p>
-    <w:p>
-      <w:pPr>
-        <w:pStyle w:val="KBOTextBody"/>
-      </w:pPr>
-      <w:r>
-        <w:t>The case study is not predictive of any specific event; it is an envelope indicating order of magnitude. Three conclusions follow. First, even mild simultaneous derating combined with a 30 % demand spike is enough to trigger blackouts under cross-border isolation, despite Romania's domestic baseload. Second, the problem is concentrated in evening-peak hours and northern regions, so demand-flexibility programmes and targeted storage have asymmetric leverage. Third, the cost of cross-border isolation per GWh of forgone imports – on the order of 12 to 15 million EUR per GWh – provides a quantitative input to the value-of-interconnection discussion that the TYNDP cycle and the PCI process require.</w:t>
-      </w:r>
-    </w:p>
-    <w:p>
-      <w:pPr>
-        <w:pStyle w:val="KBOHeading1"/>
-      </w:pPr>
-      <w:r>
-        <w:t>5. Dual-use applicability</w:t>
-      </w:r>
-    </w:p>
-    <w:p>
-      <w:pPr>
-        <w:pStyle w:val="KBOTextBody"/>
-      </w:pPr>
-      <w:r>
-        <w:t xml:space="preserve">Figure 4 maps the same platform across a civilian column, a shared engineering core and a defence/security column. The core is unchanged: identical optimisation engine, </w:t>
-      </w:r>
-      <w:r>
-        <w:t>identical data pipeline, identical YAML grammar, identical result schema. The differentiation is only at the consumption side. Civilian uses include net-zero pathway studies for ministries, renewables-siting and grid-expansion analysis, wholesale-market design and climate-adaptation assessments. Defence and security uses include CER-Directive-compliant resilience evidence, hybrid-threat scenario libraries, energy-supply contingency planning, strategic reserve sizing under ENS envelopes and joint table-top exercises with Allied partners. The shared core is the interoperability surface: anything consumed in one column can be reproduced in the other from the same artefacts.</w:t>
-      </w:r>
-    </w:p>
-    <w:p>
-      <w:pPr>
-        <w:pStyle w:val="KBOTextBody"/>
-      </w:pPr>
-      <w:r>
-        <w:t>This is precisely what the Recast Dual-Use Regulation contemplates [4]. A platform whose codebase is openly published is exempt under the public-domain carve-out, but a deployed instance that integrates national-confidential data may fall back under control. The architectural response is to separate the orchestration layer (open) from the data layer (operator-controlled), so the same codebase serves both purposes without licensing collision.</w:t>
-      </w:r>
-    </w:p>
-    <w:p>
-      <w:pPr>
-        <w:pStyle w:val="KBOFigure"/>
-        <w:sectPr>
-          <w:type w:val="continuous"/>
-          <w:pgSz w:w="11907" w:h="16840" w:code="9"/>
-          <w:pgMar w:top="1418" w:right="1418" w:bottom="1418" w:left="1418" w:header="1418" w:footer="1134" w:gutter="0"/>
-          <w:cols w:num="2" w:space="567"/>
-          <w:titlePg/>
-          <w:docGrid w:linePitch="360"/>
-        </w:sectPr>
-      </w:pPr>
-    </w:p>
-    <w:p>
-      <w:pPr>
-        <w:pStyle w:val="KBOFigure"/>
-      </w:pPr>
-      <w:r>
-        <w:lastRenderedPageBreak/>
+      <w:r>
         <w:drawing>
-          <wp:inline distT="0" distB="0" distL="0" distR="0" wp14:anchorId="2A2A7881" wp14:editId="044386CC">
+          <wp:inline distT="0" distB="0" distL="0" distR="0" wp14:anchorId="2A2A7881" wp14:editId="3D88538A">
             <wp:extent cx="5760085" cy="3682365"/>
             <wp:effectExtent l="0" t="0" r="0" b="0"/>
             <wp:docPr id="1284391235" name="Picture 4"/>
@@ -737,7 +839,7 @@
                     <pic:cNvPicPr/>
                   </pic:nvPicPr>
                   <pic:blipFill>
-                    <a:blip r:embed="rId17">
+                    <a:blip r:embed="rId16">
                       <a:extLst>
                         <a:ext uri="{28A0092B-C50C-407E-A947-70E740481C1C}">
                           <a14:useLocalDpi xmlns:a14="http://schemas.microsoft.com/office/drawing/2010/main" val="0"/>
@@ -766,11 +868,175 @@
     </w:p>
     <w:p>
       <w:pPr>
+        <w:pStyle w:val="KBOFigure"/>
+      </w:pPr>
+    </w:p>
+    <w:p>
+      <w:pPr>
         <w:pStyle w:val="KBOCaptionFigure"/>
       </w:pPr>
       <w:r>
-        <w:t>Figure 4: Dual-use capability mapping – civilian, shared core and defence/security columns – with aligned EU funding instruments. Source: authors, instruments compiled from official EU work programmes.</w:t>
-      </w:r>
+        <w:t xml:space="preserve">Figure </w:t>
+      </w:r>
+      <w:r>
+        <w:t>3</w:t>
+      </w:r>
+      <w:r>
+        <w:t>: Dual-use capability mapping – civilian, shared core and defence/security columns – with aligned EU funding instruments. Source: authors, instruments compiled from official EU work programmes.</w:t>
+      </w:r>
+    </w:p>
+    <w:p>
+      <w:pPr>
+        <w:pStyle w:val="KBOHeading1"/>
+      </w:pPr>
+    </w:p>
+    <w:p>
+      <w:pPr>
+        <w:pStyle w:val="KBOTextBody"/>
+        <w:sectPr>
+          <w:type w:val="continuous"/>
+          <w:pgSz w:w="11907" w:h="16840" w:code="9"/>
+          <w:pgMar w:top="1418" w:right="1418" w:bottom="1418" w:left="1418" w:header="1418" w:footer="1134" w:gutter="0"/>
+          <w:cols w:space="720"/>
+          <w:titlePg/>
+          <w:docGrid w:linePitch="360"/>
+        </w:sectPr>
+      </w:pPr>
+    </w:p>
+    <w:p>
+      <w:pPr>
+        <w:pStyle w:val="KBOHeading2"/>
+        <w:sectPr>
+          <w:type w:val="continuous"/>
+          <w:pgSz w:w="11907" w:h="16840" w:code="9"/>
+          <w:pgMar w:top="1418" w:right="1418" w:bottom="1418" w:left="1418" w:header="1418" w:footer="1134" w:gutter="0"/>
+          <w:cols w:space="720"/>
+          <w:titlePg/>
+          <w:docGrid w:linePitch="360"/>
+        </w:sectPr>
+      </w:pPr>
+      <w:r>
+        <w:lastRenderedPageBreak/>
+        <w:t xml:space="preserve">4.2. </w:t>
+      </w:r>
+    </w:p>
+    <w:p>
+      <w:pPr>
+        <w:pStyle w:val="KBOHeading2"/>
+      </w:pPr>
+      <w:r>
+        <w:t>EU funding alignment</w:t>
+      </w:r>
+    </w:p>
+    <w:p>
+      <w:pPr>
+        <w:pStyle w:val="KBOTextBody"/>
+      </w:pPr>
+    </w:p>
+    <w:p>
+      <w:pPr>
+        <w:pStyle w:val="KBOTextBody"/>
+      </w:pPr>
+      <w:r>
+        <w:t xml:space="preserve">Four EU instruments align with platform outputs. Horizon Europe Cluster 5 (Climate, Energy &amp; Mobility) is the principal R&amp;I instrument funding open energy modelling and explicitly lists "open and interoperable energy system models" as eligible activity [9]; the platform's permissive licensing satisfies its open-science obligations by construction. The European Defence Fund's research strand supports resilience-related work and contemplates dual-use leverage where civilian foundations exist [11], making stress-test envelopes admissible inputs to EDF resilience proposals. The Connecting Europe Facility – Energy funds cross-border interconnectors through the PCI list, and platform outputs on interconnector congestion and net-import deltas feed directly into the CEF/TYNDP cost-benefit framework [12]. Finally, </w:t>
+      </w:r>
+      <w:proofErr w:type="spellStart"/>
+      <w:r>
+        <w:t>rescEU</w:t>
+      </w:r>
+      <w:proofErr w:type="spellEnd"/>
+      <w:r>
+        <w:t xml:space="preserve"> under the Union Civil Protection Mechanism backs preparedness exercises including energy-supply contingencies, and the 2024 Critical Raw Materials Act connects storage and grid hardware supply chains to the same resilience agenda [13].</w:t>
+      </w:r>
+    </w:p>
+    <w:p>
+      <w:pPr>
+        <w:pStyle w:val="KBOTextBody"/>
+      </w:pPr>
+      <w:r>
+        <w:t xml:space="preserve">A platform that internalises EIF interoperability obligations can </w:t>
+      </w:r>
+      <w:r>
+        <w:t xml:space="preserve">therefore </w:t>
+      </w:r>
+      <w:r>
+        <w:t xml:space="preserve">claim eligibility across all four </w:t>
+      </w:r>
+      <w:r>
+        <w:t xml:space="preserve">instruments </w:t>
+      </w:r>
+      <w:r>
+        <w:t>without architectural duplication.</w:t>
+      </w:r>
+    </w:p>
+    <w:p>
+      <w:pPr>
+        <w:pStyle w:val="KBOHeading2"/>
+      </w:pPr>
+      <w:r>
+        <w:t>4.3. EIF mapping</w:t>
+      </w:r>
+    </w:p>
+    <w:p>
+      <w:pPr>
+        <w:pStyle w:val="KBOTextBody"/>
+      </w:pPr>
+      <w:r>
+        <w:t>The platform satisfies all four EIF layers, and we propose a fifth, cross-cutting governance layer</w:t>
+      </w:r>
+      <w:r>
+        <w:t>.</w:t>
+      </w:r>
+    </w:p>
+    <w:p>
+      <w:pPr>
+        <w:pStyle w:val="KBOTextBody"/>
+      </w:pPr>
+      <w:r>
+        <w:t xml:space="preserve">The legal layer is anchored in permissive licensing on </w:t>
+      </w:r>
+      <w:proofErr w:type="spellStart"/>
+      <w:r>
+        <w:t>PyPSA</w:t>
+      </w:r>
+      <w:proofErr w:type="spellEnd"/>
+      <w:r>
+        <w:t>, the dashboard and upstream ECMWF/</w:t>
+      </w:r>
+      <w:proofErr w:type="spellStart"/>
+      <w:r>
+        <w:t>Zenodo</w:t>
+      </w:r>
+      <w:proofErr w:type="spellEnd"/>
+      <w:r>
+        <w:t xml:space="preserve"> data. The organisational layer is reflected in the three-tab UI mapping to RACI roles and in persistent job state documenting who initiated each run. The semantic layer enforces SI units, ISO-3166-1 country codes, ENTSO-E component identifiers and a result schema aligned with TYNDP output expectations. The technical layer relies on YAML for configuration, </w:t>
+      </w:r>
+      <w:proofErr w:type="spellStart"/>
+      <w:r>
+        <w:t>netCDF</w:t>
+      </w:r>
+      <w:proofErr w:type="spellEnd"/>
+      <w:r>
+        <w:t xml:space="preserve"> (CF conventions) for climate inputs, CSV for results and REST/HTTP for the dashboard API. The proposed governance layer bundles persistent state, immutable templates and per-run logs into a verifiable audit envelope, with each result inheriting an assumptions-and-limitations file so policy briefings carry their epistemic provenance forward.</w:t>
+      </w:r>
+    </w:p>
+    <w:p>
+      <w:pPr>
+        <w:pStyle w:val="KBOTextBody"/>
+        <w:sectPr>
+          <w:type w:val="continuous"/>
+          <w:pgSz w:w="11907" w:h="16840" w:code="9"/>
+          <w:pgMar w:top="1418" w:right="1418" w:bottom="1418" w:left="1418" w:header="1418" w:footer="1134" w:gutter="0"/>
+          <w:cols w:num="2" w:space="720"/>
+          <w:titlePg/>
+          <w:docGrid w:linePitch="360"/>
+        </w:sectPr>
+      </w:pPr>
+    </w:p>
+    <w:p>
+      <w:pPr>
+        <w:pStyle w:val="KBOTextBody"/>
+      </w:pPr>
     </w:p>
     <w:p>
       <w:pPr>
@@ -787,10 +1053,37 @@
     </w:p>
     <w:p>
       <w:pPr>
+        <w:pStyle w:val="KBOHeading2"/>
+      </w:pPr>
+      <w:r>
+        <w:t>4.4. Limitations and future work</w:t>
+      </w:r>
+    </w:p>
+    <w:p>
+      <w:pPr>
+        <w:pStyle w:val="KBOTextBody"/>
+      </w:pPr>
+      <w:r>
+        <w:t>Four limitations warrant treatment. The stress-test taxonomy is compact and cannot represent attacker-adaptive components without a game-theoretic extension. The seven-CSV contract is sufficient for single-country studies but will need extension for multi-country assessments. The sequential runner is appropriate for analyst-driven exploration but not for automated parameter sweeps. Finally, the dual-use carve-out is invoked at the codebase level; deployments ingesting classified network parameters must still be assessed under the controlled-</w:t>
+      </w:r>
+      <w:r>
+        <w:t>list framework.</w:t>
+      </w:r>
+    </w:p>
+    <w:p>
+      <w:pPr>
+        <w:pStyle w:val="KBOTextBody"/>
+      </w:pPr>
+      <w:r>
+        <w:t>Future work will integrate adversarial scenarios via cyber-physical co-simulation, harmonise the result schema with EU-funded ontology projects through an RDF/JSON-LD wrapper, and formalise the assumptions-limitations file as a machine-readable provenance object aligned with W3C PROV [14].</w:t>
+      </w:r>
+    </w:p>
+    <w:p>
+      <w:pPr>
         <w:pStyle w:val="KBOHeading1"/>
       </w:pPr>
       <w:r>
-        <w:t>6. Contemporary funding mechanisms</w:t>
+        <w:t>5. Conclusions</w:t>
       </w:r>
     </w:p>
     <w:p>
@@ -798,89 +1091,22 @@
         <w:pStyle w:val="KBOTextBody"/>
       </w:pPr>
       <w:r>
-        <w:t>The lower band of Figure 4 lists four EU instruments whose objectives align with the platform's outputs.</w:t>
-      </w:r>
-    </w:p>
-    <w:p>
-      <w:pPr>
-        <w:pStyle w:val="KBOTextBody"/>
-      </w:pPr>
-      <w:r>
-        <w:t>Horizon Europe – Cluster 5 (Climate, Energy &amp; Mobility). Cluster 5 is the principal R&amp;I instrument funding open energy modelling. Its 2023-2024 work programme already cites "open and interoperable energy system models" as eligible activity [9]. The platform's permissive licensing satisfies the open-science obligations attached to Horizon Europe grants without further negotiation.</w:t>
-      </w:r>
-    </w:p>
-    <w:p>
-      <w:pPr>
-        <w:pStyle w:val="KBOTextBody"/>
-      </w:pPr>
-      <w:r>
-        <w:t xml:space="preserve">European Defence Fund. Within the EDF's research strand, energy-and-environment categories explicitly support resilience-related work and explicitly contemplate dual-use leverage where civilian foundations exist [11]. Stress-test envelopes generated </w:t>
-      </w:r>
-      <w:r>
-        <w:t>by the platform are admissible inputs to EDF resilience proposals; the open-source carve-out keeps the underlying code outside the controlled-items list while the deployment artefacts can be classified independently.</w:t>
-      </w:r>
-    </w:p>
-    <w:p>
-      <w:pPr>
-        <w:pStyle w:val="KBOTextBody"/>
-      </w:pPr>
-      <w:r>
-        <w:t>Connecting Europe Facility – Energy. CEF Energy funds cross-border interconnector projects through the Projects of Common Interest list. Platform outputs – interconnector-flow congestion and net-import deltas under stress – feed directly into the cost-benefit analyses required by CEF and TYNDP [12]. CEF Digital adds a complementary track for the data infrastructure underpinning interoperable modelling.</w:t>
-      </w:r>
-    </w:p>
-    <w:p>
-      <w:pPr>
-        <w:pStyle w:val="KBOTextBody"/>
-      </w:pPr>
-      <w:r>
-        <w:t xml:space="preserve">rescEU and the Critical Raw Materials Act. Civil-protection funding under the Union Civil Protection Mechanism (rescEU) backs preparedness exercises, including energy-supply contingencies; the Critical Raw </w:t>
+        <w:t xml:space="preserve">Returning to the three research questions: (RQ1) the platform demonstrates that an open-source modelling stack can satisfy all </w:t>
       </w:r>
       <w:r>
         <w:lastRenderedPageBreak/>
-        <w:t>Materials Act of 2024 connects energy storage and grid hardware supply chains to the critical-resilience agenda [13].</w:t>
-      </w:r>
-    </w:p>
-    <w:p>
-      <w:pPr>
-        <w:pStyle w:val="KBOTextBody"/>
-      </w:pPr>
-      <w:r>
-        <w:t>The funding architecture is therefore multi-instrument by design. A platform that internalises EIF interoperability obligations can claim eligibility across all four without architectural duplication, because its outputs are interpretable in each instrument's terms.</w:t>
-      </w:r>
-    </w:p>
-    <w:p>
-      <w:pPr>
-        <w:pStyle w:val="KBOHeading1"/>
-      </w:pPr>
-      <w:r>
-        <w:t>7. Mapping to the European Interoperability Framework</w:t>
-      </w:r>
-    </w:p>
-    <w:p>
-      <w:pPr>
-        <w:pStyle w:val="KBOTextBody"/>
-      </w:pPr>
-      <w:r>
-        <w:t>Figure 5 maps the platform onto the four EIF layers, with an additional governance layer that the present authors propose as a fifth, cross-cutting concern.</w:t>
-      </w:r>
-    </w:p>
-    <w:p>
-      <w:pPr>
-        <w:pStyle w:val="KBOTextBody"/>
-      </w:pPr>
-      <w:r>
-        <w:t xml:space="preserve">The legal layer is anchored in MIT/Apache-style licensing on PyPSA, the dashboard's own permissive licence, and the open data licences attached to ECMWF and Zenodo upstream sources. The organisational layer is reflected in the three-tab UI, which maps directly to RACI roles, and in the persistent </w:t>
-      </w:r>
-      <w:r>
-        <w:t>job state that documents who initiated which run. The semantic layer enforces SI units, ISO-3166-1 country codes, ENTSO-E component identifiers and a result schema whose column names align with TYNDP output expectations. The technical layer relies on YAML for configuration, netCDF (CF conventions) for climate inputs, CSV for results, REST/HTTP for the dashboard API, and drawio + SVG for figure portability. The governance layer – our proposed addition – bundles persistent state, immutable templates and per-run logs into a verifiable audit envelope, with each result inheriting an assumptions-and-limitations file so policy briefings carry their epistemic provenance forward.</w:t>
-      </w:r>
-    </w:p>
-    <w:p>
-      <w:pPr>
-        <w:pStyle w:val="KBOTextBody"/>
-      </w:pPr>
-      <w:r>
-        <w:t>The novelty is not in the layers themselves – they are EIF doctrine – but in the demonstration that each is enforced by a concrete artefact in the codebase. Interoperability becomes a verifiable property rather than an aspirational claim.</w:t>
+        <w:t xml:space="preserve">four EIF layers when its result schema, configuration grammar and orchestration are designed as contracts rather than artefacts. (RQ2) The codebase qualifies as dual-use under the public-domain carve-out of Regulation (EU) 2021/821 because the same engine serves civilian decarbonisation studies and defence-relevant resilience evidence, with differentiation only at the data and exploitation layer. (RQ3) Horizon Europe Cluster 5, the European Defence Fund, the Connecting Europe Facility and </w:t>
+      </w:r>
+      <w:proofErr w:type="spellStart"/>
+      <w:r>
+        <w:t>rescEU</w:t>
+      </w:r>
+      <w:proofErr w:type="spellEnd"/>
+      <w:r>
+        <w:t xml:space="preserve"> each foresee complementary </w:t>
+      </w:r>
+      <w:r>
+        <w:t>deliverables of this single architecture, so a platform that internalises EIF interoperability obligations is co-fundable across instruments without duplication. We propose that a fifth, cross-cutting governance layer — bundling persistent state, immutable templates and per-run logs into a verifiable audit envelope — be added to the EIF for critical-infrastructure modelling, and that civilian-by-design open platforms be made an explicit eligibility criterion in the next work-programme cycle of each instrument.</w:t>
       </w:r>
     </w:p>
     <w:p>
@@ -890,7 +1116,7 @@
           <w:type w:val="continuous"/>
           <w:pgSz w:w="11907" w:h="16840" w:code="9"/>
           <w:pgMar w:top="1418" w:right="1418" w:bottom="1418" w:left="1418" w:header="1418" w:footer="1134" w:gutter="0"/>
-          <w:cols w:num="2" w:space="567"/>
+          <w:cols w:num="2" w:space="720"/>
           <w:titlePg/>
           <w:docGrid w:linePitch="360"/>
         </w:sectPr>
@@ -900,66 +1126,15 @@
       <w:pPr>
         <w:pStyle w:val="KBOFigure"/>
       </w:pPr>
-      <w:r>
-        <w:drawing>
-          <wp:inline distT="0" distB="0" distL="0" distR="0" wp14:anchorId="57605BB4" wp14:editId="59F05E67">
-            <wp:extent cx="5760085" cy="3533775"/>
-            <wp:effectExtent l="0" t="0" r="0" b="0"/>
-            <wp:docPr id="256159673" name="Picture 5"/>
-            <wp:cNvGraphicFramePr>
-              <a:graphicFrameLocks xmlns:a="http://schemas.openxmlformats.org/drawingml/2006/main" noChangeAspect="1"/>
-            </wp:cNvGraphicFramePr>
-            <a:graphic xmlns:a="http://schemas.openxmlformats.org/drawingml/2006/main">
-              <a:graphicData uri="http://schemas.openxmlformats.org/drawingml/2006/picture">
-                <pic:pic xmlns:pic="http://schemas.openxmlformats.org/drawingml/2006/picture">
-                  <pic:nvPicPr>
-                    <pic:cNvPr id="256159673" name=""/>
-                    <pic:cNvPicPr/>
-                  </pic:nvPicPr>
-                  <pic:blipFill>
-                    <a:blip r:embed="rId18">
-                      <a:extLst>
-                        <a:ext uri="{28A0092B-C50C-407E-A947-70E740481C1C}">
-                          <a14:useLocalDpi xmlns:a14="http://schemas.microsoft.com/office/drawing/2010/main" val="0"/>
-                        </a:ext>
-                      </a:extLst>
-                    </a:blip>
-                    <a:stretch>
-                      <a:fillRect/>
-                    </a:stretch>
-                  </pic:blipFill>
-                  <pic:spPr>
-                    <a:xfrm>
-                      <a:off x="0" y="0"/>
-                      <a:ext cx="5760085" cy="3533775"/>
-                    </a:xfrm>
-                    <a:prstGeom prst="rect">
-                      <a:avLst/>
-                    </a:prstGeom>
-                  </pic:spPr>
-                </pic:pic>
-              </a:graphicData>
-            </a:graphic>
-          </wp:inline>
-        </w:drawing>
-      </w:r>
-    </w:p>
-    <w:p>
-      <w:pPr>
-        <w:pStyle w:val="KBOCaptionFigure"/>
-      </w:pPr>
-      <w:r>
-        <w:t>Figure 5: Mapping of the platform onto the four-layer European Interoperability Framework, augmented with a governance layer. Source: authors.</w:t>
-      </w:r>
-    </w:p>
-    <w:p>
-      <w:pPr>
-        <w:pStyle w:val="KBOHeading1"/>
+    </w:p>
+    <w:p/>
+    <w:p>
+      <w:pPr>
         <w:sectPr>
           <w:type w:val="continuous"/>
           <w:pgSz w:w="11907" w:h="16840" w:code="9"/>
           <w:pgMar w:top="1418" w:right="1418" w:bottom="1418" w:left="1418" w:header="1418" w:footer="1134" w:gutter="0"/>
-          <w:cols w:space="720"/>
+          <w:cols w:num="2" w:space="720"/>
           <w:titlePg/>
           <w:docGrid w:linePitch="360"/>
         </w:sectPr>
@@ -967,410 +1142,8 @@
     </w:p>
     <w:p>
       <w:pPr>
-        <w:pStyle w:val="KBOHeading1"/>
-      </w:pPr>
-      <w:r>
-        <w:t>8. Discussion, limitations and future work</w:t>
-      </w:r>
-    </w:p>
-    <w:p>
-      <w:pPr>
-        <w:pStyle w:val="KBOTextBody"/>
-      </w:pPr>
-      <w:r>
-        <w:t xml:space="preserve">Several limitations warrant explicit </w:t>
-      </w:r>
-      <w:r>
-        <w:t xml:space="preserve">treatment. First, the stress-test taxonomy is intentionally compact; real hybrid threats </w:t>
-      </w:r>
-      <w:r>
-        <w:lastRenderedPageBreak/>
-        <w:t>include attacker-adaptive components that an optimisation-based model cannot represent without a game-theoretic extension. Second, the seven-CSV contract is sufficient for a single-country case study but will require extension for multi-country assessments. Third, the dashboard's sequential runner is appropriate for analyst-driven exploration but not for automated parameter sweeps; a parallel runner is on the roadmap. Fourth, the dual-use carve-out is currently invoked at the codebase level; a deployment that ingests classified network parameters would have to be assessed under the controlled-list framework, even though the codebase itself is exempt.</w:t>
-      </w:r>
-    </w:p>
-    <w:p>
-      <w:pPr>
-        <w:pStyle w:val="KBOTextBody"/>
-      </w:pPr>
-      <w:r>
-        <w:t>Future work has three vectors. The modelling vector will integrate adversarial scenarios with explicit attacker models (cyber-physical co-simulation). The interoperability vector will harmonise the result schema with EU-funded ontology projects and propose a public RDF/JSON-LD wrapper around the seven CSVs. The governance vector will formalise the assumptions-limitations file as a machine-readable provenance object aligned with W3C PROV [14].</w:t>
-      </w:r>
-    </w:p>
-    <w:p>
-      <w:pPr>
-        <w:pStyle w:val="KBOHeading1"/>
-      </w:pPr>
-      <w:r>
-        <w:t>9. Conclusions</w:t>
-      </w:r>
-    </w:p>
-    <w:p>
-      <w:pPr>
-        <w:pStyle w:val="KBOTextBody"/>
-      </w:pPr>
-      <w:r>
-        <w:rPr>
-          <w:b/>
-        </w:rPr>
-        <w:t>Resilience and its measurement.</w:t>
-      </w:r>
-      <w:r>
-        <w:t xml:space="preserve"> This paper has treated resilience as an operational, measurable property rather than a rhetorical one. The platform's seven-CSV result contract surfaces five families of resilience indicators: a cost envelope (system_cost_comparison.csv) expressing </w:t>
-      </w:r>
-      <w:r>
-        <w:t>the macroeconomic cost of recovery; an unserved-energy envelope (ens_summary.csv) expressing the loss-of-service magnitude; a price envelope (lmp_summary_ro.csv) expressing the marginal stress placed on the wholesale layer; a generation-mix shift (generation_mix_mwh.csv) expressing the substitution effort exerted by the remaining controllable fleet; and a congestion-and-flow envelope (interconnector_flow_congestion.csv, daily_net_imports_mwh.csv) expressing the loss of cross-border buffering. Read together, these five indicators populate the standard recovery, absorption and adaptation triplet used in the resilience literature, with explicit quantities in SI units. Under the Romania winter envelope examined in Section 4, absorption is measured by the +570 M EUR additional system cost and the displacement of approximately 370 GWh of gas generation; loss of service is measured by 45.2 GWh of unserved energy concentrated in evening-peak hours and in the northern half of the country; the marginal-stress signal is the doubling of the locational marginal price from approximately 65 EUR/MWh to 145 EUR/MWh, with peaks rising from 180 EUR/MWh to 380 EUR/MWh; and the loss-of-buffering signal is the collapse of cross-border net imports to zero. Each indicator is reproducible from the same artefacts and is therefore inter-comparable across scenarios, across deployments and across borders.</w:t>
-      </w:r>
-    </w:p>
-    <w:p>
-      <w:pPr>
         <w:pStyle w:val="KBOFigure"/>
       </w:pPr>
-    </w:p>
-    <w:p>
-      <w:pPr>
-        <w:pStyle w:val="KBOFigure"/>
-        <w:sectPr>
-          <w:type w:val="continuous"/>
-          <w:pgSz w:w="11907" w:h="16840" w:code="9"/>
-          <w:pgMar w:top="1418" w:right="1418" w:bottom="1418" w:left="1418" w:header="1418" w:footer="1134" w:gutter="0"/>
-          <w:cols w:num="2" w:space="567"/>
-          <w:titlePg/>
-          <w:docGrid w:linePitch="360"/>
-        </w:sectPr>
-      </w:pPr>
-    </w:p>
-    <w:p>
-      <w:pPr>
-        <w:pStyle w:val="KBOFigure"/>
-        <w:sectPr>
-          <w:type w:val="continuous"/>
-          <w:pgSz w:w="11907" w:h="16840" w:code="9"/>
-          <w:pgMar w:top="1418" w:right="1418" w:bottom="1418" w:left="1418" w:header="1418" w:footer="1134" w:gutter="0"/>
-          <w:cols w:space="567"/>
-          <w:titlePg/>
-          <w:docGrid w:linePitch="360"/>
-        </w:sectPr>
-      </w:pPr>
-      <w:r>
-        <w:lastRenderedPageBreak/>
-        <w:drawing>
-          <wp:inline distT="0" distB="0" distL="0" distR="0" wp14:anchorId="50AD9A11" wp14:editId="2FCCE958">
-            <wp:extent cx="5765800" cy="3375136"/>
-            <wp:effectExtent l="0" t="0" r="6350" b="0"/>
-            <wp:docPr id="118172748" name="Picture 1"/>
-            <wp:cNvGraphicFramePr>
-              <a:graphicFrameLocks xmlns:a="http://schemas.openxmlformats.org/drawingml/2006/main" noChangeAspect="1"/>
-            </wp:cNvGraphicFramePr>
-            <a:graphic xmlns:a="http://schemas.openxmlformats.org/drawingml/2006/main">
-              <a:graphicData uri="http://schemas.openxmlformats.org/drawingml/2006/picture">
-                <pic:pic xmlns:pic="http://schemas.openxmlformats.org/drawingml/2006/picture">
-                  <pic:nvPicPr>
-                    <pic:cNvPr id="118172748" name=""/>
-                    <pic:cNvPicPr/>
-                  </pic:nvPicPr>
-                  <pic:blipFill>
-                    <a:blip r:embed="rId19">
-                      <a:extLst>
-                        <a:ext uri="{28A0092B-C50C-407E-A947-70E740481C1C}">
-                          <a14:useLocalDpi xmlns:a14="http://schemas.microsoft.com/office/drawing/2010/main" val="0"/>
-                        </a:ext>
-                      </a:extLst>
-                    </a:blip>
-                    <a:stretch>
-                      <a:fillRect/>
-                    </a:stretch>
-                  </pic:blipFill>
-                  <pic:spPr>
-                    <a:xfrm>
-                      <a:off x="0" y="0"/>
-                      <a:ext cx="5765800" cy="3375136"/>
-                    </a:xfrm>
-                    <a:prstGeom prst="rect">
-                      <a:avLst/>
-                    </a:prstGeom>
-                  </pic:spPr>
-                </pic:pic>
-              </a:graphicData>
-            </a:graphic>
-          </wp:inline>
-        </w:drawing>
-      </w:r>
-    </w:p>
-    <w:p>
-      <w:pPr>
-        <w:pStyle w:val="KBOFigure"/>
-      </w:pPr>
-    </w:p>
-    <w:p>
-      <w:pPr>
-        <w:pStyle w:val="KBOCaptionFigure"/>
-        <w:sectPr>
-          <w:type w:val="continuous"/>
-          <w:pgSz w:w="11907" w:h="16840" w:code="9"/>
-          <w:pgMar w:top="1418" w:right="1418" w:bottom="1418" w:left="1418" w:header="1418" w:footer="1134" w:gutter="0"/>
-          <w:cols w:num="2" w:space="567"/>
-          <w:titlePg/>
-          <w:docGrid w:linePitch="360"/>
-        </w:sectPr>
-      </w:pPr>
-    </w:p>
-    <w:p>
-      <w:pPr>
-        <w:pStyle w:val="KBOCaptionFigure"/>
-      </w:pPr>
-      <w:r>
-        <w:t>Figure 6: Operational definition of resilience measured by the platform. The recovery / absorption / adaptation axes are mapped to the seven-CSV result contract, with magnitudes observed for the Romania winter envelope.</w:t>
-      </w:r>
-    </w:p>
-    <w:p>
-      <w:pPr>
-        <w:pStyle w:val="KBOFigure"/>
-        <w:sectPr>
-          <w:type w:val="continuous"/>
-          <w:pgSz w:w="11907" w:h="16840" w:code="9"/>
-          <w:pgMar w:top="1418" w:right="1418" w:bottom="1418" w:left="1418" w:header="1418" w:footer="1134" w:gutter="0"/>
-          <w:cols w:space="567"/>
-          <w:titlePg/>
-          <w:docGrid w:linePitch="360"/>
-        </w:sectPr>
-      </w:pPr>
-    </w:p>
-    <w:p>
-      <w:pPr>
-        <w:pStyle w:val="KBOFigure"/>
-      </w:pPr>
-    </w:p>
-    <w:p>
-      <w:pPr>
-        <w:pStyle w:val="KBOTextBody"/>
-      </w:pPr>
-      <w:r>
-        <w:rPr>
-          <w:b/>
-        </w:rPr>
-        <w:t>Finding 1 — A six-layer architecture for paired-scenario stress testing is feasible on an open substrate.</w:t>
-      </w:r>
-      <w:r>
-        <w:t xml:space="preserve"> The platform demonstrates that a Presentation, API, Domain Logic, Workflow and Optimisation, Persistence and External Data stack can be assembled around </w:t>
-      </w:r>
-      <w:proofErr w:type="spellStart"/>
-      <w:r>
-        <w:t>PyPSA-Eur</w:t>
-      </w:r>
-      <w:proofErr w:type="spellEnd"/>
-      <w:r>
-        <w:t xml:space="preserve"> and a Next.js dashboard without modifying the optimisation core. The architecture is reproducible on a developer workstation and produces a paired baseline-plus-stressed run with the comparison report in twenty to twenty-five minutes at twenty spatial clusters and hourly resolution. The architecture is therefore a candidate substrate for national risk-assessment work under Directive (EU) 2022/2557 [8] without bespoke development per analyst.</w:t>
-      </w:r>
-    </w:p>
-    <w:p>
-      <w:pPr>
-        <w:pStyle w:val="KBOTextBody"/>
-      </w:pPr>
-      <w:r>
-        <w:rPr>
-          <w:b/>
-        </w:rPr>
-        <w:t xml:space="preserve">Finding 2 — Compact orthogonal shocks already produce CER-Directive-grade </w:t>
-      </w:r>
-      <w:r>
-        <w:rPr>
-          <w:b/>
-        </w:rPr>
-        <w:t>evidence.</w:t>
-      </w:r>
-      <w:r>
-        <w:t xml:space="preserve"> Five orthogonal shock channels — load multiplier, hydro reduction, gas capacity reduction, SCADA-proxy ramp-rate constraints and directional import caps — combine into a parameter space whose envelopes are interpretable for resilience decision-making. The Romania winter case study confirms that even moderate simultaneous derating, combined with electrical isolation, produces order-of-magnitude resilience signals (≈45 GWh of unserved energy; +31 % system-cost increase; doubling of locational marginal price) on a single weekly window. The finding is that compact shock taxonomies are sufficient as the measurement instrument for the recovery, absorption and adaptation axes — provided the result schema is contractual.</w:t>
-      </w:r>
-    </w:p>
-    <w:p>
-      <w:pPr>
-        <w:pStyle w:val="KBOTextBody"/>
-      </w:pPr>
-      <w:r>
-        <w:rPr>
-          <w:b/>
-        </w:rPr>
-        <w:t xml:space="preserve">Proposal 1 — A governance layer should be added to the European </w:t>
-      </w:r>
-      <w:r>
-        <w:rPr>
-          <w:b/>
-        </w:rPr>
-        <w:lastRenderedPageBreak/>
-        <w:t>Interoperability Framework for critical-infrastructure modelling.</w:t>
-      </w:r>
-      <w:r>
-        <w:t xml:space="preserve"> The four-layer European Interoperability Framework [3] is necessary but not sufficient for security-relevant deployment. We propose a fifth, cross-cutting governance layer that bundles persistent job state, immutable templates, per-run logs and a machine-readable assumptions-and-limitations object into a verifiable audit envelope. The proposal turns interoperability into a property that can be audited, not only claimed — which is the threshold a national risk assessment under the Critical Entities Resilience Directive must meet to be admissible.</w:t>
-      </w:r>
-    </w:p>
-    <w:p>
-      <w:pPr>
-        <w:pStyle w:val="KBOTextBody"/>
-      </w:pPr>
-      <w:r>
-        <w:rPr>
-          <w:b/>
-        </w:rPr>
-        <w:t>Proposal 2 — Civilian-by-design platforms should be the default substrate for cross-pillar EU funding in critical-infrastructure security.</w:t>
-      </w:r>
-      <w:r>
-        <w:t xml:space="preserve"> The route from </w:t>
-      </w:r>
-      <w:r>
-        <w:t xml:space="preserve">civilian decarbonisation studies to defence-relevant resilience evidence runs through the same codebase; the differentiation is at the data and exploitation layer, not at the modelling core. Civilian-by-design open platforms therefore satisfy the public-domain carve-out under Regulation (EU) 2021/821 [4] by construction, and let Horizon Europe Cluster 5, the European Defence Fund, the Connecting Europe Facility and </w:t>
-      </w:r>
-      <w:proofErr w:type="spellStart"/>
-      <w:r>
-        <w:t>rescEU</w:t>
-      </w:r>
-      <w:proofErr w:type="spellEnd"/>
-      <w:r>
-        <w:t xml:space="preserve"> finance complementary deliverables of a single architecture rather than four parallel architectures. We propose that this single-substrate posture be made an explicit eligibility criterion in the next work-programme cycle of each of these four instruments.</w:t>
-      </w:r>
-    </w:p>
-    <w:p>
-      <w:pPr>
-        <w:pStyle w:val="KBOFigure"/>
-      </w:pPr>
-    </w:p>
-    <w:p>
-      <w:pPr>
-        <w:pStyle w:val="KBOFigure"/>
-        <w:sectPr>
-          <w:type w:val="continuous"/>
-          <w:pgSz w:w="11907" w:h="16840" w:code="9"/>
-          <w:pgMar w:top="1418" w:right="1418" w:bottom="1418" w:left="1418" w:header="1418" w:footer="1134" w:gutter="0"/>
-          <w:cols w:num="2" w:space="567"/>
-          <w:titlePg/>
-          <w:docGrid w:linePitch="360"/>
-        </w:sectPr>
-      </w:pPr>
-    </w:p>
-    <w:p>
-      <w:pPr>
-        <w:pStyle w:val="KBOFigure"/>
-        <w:spacing w:before="240" w:after="100" w:afterAutospacing="1"/>
-        <w:sectPr>
-          <w:type w:val="continuous"/>
-          <w:pgSz w:w="11907" w:h="16840" w:code="9"/>
-          <w:pgMar w:top="1418" w:right="1418" w:bottom="1418" w:left="1418" w:header="1418" w:footer="1134" w:gutter="0"/>
-          <w:cols w:space="567"/>
-          <w:titlePg/>
-          <w:docGrid w:linePitch="360"/>
-        </w:sectPr>
-      </w:pPr>
-      <w:r>
-        <w:drawing>
-          <wp:inline distT="0" distB="0" distL="0" distR="0" wp14:anchorId="67532316" wp14:editId="21533511">
-            <wp:extent cx="5765800" cy="3578539"/>
-            <wp:effectExtent l="0" t="0" r="6350" b="3175"/>
-            <wp:docPr id="1348870648" name="Picture 2"/>
-            <wp:cNvGraphicFramePr>
-              <a:graphicFrameLocks xmlns:a="http://schemas.openxmlformats.org/drawingml/2006/main" noChangeAspect="1"/>
-            </wp:cNvGraphicFramePr>
-            <a:graphic xmlns:a="http://schemas.openxmlformats.org/drawingml/2006/main">
-              <a:graphicData uri="http://schemas.openxmlformats.org/drawingml/2006/picture">
-                <pic:pic xmlns:pic="http://schemas.openxmlformats.org/drawingml/2006/picture">
-                  <pic:nvPicPr>
-                    <pic:cNvPr id="1348870648" name=""/>
-                    <pic:cNvPicPr/>
-                  </pic:nvPicPr>
-                  <pic:blipFill>
-                    <a:blip r:embed="rId20">
-                      <a:extLst>
-                        <a:ext uri="{28A0092B-C50C-407E-A947-70E740481C1C}">
-                          <a14:useLocalDpi xmlns:a14="http://schemas.microsoft.com/office/drawing/2010/main" val="0"/>
-                        </a:ext>
-                      </a:extLst>
-                    </a:blip>
-                    <a:stretch>
-                      <a:fillRect/>
-                    </a:stretch>
-                  </pic:blipFill>
-                  <pic:spPr>
-                    <a:xfrm>
-                      <a:off x="0" y="0"/>
-                      <a:ext cx="5765800" cy="3578539"/>
-                    </a:xfrm>
-                    <a:prstGeom prst="rect">
-                      <a:avLst/>
-                    </a:prstGeom>
-                  </pic:spPr>
-                </pic:pic>
-              </a:graphicData>
-            </a:graphic>
-          </wp:inline>
-        </w:drawing>
-      </w:r>
-    </w:p>
-    <w:p>
-      <w:pPr>
-        <w:pStyle w:val="KBOFigure"/>
-      </w:pPr>
-    </w:p>
-    <w:p>
-      <w:pPr>
-        <w:pStyle w:val="KBOCaptionFigure"/>
-        <w:sectPr>
-          <w:type w:val="continuous"/>
-          <w:pgSz w:w="11907" w:h="16840" w:code="9"/>
-          <w:pgMar w:top="1418" w:right="1418" w:bottom="1418" w:left="1418" w:header="1418" w:footer="1134" w:gutter="0"/>
-          <w:cols w:num="2" w:space="567"/>
-          <w:titlePg/>
-          <w:docGrid w:linePitch="360"/>
-        </w:sectPr>
-      </w:pPr>
-    </w:p>
-    <w:p>
-      <w:pPr>
-        <w:pStyle w:val="KBOCaptionFigure"/>
-      </w:pPr>
-      <w:r>
-        <w:t>Figure 7: Mapping of the three research questions to the corresponding findings and proposals in the Conclusions.</w:t>
-      </w:r>
-    </w:p>
-    <w:p>
-      <w:pPr>
-        <w:pStyle w:val="KBOFigure"/>
-      </w:pPr>
-    </w:p>
-    <w:p/>
-    <w:p>
-      <w:pPr>
-        <w:sectPr>
-          <w:type w:val="continuous"/>
-          <w:pgSz w:w="11907" w:h="16840" w:code="9"/>
-          <w:pgMar w:top="1418" w:right="1418" w:bottom="1418" w:left="1418" w:header="1418" w:footer="1134" w:gutter="0"/>
-          <w:cols w:space="567"/>
-          <w:titlePg/>
-          <w:docGrid w:linePitch="360"/>
-        </w:sectPr>
-      </w:pPr>
-    </w:p>
-    <w:p>
-      <w:pPr>
-        <w:pStyle w:val="KBOFigure"/>
-      </w:pPr>
-    </w:p>
-    <w:p>
-      <w:pPr>
-        <w:pStyle w:val="KBOHeading1"/>
-      </w:pPr>
-      <w:r>
-        <w:lastRenderedPageBreak/>
-        <w:t>Acknowledgements</w:t>
-      </w:r>
-    </w:p>
-    <w:p>
-      <w:pPr>
-        <w:pStyle w:val="KBOTextBody"/>
-      </w:pPr>
-      <w:r>
-        <w:t xml:space="preserve">The author thanks the PyPSA-Eur open-source community for an exceptionally well-structured modelling substrate, and the Romanian academic community for ongoing </w:t>
-      </w:r>
-      <w:r>
-        <w:t>exchanges on national grid resilience. Computational work was carried out on locally-managed resources; no institutional funding is reported.</w:t>
-      </w:r>
     </w:p>
     <w:p>
       <w:pPr>
@@ -1494,6 +1267,7 @@
         <w:pStyle w:val="KBOReferences"/>
       </w:pPr>
       <w:r>
+        <w:lastRenderedPageBreak/>
         <w:t>[13] European Parliament and Council. Regulation (EU) 2024/1252 of 11 April 2024 establishing a framework for ensuring a secure and sustainable supply of critical raw materials. Official Journal of the European Union L 173; 22 April 2024.</w:t>
       </w:r>
     </w:p>

--- a/vault/papers/KBOPieleManescu.docx
+++ b/vault/papers/KBOPieleManescu.docx
@@ -13,25 +13,104 @@
     <w:p>
       <w:pPr>
         <w:pStyle w:val="KBOAuthors"/>
-      </w:pPr>
-      <w:r>
-        <w:t>First AUTHOR*, Second AUTHOR**, Third AUTHOR***</w:t>
+        <w:rPr>
+          <w:lang w:val="pl-PL"/>
+        </w:rPr>
+      </w:pPr>
+      <w:r>
+        <w:rPr>
+          <w:lang w:val="ro-RO"/>
+        </w:rPr>
+        <w:t>Cosmin</w:t>
+      </w:r>
+      <w:r>
+        <w:rPr>
+          <w:lang w:val="pl-PL"/>
+        </w:rPr>
+        <w:t xml:space="preserve"> PIELE*, Bogdan Andrei M</w:t>
+      </w:r>
+      <w:r>
+        <w:rPr>
+          <w:lang w:val="ro-RO"/>
+        </w:rPr>
+        <w:t>ĂNESCU</w:t>
+      </w:r>
+      <w:r>
+        <w:rPr>
+          <w:lang w:val="pl-PL"/>
+        </w:rPr>
+        <w:t xml:space="preserve">**, </w:t>
       </w:r>
     </w:p>
     <w:p>
       <w:pPr>
         <w:pStyle w:val="KBOAffiliation"/>
-      </w:pPr>
-      <w:r>
-        <w:t>*University, Faculty, City, Country</w:t>
+        <w:rPr>
+          <w:lang w:val="ro-RO"/>
+        </w:rPr>
+      </w:pPr>
+      <w:r>
+        <w:rPr>
+          <w:lang w:val="ro-RO"/>
+        </w:rPr>
+        <w:t>*U</w:t>
+      </w:r>
+      <w:r>
+        <w:rPr>
+          <w:lang w:val="ro-RO"/>
+        </w:rPr>
+        <w:t>niversity of Petroșani, Romania</w:t>
       </w:r>
     </w:p>
     <w:p>
       <w:pPr>
         <w:pStyle w:val="KBOAffiliation"/>
-      </w:pPr>
-      <w:r>
-        <w:t>E-mail: manescu.bogdan.andrei@gmail.com</w:t>
+        <w:rPr>
+          <w:lang w:val="ro-RO"/>
+        </w:rPr>
+      </w:pPr>
+      <w:r>
+        <w:rPr>
+          <w:lang w:val="en-US"/>
+        </w:rPr>
+        <w:t>** "Nicolae Bălcescu Land Forces Academy"</w:t>
+      </w:r>
+      <w:r>
+        <w:rPr>
+          <w:lang w:val="ro-RO"/>
+        </w:rPr>
+        <w:t xml:space="preserve">, Sibiu, Romania </w:t>
+      </w:r>
+    </w:p>
+    <w:p>
+      <w:pPr>
+        <w:pStyle w:val="KBOAffiliation"/>
+        <w:rPr>
+          <w:lang w:val="ro-RO"/>
+        </w:rPr>
+      </w:pPr>
+      <w:hyperlink r:id="rId8" w:history="1">
+        <w:r>
+          <w:rPr>
+            <w:rStyle w:val="Hyperlink"/>
+            <w:color w:val="auto"/>
+            <w:u w:val="none"/>
+            <w:lang w:val="ro-RO"/>
+          </w:rPr>
+          <w:t>piele.cosmin@armyacademy.ro</w:t>
+        </w:r>
+      </w:hyperlink>
+      <w:r>
+        <w:rPr>
+          <w:lang w:val="ro-RO"/>
+        </w:rPr>
+        <w:t xml:space="preserve">, </w:t>
+      </w:r>
+      <w:r>
+        <w:rPr>
+          <w:lang w:val="ro-RO"/>
+        </w:rPr>
+        <w:t>manescu.bogdan@armyacademy.ro</w:t>
       </w:r>
     </w:p>
     <w:p>
@@ -47,11 +126,15 @@
       <w:r>
         <w:t xml:space="preserve">European energy systems are simultaneously a foundation for civilian welfare and a high-value target for hybrid disruption. This paper argues that open-source energy-system modelling stacks exemplified by PyPSA-Eur with the Romania-specific </w:t>
       </w:r>
-      <w:proofErr w:type="spellStart"/>
-      <w:r>
-        <w:t>Vizualizer</w:t>
-      </w:r>
-      <w:proofErr w:type="spellEnd"/>
+      <w:r>
+        <w:t>Visuali</w:t>
+      </w:r>
+      <w:r>
+        <w:t>s</w:t>
+      </w:r>
+      <w:r>
+        <w:t>er</w:t>
+      </w:r>
       <w:r>
         <w:t xml:space="preserve"> dashboard qualify as dual-use technologies whose maturation supports both Industry 5.0 resilience objectives and contemporary security funding agendas. We describe a six-layer web platform that turns multi-shock stress-tests into a deterministic, reproducible workflow accessible to non-coding analysts. A worked Romania winter case study quantifies the country's exposure under a hybrid disruption: a 30 % demand surge combined with a complete cross-border import cap and partial gas / hydro derating produces approximately 45 GWh of energy not served and a 31 % system-cost increase over a single winter week. We map these capabilities onto the four-layer European Interoperability Framework, identify EU funding instruments Horizon Europe, the European Defence Fund, the Connecting Europe Facility and </w:t>
       </w:r>
@@ -76,12 +159,12 @@
       <w:pPr>
         <w:pStyle w:val="KBOHeading1"/>
         <w:sectPr>
-          <w:headerReference w:type="even" r:id="rId8"/>
-          <w:headerReference w:type="default" r:id="rId9"/>
-          <w:footerReference w:type="even" r:id="rId10"/>
-          <w:footerReference w:type="default" r:id="rId11"/>
-          <w:headerReference w:type="first" r:id="rId12"/>
-          <w:footerReference w:type="first" r:id="rId13"/>
+          <w:headerReference w:type="even" r:id="rId9"/>
+          <w:headerReference w:type="default" r:id="rId10"/>
+          <w:footerReference w:type="even" r:id="rId11"/>
+          <w:footerReference w:type="default" r:id="rId12"/>
+          <w:headerReference w:type="first" r:id="rId13"/>
+          <w:footerReference w:type="first" r:id="rId14"/>
           <w:pgSz w:w="11907" w:h="16840" w:code="9"/>
           <w:pgMar w:top="1418" w:right="1418" w:bottom="1418" w:left="1418" w:header="1418" w:footer="1134" w:gutter="0"/>
           <w:cols w:space="720"/>
@@ -103,10 +186,18 @@
         <w:pStyle w:val="KBOTextBody"/>
       </w:pPr>
       <w:r>
-        <w:t xml:space="preserve">Energy systems sit at the intersection of two contemporary policy concerns: they are the prototypical complex socio-technical systems whose disruption cascades through every other sector, and their digital control surfaces have become a contested domain in hybrid conflict [1], [2]. Romania, as a south-eastern frontier of the European synchronous area with active interconnection to Bulgaria, Hungary and Serbia, operates in a region where physical, market and informational disruptions are no longer hypothetical. The 2022–2024 European energy-security crisis exposed the cost of modelling deficits — emergency analyses had no shared </w:t>
-      </w:r>
-      <w:r>
-        <w:t>interoperability surface for cross-checking results between ministries, transmission operators, regulators and defence agencies.</w:t>
+        <w:t xml:space="preserve">Energy systems sit at the intersection of two contemporary policy concerns: they are the prototypical complex socio-technical systems whose disruption cascades through every other sector, and their digital control surfaces have become a contested domain in hybrid conflict [1], [2]. Romania, as a south-eastern frontier of the European synchronous area with active interconnection to Bulgaria, Hungary and Serbia, operates in a region where physical, market and informational disruptions are no longer hypothetical. The 2022–2024 European energy-security crisis exposed the cost of modelling </w:t>
+      </w:r>
+      <w:proofErr w:type="gramStart"/>
+      <w:r>
+        <w:t>deficits  emergency</w:t>
+      </w:r>
+      <w:proofErr w:type="gramEnd"/>
+      <w:r>
+        <w:t xml:space="preserve"> analyses had no shared interoperability surface for cross-checking results between ministries, transmission </w:t>
+      </w:r>
+      <w:r>
+        <w:t>operators, regulators and defence agencies.</w:t>
       </w:r>
     </w:p>
     <w:p>
@@ -114,7 +205,15 @@
         <w:pStyle w:val="KBOTextBody"/>
       </w:pPr>
       <w:r>
-        <w:t xml:space="preserve">This paper investigates whether an open-source energy-system modelling stack — instantiated by </w:t>
+        <w:t xml:space="preserve">This paper investigates whether an open-source energy-system modelling </w:t>
+      </w:r>
+      <w:proofErr w:type="gramStart"/>
+      <w:r>
+        <w:t>stack  instantiated</w:t>
+      </w:r>
+      <w:proofErr w:type="gramEnd"/>
+      <w:r>
+        <w:t xml:space="preserve"> by </w:t>
       </w:r>
       <w:proofErr w:type="spellStart"/>
       <w:r>
@@ -122,7 +221,15 @@
       </w:r>
       <w:proofErr w:type="spellEnd"/>
       <w:r>
-        <w:t xml:space="preserve"> and a Romania-specific orchestration dashboard — can serve as a verifiable substrate for technical interoperability in critical-infrastructure security. </w:t>
+        <w:t xml:space="preserve"> and a Romania-specific orchestration </w:t>
+      </w:r>
+      <w:proofErr w:type="gramStart"/>
+      <w:r>
+        <w:t>dashboard  can</w:t>
+      </w:r>
+      <w:proofErr w:type="gramEnd"/>
+      <w:r>
+        <w:t xml:space="preserve"> serve as a verifiable substrate for technical interoperability in critical-infrastructure security. </w:t>
       </w:r>
       <w:proofErr w:type="spellStart"/>
       <w:r>
@@ -146,19 +253,39 @@
       </w:r>
       <w:proofErr w:type="spellEnd"/>
       <w:r>
-        <w:t xml:space="preserve"> workflow orchestrating data preparation, network assembly and optimisation [5]. We add a Romania-specific extension exposing a stress-test interface designed for security-relevant simulation: synthetic load </w:t>
+        <w:t xml:space="preserve"> workflow orchestrating data preparation, network assembly and optimisation [5]. We add a Romania-specific extension exposing a stress-test interface designed for security-relevant simulation: synthetic load multipliers, hydro and gas capacity reductions, ramp-rate constraints proxying SCADA limits, and directional caps on cross-border interconnections. A web </w:t>
       </w:r>
       <w:r>
         <w:lastRenderedPageBreak/>
-        <w:t>multipliers, hydro and gas capacity reductions, ramp-rate constraints proxying SCADA limits, and directional caps on cross-border interconnections. A web dashboard ("</w:t>
-      </w:r>
-      <w:proofErr w:type="spellStart"/>
-      <w:r>
-        <w:t>Vizualizer</w:t>
-      </w:r>
-      <w:proofErr w:type="spellEnd"/>
-      <w:r>
-        <w:t>") provides a three-tab control room — scenario builder, run queue, results viewer — that allows non-coding analysts to assemble paired baseline/stressed runs and inspect results satisfying a deterministic seven-CSV contract.</w:t>
+        <w:t>dashboard ("</w:t>
+      </w:r>
+      <w:r>
+        <w:t>Visuali</w:t>
+      </w:r>
+      <w:r>
+        <w:t>s</w:t>
+      </w:r>
+      <w:r>
+        <w:t>er</w:t>
+      </w:r>
+      <w:r>
+        <w:t xml:space="preserve">") provides a three-tab control </w:t>
+      </w:r>
+      <w:proofErr w:type="gramStart"/>
+      <w:r>
+        <w:t>room  scenario</w:t>
+      </w:r>
+      <w:proofErr w:type="gramEnd"/>
+      <w:r>
+        <w:t xml:space="preserve"> builder, run queue, results </w:t>
+      </w:r>
+      <w:proofErr w:type="gramStart"/>
+      <w:r>
+        <w:t>viewer  that</w:t>
+      </w:r>
+      <w:proofErr w:type="gramEnd"/>
+      <w:r>
+        <w:t xml:space="preserve"> allows non-coding analysts to assemble paired baseline/stressed runs and inspect results satisfying a deterministic seven-CSV contract.</w:t>
       </w:r>
     </w:p>
     <w:p>
@@ -177,46 +304,117 @@
         <w:rPr>
           <w:b/>
         </w:rPr>
-        <w:t>RQ1 — Interoperability.</w:t>
-      </w:r>
-      <w:r>
-        <w:t xml:space="preserve"> Can an open-source modelling stack satisfy the four layers of the European Interoperability Framework — legal, organisational, semantic and technical — when its result schema, configuration grammar and orchestration are deliberately designed as contracts rather than as artefacts [3]?</w:t>
-      </w:r>
-    </w:p>
-    <w:p>
-      <w:pPr>
-        <w:pStyle w:val="KBOTextBody"/>
-      </w:pPr>
+        <w:t>RQ</w:t>
+      </w:r>
+      <w:proofErr w:type="gramStart"/>
       <w:r>
         <w:rPr>
           <w:b/>
         </w:rPr>
-        <w:t>RQ2 — Dual-use qualification.</w:t>
-      </w:r>
-      <w:r>
-        <w:t xml:space="preserve"> Does such a stack qualify as a dual-use technology in the sense of EU Regulation 2021/821, that is, usable for civilian decarbonisation studies and equally for defence-relevant resilience assessments while remaining within the public-domain carve-out of the regulation [4]?</w:t>
-      </w:r>
-    </w:p>
-    <w:p>
-      <w:pPr>
-        <w:pStyle w:val="KBOTextBody"/>
-      </w:pPr>
+        <w:t>1  Interoperability</w:t>
+      </w:r>
+      <w:proofErr w:type="gramEnd"/>
       <w:r>
         <w:rPr>
           <w:b/>
         </w:rPr>
-        <w:t>RQ3 — Funding alignment.</w:t>
-      </w:r>
-      <w:r>
-        <w:t xml:space="preserve"> Do contemporary EU funding instruments — Horizon Europe Cluster 5, the European Defence Fund, the Connecting Europe Facility and </w:t>
+        <w:t>.</w:t>
+      </w:r>
+      <w:r>
+        <w:t xml:space="preserve"> Can an open-source modelling stack satisfy the four layers of the European Interoperability </w:t>
+      </w:r>
+      <w:proofErr w:type="gramStart"/>
+      <w:r>
+        <w:t>Framework  legal</w:t>
+      </w:r>
+      <w:proofErr w:type="gramEnd"/>
+      <w:r>
+        <w:t xml:space="preserve">, organisational, semantic and </w:t>
+      </w:r>
+      <w:proofErr w:type="gramStart"/>
+      <w:r>
+        <w:t>technical  when</w:t>
+      </w:r>
+      <w:proofErr w:type="gramEnd"/>
+      <w:r>
+        <w:t xml:space="preserve"> its result schema, configuration grammar and orchestration are deliberately designed as contracts rather than as artefacts [3]?</w:t>
+      </w:r>
+    </w:p>
+    <w:p>
+      <w:pPr>
+        <w:pStyle w:val="KBOTextBody"/>
+      </w:pPr>
+      <w:r>
+        <w:rPr>
+          <w:b/>
+        </w:rPr>
+        <w:t>RQ</w:t>
+      </w:r>
+      <w:proofErr w:type="gramStart"/>
+      <w:r>
+        <w:rPr>
+          <w:b/>
+        </w:rPr>
+        <w:t>2  Dual</w:t>
+      </w:r>
+      <w:proofErr w:type="gramEnd"/>
+      <w:r>
+        <w:rPr>
+          <w:b/>
+        </w:rPr>
+        <w:t>-use qualification.</w:t>
+      </w:r>
+      <w:r>
+        <w:t xml:space="preserve"> Does such a stack qualify as a dual-use technology in the sense of EU Regulation 2021/821, that is, usable for civilian decarbonisation studies and equally for defence-relevant resilience assessments while remaining within the public-domain carve-out of the regulation [4]?</w:t>
+      </w:r>
+    </w:p>
+    <w:p>
+      <w:pPr>
+        <w:pStyle w:val="KBOTextBody"/>
+      </w:pPr>
+      <w:r>
+        <w:rPr>
+          <w:b/>
+        </w:rPr>
+        <w:t>RQ</w:t>
+      </w:r>
+      <w:proofErr w:type="gramStart"/>
+      <w:r>
+        <w:rPr>
+          <w:b/>
+        </w:rPr>
+        <w:t>3  Funding</w:t>
+      </w:r>
+      <w:proofErr w:type="gramEnd"/>
+      <w:r>
+        <w:rPr>
+          <w:b/>
+        </w:rPr>
+        <w:t xml:space="preserve"> alignment.</w:t>
+      </w:r>
+      <w:r>
+        <w:t xml:space="preserve"> Do contemporary EU funding </w:t>
+      </w:r>
+      <w:proofErr w:type="gramStart"/>
+      <w:r>
+        <w:t>instruments  Horizon</w:t>
+      </w:r>
+      <w:proofErr w:type="gramEnd"/>
+      <w:r>
+        <w:t xml:space="preserve"> Europe Cluster 5, the European Defence Fund, the Connecting Europe Facility and </w:t>
       </w:r>
       <w:proofErr w:type="spellStart"/>
+      <w:proofErr w:type="gramStart"/>
       <w:r>
         <w:t>rescEU</w:t>
       </w:r>
       <w:proofErr w:type="spellEnd"/>
       <w:r>
-        <w:t xml:space="preserve"> — already foresee this dual orientation in a way that lets a platform internalise the four-layer interoperability obligation be co-funded across instruments without architectural duplication?</w:t>
+        <w:t xml:space="preserve">  already</w:t>
+      </w:r>
+      <w:proofErr w:type="gramEnd"/>
+      <w:r>
+        <w:t xml:space="preserve"> foresee this dual orientation in a way that lets a platform internalise the four-layer interoperability obligation be co-funded across instruments without architectural duplication?</w:t>
       </w:r>
     </w:p>
     <w:p>
@@ -229,6 +427,11 @@
     </w:p>
     <w:p>
       <w:pPr>
+        <w:pStyle w:val="KBOTextBody"/>
+      </w:pPr>
+    </w:p>
+    <w:p>
+      <w:pPr>
         <w:pStyle w:val="KBOHeading2"/>
       </w:pPr>
       <w:r>
@@ -248,8 +451,24 @@
         <w:pStyle w:val="KBOTextBody"/>
       </w:pPr>
       <w:r>
-        <w:t>Industry 5.0 augments the productivity-centric Industry 4.0 narrative with three explicit pillars: human-centricity, sustainability and resilience [6]. Energy systems embody all three — supply continuity is a precondition for every other public service, decarbonisation is the largest single lever for European emissions reductions, and cascading disruption dynamics affect every linked sector.</w:t>
-      </w:r>
+        <w:t xml:space="preserve">Industry 5.0 augments the productivity-centric Industry 4.0 narrative with three </w:t>
+      </w:r>
+      <w:r>
+        <w:t xml:space="preserve">explicit pillars: human-centricity, sustainability and resilience [6]. Energy systems embody all </w:t>
+      </w:r>
+      <w:proofErr w:type="gramStart"/>
+      <w:r>
+        <w:t>three  supply</w:t>
+      </w:r>
+      <w:proofErr w:type="gramEnd"/>
+      <w:r>
+        <w:t xml:space="preserve"> continuity is a precondition for every other public service, decarbonisation is the largest single lever for European emissions reductions, and cascading disruption dynamics affect every linked sector.</w:t>
+      </w:r>
+    </w:p>
+    <w:p>
+      <w:pPr>
+        <w:pStyle w:val="KBOTextBody"/>
+      </w:pPr>
     </w:p>
     <w:p>
       <w:pPr>
@@ -269,6 +488,11 @@
     </w:p>
     <w:p>
       <w:pPr>
+        <w:pStyle w:val="KBOTextBody"/>
+      </w:pPr>
+    </w:p>
+    <w:p>
+      <w:pPr>
         <w:pStyle w:val="KBOHeading2"/>
       </w:pPr>
       <w:r>
@@ -304,11 +528,11 @@
         <w:pStyle w:val="KBOTextBody"/>
       </w:pPr>
       <w:r>
-        <w:t>Figure 1 shows the six-layer architecture. The Presentation Layer (React 19 / Next.js 16, bilingual EN/RO) exposes three control-</w:t>
+        <w:t xml:space="preserve">Figure 1 shows the six-layer architecture. The Presentation Layer (React 19 / Next.js 16, bilingual EN/RO) exposes three control-room tabs. The API &amp; Service Layer comprises typed Next.js route handlers </w:t>
       </w:r>
       <w:r>
         <w:lastRenderedPageBreak/>
-        <w:t>room tabs. The API &amp; Service Layer comprises typed Next.js route handlers under /</w:t>
+        <w:t>under /</w:t>
       </w:r>
       <w:proofErr w:type="spellStart"/>
       <w:r>
@@ -348,10 +572,10 @@
       </w:r>
       <w:proofErr w:type="spellEnd"/>
       <w:r>
-        <w:t xml:space="preserve"> DAG orchestrates data retrieval, network </w:t>
-      </w:r>
-      <w:r>
-        <w:t xml:space="preserve">assembly and solver invocation, with a dedicated stress-test module injecting shocks and linear constraints before optimisation. The Persistence Layer holds generated YAML configurations, job state and logs, with results materialised under results/{name}/. The External Data Layer ingests ECMWF ERA5 reanalysis, </w:t>
+        <w:t xml:space="preserve"> DAG orchestrates data retrieval, network assembly and solver invocation, with a </w:t>
+      </w:r>
+      <w:r>
+        <w:t xml:space="preserve">dedicated stress-test module injecting shocks and linear constraints before optimisation. The Persistence Layer holds generated YAML configurations, job state and logs, with results materialised under results/{name}/. The External Data Layer ingests ECMWF ERA5 reanalysis, </w:t>
       </w:r>
       <w:proofErr w:type="spellStart"/>
       <w:r>
@@ -370,6 +594,19 @@
           <w:pgSz w:w="11907" w:h="16840" w:code="9"/>
           <w:pgMar w:top="1418" w:right="1418" w:bottom="1418" w:left="1418" w:header="1418" w:footer="1134" w:gutter="0"/>
           <w:cols w:num="2" w:space="567"/>
+          <w:titlePg/>
+          <w:docGrid w:linePitch="360"/>
+        </w:sectPr>
+      </w:pPr>
+    </w:p>
+    <w:p>
+      <w:pPr>
+        <w:pStyle w:val="KBOFigure"/>
+        <w:sectPr>
+          <w:type w:val="continuous"/>
+          <w:pgSz w:w="11907" w:h="16840" w:code="9"/>
+          <w:pgMar w:top="1418" w:right="1418" w:bottom="1418" w:left="1418" w:header="1418" w:footer="1134" w:gutter="0"/>
+          <w:cols w:space="720"/>
           <w:titlePg/>
           <w:docGrid w:linePitch="360"/>
         </w:sectPr>
@@ -396,7 +633,7 @@
                     <pic:cNvPicPr/>
                   </pic:nvPicPr>
                   <pic:blipFill>
-                    <a:blip r:embed="rId14">
+                    <a:blip r:embed="rId15">
                       <a:extLst>
                         <a:ext uri="{28A0092B-C50C-407E-A947-70E740481C1C}">
                           <a14:useLocalDpi xmlns:a14="http://schemas.microsoft.com/office/drawing/2010/main" val="0"/>
@@ -537,7 +774,23 @@
         <w:pStyle w:val="KBOTextBody"/>
       </w:pPr>
       <w:r>
-        <w:t xml:space="preserve">Figure 2 traces the scenario lifecycle. The user configures runs through form controls or YAML editing (kept in sync). On enqueue, two YAML configurations are written — a baseline (stress disabled) and a scenario (stress enabled) — persisted and added to a sequential runner. </w:t>
+        <w:t xml:space="preserve">Figure 2 traces the scenario lifecycle. The user configures runs through form controls or YAML editing (kept in sync). On enqueue, two YAML configurations are </w:t>
+      </w:r>
+      <w:proofErr w:type="gramStart"/>
+      <w:r>
+        <w:t>written  a</w:t>
+      </w:r>
+      <w:proofErr w:type="gramEnd"/>
+      <w:r>
+        <w:t xml:space="preserve"> baseline (stress disabled) and a scenario (stress </w:t>
+      </w:r>
+      <w:proofErr w:type="gramStart"/>
+      <w:r>
+        <w:t>enabled)  persisted</w:t>
+      </w:r>
+      <w:proofErr w:type="gramEnd"/>
+      <w:r>
+        <w:t xml:space="preserve"> and added to a sequential runner. </w:t>
       </w:r>
       <w:proofErr w:type="spellStart"/>
       <w:r>
@@ -571,6 +824,32 @@
           <w:pgSz w:w="11907" w:h="16840" w:code="9"/>
           <w:pgMar w:top="1418" w:right="1418" w:bottom="1418" w:left="1418" w:header="1418" w:footer="1134" w:gutter="0"/>
           <w:cols w:num="2" w:space="567"/>
+          <w:titlePg/>
+          <w:docGrid w:linePitch="360"/>
+        </w:sectPr>
+      </w:pPr>
+    </w:p>
+    <w:p>
+      <w:pPr>
+        <w:pStyle w:val="KBOFigure"/>
+        <w:sectPr>
+          <w:type w:val="continuous"/>
+          <w:pgSz w:w="11907" w:h="16840" w:code="9"/>
+          <w:pgMar w:top="1418" w:right="1418" w:bottom="1418" w:left="1418" w:header="1418" w:footer="1134" w:gutter="0"/>
+          <w:cols w:num="2" w:space="720"/>
+          <w:titlePg/>
+          <w:docGrid w:linePitch="360"/>
+        </w:sectPr>
+      </w:pPr>
+    </w:p>
+    <w:p>
+      <w:pPr>
+        <w:pStyle w:val="KBOFigure"/>
+        <w:sectPr>
+          <w:type w:val="continuous"/>
+          <w:pgSz w:w="11907" w:h="16840" w:code="9"/>
+          <w:pgMar w:top="1418" w:right="1418" w:bottom="1418" w:left="1418" w:header="1418" w:footer="1134" w:gutter="0"/>
+          <w:cols w:space="720"/>
           <w:titlePg/>
           <w:docGrid w:linePitch="360"/>
         </w:sectPr>
@@ -597,7 +876,7 @@
                     <pic:cNvPicPr/>
                   </pic:nvPicPr>
                   <pic:blipFill>
-                    <a:blip r:embed="rId15">
+                    <a:blip r:embed="rId16">
                       <a:extLst>
                         <a:ext uri="{28A0092B-C50C-407E-A947-70E740481C1C}">
                           <a14:useLocalDpi xmlns:a14="http://schemas.microsoft.com/office/drawing/2010/main" val="0"/>
@@ -656,9 +935,25 @@
     <w:p>
       <w:pPr>
         <w:pStyle w:val="KBOTextBody"/>
-      </w:pPr>
-      <w:r>
-        <w:t>The shock toolkit is compact and orthogonal so that combinations are interpretable. Five channels are exposed: a load multiplier on demand, a hydro reduction coefficient, a gas capacity reduction, a SCADA proxy enabling ramp-</w:t>
+        <w:sectPr>
+          <w:type w:val="continuous"/>
+          <w:pgSz w:w="11907" w:h="16840" w:code="9"/>
+          <w:pgMar w:top="1418" w:right="1418" w:bottom="1418" w:left="1418" w:header="1418" w:footer="1134" w:gutter="0"/>
+          <w:cols w:num="2" w:space="720"/>
+          <w:titlePg/>
+          <w:docGrid w:linePitch="360"/>
+        </w:sectPr>
+      </w:pPr>
+    </w:p>
+    <w:p>
+      <w:pPr>
+        <w:pStyle w:val="KBOTextBody"/>
+      </w:pPr>
+      <w:r>
+        <w:t>The shock toolkit is compact and orthogonal so that combinations are interpretable. Five channels are exposed: a load multiplier on demand, a hydro reduction coefficient, a gas capacity reduction, a SCADA proxy enabling ramp</w:t>
+      </w:r>
+      <w:r>
+        <w:t>-</w:t>
       </w:r>
       <w:r>
         <w:t>rate constraints on controllable generators, and a directional import cap on cross-border interconnectors. Each shock is applied either before optimisation (load and capacity scaling) or as linear constraints, leaving the solver core unchanged.</w:t>
@@ -698,16 +993,45 @@
         <w:pStyle w:val="KBOTextBody"/>
       </w:pPr>
       <w:r>
-        <w:t xml:space="preserve">We instantiate a stress-test mirroring the CER Directive's national risk assessment process. The simulated week is 15-22 January 2023 — a real winter cold-snap week reflected in ERA5 — modelled at 20 spatial clusters covering Romania (RO) plus interconnection partners Bulgaria (BG), Hungary (HU) and Serbia (RS). Shocks apply only to Romania. The stressed scenario </w:t>
+        <w:t xml:space="preserve">We instantiate a stress-test mirroring the CER Directive's national risk assessment process. The simulated week is 15-22 January </w:t>
       </w:r>
       <w:proofErr w:type="gramStart"/>
       <w:r>
+        <w:t>2023  a</w:t>
+      </w:r>
+      <w:proofErr w:type="gramEnd"/>
+      <w:r>
+        <w:t xml:space="preserve"> real winter cold-snap week reflected in ERA</w:t>
+      </w:r>
+      <w:proofErr w:type="gramStart"/>
+      <w:r>
+        <w:t>5  modelled</w:t>
+      </w:r>
+      <w:proofErr w:type="gramEnd"/>
+      <w:r>
+        <w:t xml:space="preserve"> at 20 spatial clusters covering Romania (RO) plus interconnection partners Bulgaria (BG), Hungary (HU) and Serbia (RS). Shocks apply only to Romania. The stressed scenario </w:t>
+      </w:r>
+      <w:proofErr w:type="gramStart"/>
+      <w:r>
         <w:t>applies:</w:t>
       </w:r>
       <w:proofErr w:type="gramEnd"/>
       <w:r>
-        <w:t xml:space="preserve"> load multiplier 1.30 (30% demand surge), hydro reduction 0.10, gas capacity reduction 0.20, SCADA proxy enabled (ramp-rate ≈15% of nominal capacity per hour), and a 0 MWh import cap on every cross-border interconnector — complete electrical isolation of Romania.</w:t>
-      </w:r>
+        <w:t xml:space="preserve"> load multiplier 1.30 (30% demand surge), hydro reduction 0.10, gas capacity reduction 0.20, SCADA proxy enabled (ramp-rate ≈15% of nominal capacity per hour), and a 0 MWh import cap on every cross-border </w:t>
+      </w:r>
+      <w:proofErr w:type="gramStart"/>
+      <w:r>
+        <w:t>interconnector  complete</w:t>
+      </w:r>
+      <w:proofErr w:type="gramEnd"/>
+      <w:r>
+        <w:t xml:space="preserve"> electrical isolation of Romania.</w:t>
+      </w:r>
+    </w:p>
+    <w:p>
+      <w:pPr>
+        <w:pStyle w:val="KBOTextBody"/>
+      </w:pPr>
     </w:p>
     <w:p>
       <w:pPr>
@@ -722,11 +1046,25 @@
         <w:pStyle w:val="KBOTextBody"/>
       </w:pPr>
       <w:r>
-        <w:t xml:space="preserve">The stressed scenario produces a cost delta </w:t>
-      </w:r>
-      <w:r>
-        <w:t>of approximately +570 M EUR over the eight-day window — a 31% increase driven by displacement of imports with costly domestic generation. Energy not served reaches roughly 45.2 GWh in Romania, concentrated in evening-peak hours and northern regions; neighbour countries are unaffected since the shock is unilateral. Mean locational marginal prices more than double, with peaks rising from 180 EUR/MWh to 380 EUR/MWh. Generation mix shifts as expected: nuclear and renewables remain saturated at baseline (weather is fixed); gas attempts to compensate but is bounded by capacity reduction and ramp constraints; coal increases but does not cover the gap. Daily net imports collapse to zero by construction.</w:t>
-      </w:r>
+        <w:t xml:space="preserve">The stressed scenario produces a cost delta of approximately +570 M EUR over the eight-day </w:t>
+      </w:r>
+      <w:proofErr w:type="gramStart"/>
+      <w:r>
+        <w:t>window  a</w:t>
+      </w:r>
+      <w:proofErr w:type="gramEnd"/>
+      <w:r>
+        <w:t xml:space="preserve"> 31% increase driven by displacement of imports with costly domestic generation. Energy not served reaches roughly 45.2 GWh in Romania, concentrated in evening-peak hours and northern regions; neighbour countries are unaffected since the shock is unilateral. Mean locational marginal prices more than double, with peaks rising from 180 EUR/MWh to 380 EUR/MWh. Generation mix shifts as expected: nuclear and renewables remain saturated at baseline (weather is fixed); gas attempts to compensate but is bounded by capacity reduction and ramp constraints; coal </w:t>
+      </w:r>
+      <w:r>
+        <w:lastRenderedPageBreak/>
+        <w:t>increases but does not cover the gap. Daily net imports collapse to zero by construction.</w:t>
+      </w:r>
+    </w:p>
+    <w:p>
+      <w:pPr>
+        <w:pStyle w:val="KBOTextBody"/>
+      </w:pPr>
     </w:p>
     <w:p>
       <w:pPr>
@@ -741,11 +1079,7 @@
         <w:pStyle w:val="KBOTextBody"/>
       </w:pPr>
       <w:r>
-        <w:t xml:space="preserve">The case study is an order-of-magnitude envelope, not a prediction. Three </w:t>
-      </w:r>
-      <w:r>
-        <w:lastRenderedPageBreak/>
-        <w:t xml:space="preserve">conclusions follow. First, even mild simultaneous derating combined with </w:t>
+        <w:t xml:space="preserve">The case study is an order-of-magnitude envelope, not a prediction. Three conclusions follow. First, even mild simultaneous derating combined with </w:t>
       </w:r>
       <w:proofErr w:type="gramStart"/>
       <w:r>
@@ -753,7 +1087,23 @@
       </w:r>
       <w:proofErr w:type="gramEnd"/>
       <w:r>
-        <w:t xml:space="preserve"> under cross-border isolation despite Romania's domestic baseload. Second, the problem concentrates in evening-peak hours and northern regions, so demand-flexibility programmes and targeted storage have asymmetric leverage. Third, the cost of cross-border isolation — on the order of 12-15 M EUR per GWh of forgone imports — provides a quantitative input to the value-of-interconnection discussion required by the TYNDP cycle and the PCI process.</w:t>
+        <w:t xml:space="preserve"> under cross-border isolation despite Romania's domestic baseload. Second, the problem concentrates in evening-peak hours and northern regions, so demand-flexibility programmes and targeted storage have asymmetric leverage. Third, the cost of cross-border </w:t>
+      </w:r>
+      <w:proofErr w:type="gramStart"/>
+      <w:r>
+        <w:t>isolation  on</w:t>
+      </w:r>
+      <w:proofErr w:type="gramEnd"/>
+      <w:r>
+        <w:t xml:space="preserve"> the order of 12-15 M EUR per GWh of forgone </w:t>
+      </w:r>
+      <w:proofErr w:type="gramStart"/>
+      <w:r>
+        <w:t>imports  provides</w:t>
+      </w:r>
+      <w:proofErr w:type="gramEnd"/>
+      <w:r>
+        <w:t xml:space="preserve"> a quantitative input to the value-of-interconnection discussion required by the TYNDP cycle and the PCI process.</w:t>
       </w:r>
     </w:p>
     <w:p>
@@ -783,16 +1133,14 @@
         <w:t>3</w:t>
       </w:r>
       <w:r>
-        <w:t xml:space="preserve"> maps the platform across a civilian column, a shared engineering core and a defence/security column. The core is unchanged — identical optimisation engine, data pipeline, YAML grammar and result </w:t>
-      </w:r>
-      <w:r>
-        <w:t>schema — and differentiation occurs only at the consumption side: civilian uses include net-zero pathway studies, renewables-siting analysis and market design, while defence and security uses include CER-Directive-compliant resilience evidence, hybrid-threat scenario libraries and strategic reserve sizing under ENS envelopes. The shared core is the interoperability surface: anything consumed in one column is reproducible in the other from the same artefacts.</w:t>
-      </w:r>
-    </w:p>
-    <w:p>
-      <w:pPr>
-        <w:pStyle w:val="KBOTextBody"/>
-      </w:pPr>
+        <w:t xml:space="preserve"> maps the platform across a civilian column, a shared engineering core and a </w:t>
+      </w:r>
+      <w:r>
+        <w:t>defence/security column. The core is unchanged  identical optimisation engine, data pipeline, YAML grammar and result schema  and differentiation occurs only at the consumption side: civilian uses include net-zero pathway studies, renewables-siting analysis and market design, while defence and security uses include CER-Directive-compliant resilience evidence, hybrid-threat scenario libraries and strategic reserve sizing under ENS envelopes. The shared core is the interoperability surface: anything consumed in one column is reproducible in the other from the same artefacts.</w:t>
+      </w:r>
+      <w:r>
+        <w:t xml:space="preserve"> </w:t>
+      </w:r>
       <w:r>
         <w:t>This is what the Recast Dual-Use Regulation contemplates [4]: an openly published codebase is exempt under the public-domain carve-out, while a deployed instance integrating national-confidential data may fall back under control. The architectural response is to separate the orchestration layer (open) from the data layer (operator-controlled), so one codebase serves both purposes.</w:t>
       </w:r>
@@ -804,7 +1152,7 @@
           <w:type w:val="continuous"/>
           <w:pgSz w:w="11907" w:h="16840" w:code="9"/>
           <w:pgMar w:top="1418" w:right="1418" w:bottom="1418" w:left="1418" w:header="1418" w:footer="1134" w:gutter="0"/>
-          <w:cols w:num="2" w:space="567"/>
+          <w:cols w:num="2" w:space="720"/>
           <w:titlePg/>
           <w:docGrid w:linePitch="360"/>
         </w:sectPr>
@@ -822,10 +1170,23 @@
           <w:docGrid w:linePitch="360"/>
         </w:sectPr>
       </w:pPr>
+    </w:p>
+    <w:p>
+      <w:pPr>
+        <w:pStyle w:val="KBOFigure"/>
+        <w:sectPr>
+          <w:type w:val="continuous"/>
+          <w:pgSz w:w="11907" w:h="16840" w:code="9"/>
+          <w:pgMar w:top="1418" w:right="1418" w:bottom="1418" w:left="1418" w:header="1418" w:footer="1134" w:gutter="0"/>
+          <w:cols w:space="720"/>
+          <w:titlePg/>
+          <w:docGrid w:linePitch="360"/>
+        </w:sectPr>
+      </w:pPr>
       <w:r>
         <w:drawing>
-          <wp:inline distT="0" distB="0" distL="0" distR="0" wp14:anchorId="2A2A7881" wp14:editId="3D88538A">
-            <wp:extent cx="5760085" cy="3682365"/>
+          <wp:inline distT="0" distB="0" distL="0" distR="0" wp14:anchorId="2A2A7881" wp14:editId="6A1600D1">
+            <wp:extent cx="5234940" cy="3346645"/>
             <wp:effectExtent l="0" t="0" r="0" b="0"/>
             <wp:docPr id="1284391235" name="Picture 4"/>
             <wp:cNvGraphicFramePr>
@@ -839,7 +1200,7 @@
                     <pic:cNvPicPr/>
                   </pic:nvPicPr>
                   <pic:blipFill>
-                    <a:blip r:embed="rId16">
+                    <a:blip r:embed="rId17">
                       <a:extLst>
                         <a:ext uri="{28A0092B-C50C-407E-A947-70E740481C1C}">
                           <a14:useLocalDpi xmlns:a14="http://schemas.microsoft.com/office/drawing/2010/main" val="0"/>
@@ -853,7 +1214,7 @@
                   <pic:spPr>
                     <a:xfrm>
                       <a:off x="0" y="0"/>
-                      <a:ext cx="5760085" cy="3682365"/>
+                      <a:ext cx="5259051" cy="3362059"/>
                     </a:xfrm>
                     <a:prstGeom prst="rect">
                       <a:avLst/>
@@ -874,25 +1235,6 @@
     <w:p>
       <w:pPr>
         <w:pStyle w:val="KBOCaptionFigure"/>
-      </w:pPr>
-      <w:r>
-        <w:t xml:space="preserve">Figure </w:t>
-      </w:r>
-      <w:r>
-        <w:t>3</w:t>
-      </w:r>
-      <w:r>
-        <w:t>: Dual-use capability mapping – civilian, shared core and defence/security columns – with aligned EU funding instruments. Source: authors, instruments compiled from official EU work programmes.</w:t>
-      </w:r>
-    </w:p>
-    <w:p>
-      <w:pPr>
-        <w:pStyle w:val="KBOHeading1"/>
-      </w:pPr>
-    </w:p>
-    <w:p>
-      <w:pPr>
-        <w:pStyle w:val="KBOTextBody"/>
         <w:sectPr>
           <w:type w:val="continuous"/>
           <w:pgSz w:w="11907" w:h="16840" w:code="9"/>
@@ -902,31 +1244,20 @@
           <w:docGrid w:linePitch="360"/>
         </w:sectPr>
       </w:pPr>
+      <w:r>
+        <w:t xml:space="preserve">Figure </w:t>
+      </w:r>
+      <w:r>
+        <w:t>3</w:t>
+      </w:r>
+      <w:r>
+        <w:t>: Dual-use capability mapping – civilian, shared core and defence/security columns – with aligned EU funding instruments. Source: authors, instruments compiled from official EU work programmes.</w:t>
+      </w:r>
     </w:p>
     <w:p>
       <w:pPr>
         <w:pStyle w:val="KBOHeading2"/>
-        <w:sectPr>
-          <w:type w:val="continuous"/>
-          <w:pgSz w:w="11907" w:h="16840" w:code="9"/>
-          <w:pgMar w:top="1418" w:right="1418" w:bottom="1418" w:left="1418" w:header="1418" w:footer="1134" w:gutter="0"/>
-          <w:cols w:space="720"/>
-          <w:titlePg/>
-          <w:docGrid w:linePitch="360"/>
-        </w:sectPr>
-      </w:pPr>
-      <w:r>
-        <w:lastRenderedPageBreak/>
-        <w:t xml:space="preserve">4.2. </w:t>
-      </w:r>
-    </w:p>
-    <w:p>
-      <w:pPr>
-        <w:pStyle w:val="KBOHeading2"/>
-      </w:pPr>
-      <w:r>
-        <w:t>EU funding alignment</w:t>
-      </w:r>
+      </w:pPr>
     </w:p>
     <w:p>
       <w:pPr>
@@ -937,88 +1268,16 @@
       <w:pPr>
         <w:pStyle w:val="KBOTextBody"/>
       </w:pPr>
-      <w:r>
-        <w:t xml:space="preserve">Four EU instruments align with platform outputs. Horizon Europe Cluster 5 (Climate, Energy &amp; Mobility) is the principal R&amp;I instrument funding open energy modelling and explicitly lists "open and interoperable energy system models" as eligible activity [9]; the platform's permissive licensing satisfies its open-science obligations by construction. The European Defence Fund's research strand supports resilience-related work and contemplates dual-use leverage where civilian foundations exist [11], making stress-test envelopes admissible inputs to EDF resilience proposals. The Connecting Europe Facility – Energy funds cross-border interconnectors through the PCI list, and platform outputs on interconnector congestion and net-import deltas feed directly into the CEF/TYNDP cost-benefit framework [12]. Finally, </w:t>
-      </w:r>
-      <w:proofErr w:type="spellStart"/>
-      <w:r>
-        <w:t>rescEU</w:t>
-      </w:r>
-      <w:proofErr w:type="spellEnd"/>
-      <w:r>
-        <w:t xml:space="preserve"> under the Union Civil Protection Mechanism backs preparedness exercises including energy-supply contingencies, and the 2024 Critical Raw Materials Act connects storage and grid hardware supply chains to the same resilience agenda [13].</w:t>
-      </w:r>
     </w:p>
     <w:p>
       <w:pPr>
         <w:pStyle w:val="KBOTextBody"/>
       </w:pPr>
-      <w:r>
-        <w:t xml:space="preserve">A platform that internalises EIF interoperability obligations can </w:t>
-      </w:r>
-      <w:r>
-        <w:t xml:space="preserve">therefore </w:t>
-      </w:r>
-      <w:r>
-        <w:t xml:space="preserve">claim eligibility across all four </w:t>
-      </w:r>
-      <w:r>
-        <w:t xml:space="preserve">instruments </w:t>
-      </w:r>
-      <w:r>
-        <w:t>without architectural duplication.</w:t>
-      </w:r>
-    </w:p>
-    <w:p>
-      <w:pPr>
-        <w:pStyle w:val="KBOHeading2"/>
-      </w:pPr>
-      <w:r>
-        <w:t>4.3. EIF mapping</w:t>
-      </w:r>
     </w:p>
     <w:p>
       <w:pPr>
         <w:pStyle w:val="KBOTextBody"/>
       </w:pPr>
-      <w:r>
-        <w:t>The platform satisfies all four EIF layers, and we propose a fifth, cross-cutting governance layer</w:t>
-      </w:r>
-      <w:r>
-        <w:t>.</w:t>
-      </w:r>
-    </w:p>
-    <w:p>
-      <w:pPr>
-        <w:pStyle w:val="KBOTextBody"/>
-      </w:pPr>
-      <w:r>
-        <w:t xml:space="preserve">The legal layer is anchored in permissive licensing on </w:t>
-      </w:r>
-      <w:proofErr w:type="spellStart"/>
-      <w:r>
-        <w:t>PyPSA</w:t>
-      </w:r>
-      <w:proofErr w:type="spellEnd"/>
-      <w:r>
-        <w:t>, the dashboard and upstream ECMWF/</w:t>
-      </w:r>
-      <w:proofErr w:type="spellStart"/>
-      <w:r>
-        <w:t>Zenodo</w:t>
-      </w:r>
-      <w:proofErr w:type="spellEnd"/>
-      <w:r>
-        <w:t xml:space="preserve"> data. The organisational layer is reflected in the three-tab UI mapping to RACI roles and in persistent job state documenting who initiated each run. The semantic layer enforces SI units, ISO-3166-1 country codes, ENTSO-E component identifiers and a result schema aligned with TYNDP output expectations. The technical layer relies on YAML for configuration, </w:t>
-      </w:r>
-      <w:proofErr w:type="spellStart"/>
-      <w:r>
-        <w:t>netCDF</w:t>
-      </w:r>
-      <w:proofErr w:type="spellEnd"/>
-      <w:r>
-        <w:t xml:space="preserve"> (CF conventions) for climate inputs, CSV for results and REST/HTTP for the dashboard API. The proposed governance layer bundles persistent state, immutable templates and per-run logs into a verifiable audit envelope, with each result inheriting an assumptions-and-limitations file so policy briefings carry their epistemic provenance forward.</w:t>
-      </w:r>
     </w:p>
     <w:p>
       <w:pPr>
@@ -1035,6 +1294,122 @@
     </w:p>
     <w:p>
       <w:pPr>
+        <w:pStyle w:val="KBOHeading2"/>
+      </w:pPr>
+      <w:r>
+        <w:t xml:space="preserve">4.2. </w:t>
+      </w:r>
+      <w:r>
+        <w:t>EU funding alignment</w:t>
+      </w:r>
+    </w:p>
+    <w:p>
+      <w:pPr>
+        <w:pStyle w:val="KBOTextBody"/>
+      </w:pPr>
+    </w:p>
+    <w:p>
+      <w:pPr>
+        <w:pStyle w:val="KBOTextBody"/>
+      </w:pPr>
+      <w:r>
+        <w:t xml:space="preserve">Four EU instruments align with platform outputs. Horizon Europe Cluster 5 (Climate, Energy &amp; Mobility) is the principal R&amp;I instrument funding open energy modelling and explicitly lists "open and interoperable energy system models" as eligible activity [9]; the platform's permissive licensing satisfies its open-science obligations by construction. The European Defence Fund's research strand supports resilience-related work and contemplates dual-use leverage where civilian foundations exist [11], making stress-test envelopes admissible inputs to EDF resilience proposals. The Connecting Europe Facility – Energy funds cross-border interconnectors through the PCI list, and platform outputs on interconnector congestion and net-import deltas feed directly into the CEF/TYNDP cost-benefit framework [12]. Finally, </w:t>
+      </w:r>
+      <w:proofErr w:type="spellStart"/>
+      <w:r>
+        <w:t>rescEU</w:t>
+      </w:r>
+      <w:proofErr w:type="spellEnd"/>
+      <w:r>
+        <w:t xml:space="preserve"> under the Union Civil Protection Mechanism backs preparedness exercises including energy-supply contingencies, and the 2024 Critical Raw Materials Act connects storage and grid hardware supply chains to the same resilience agenda [13].</w:t>
+      </w:r>
+    </w:p>
+    <w:p>
+      <w:pPr>
+        <w:pStyle w:val="KBOTextBody"/>
+      </w:pPr>
+      <w:r>
+        <w:t xml:space="preserve">A platform that internalises EIF interoperability obligations can </w:t>
+      </w:r>
+      <w:r>
+        <w:t xml:space="preserve">therefore </w:t>
+      </w:r>
+      <w:r>
+        <w:t xml:space="preserve">claim eligibility across all four </w:t>
+      </w:r>
+      <w:r>
+        <w:t xml:space="preserve">instruments </w:t>
+      </w:r>
+      <w:r>
+        <w:t>without architectural duplication.</w:t>
+      </w:r>
+    </w:p>
+    <w:p>
+      <w:pPr>
+        <w:pStyle w:val="KBOHeading2"/>
+      </w:pPr>
+      <w:r>
+        <w:t>4.3. EIF mapping</w:t>
+      </w:r>
+    </w:p>
+    <w:p>
+      <w:pPr>
+        <w:pStyle w:val="KBOTextBody"/>
+      </w:pPr>
+      <w:r>
+        <w:t>The platform satisfies all four EIF layers, and we propose a fifth, cross-cutting governance layer</w:t>
+      </w:r>
+      <w:r>
+        <w:t>.</w:t>
+      </w:r>
+    </w:p>
+    <w:p>
+      <w:pPr>
+        <w:pStyle w:val="KBOTextBody"/>
+      </w:pPr>
+      <w:r>
+        <w:t xml:space="preserve">The legal layer is anchored in permissive licensing on </w:t>
+      </w:r>
+      <w:proofErr w:type="spellStart"/>
+      <w:r>
+        <w:t>PyPSA</w:t>
+      </w:r>
+      <w:proofErr w:type="spellEnd"/>
+      <w:r>
+        <w:t>, the dashboard and upstream ECMWF/</w:t>
+      </w:r>
+      <w:proofErr w:type="spellStart"/>
+      <w:r>
+        <w:t>Zenodo</w:t>
+      </w:r>
+      <w:proofErr w:type="spellEnd"/>
+      <w:r>
+        <w:t xml:space="preserve"> data. The organisational layer is reflected in the three-tab UI mapping to RACI roles and in persistent job state documenting who initiated each run. The semantic layer enforces SI units, ISO-3166-1 country codes, ENTSO-E component identifiers and a result schema aligned with TYNDP output expectations. The technical layer relies on YAML for configuration, </w:t>
+      </w:r>
+      <w:proofErr w:type="spellStart"/>
+      <w:r>
+        <w:t>netCDF</w:t>
+      </w:r>
+      <w:proofErr w:type="spellEnd"/>
+      <w:r>
+        <w:t xml:space="preserve"> (CF conventions) for climate inputs, CSV for results and REST/HTTP for the dashboard API. The proposed governance layer bundles persistent state, immutable templates and per-run logs into a verifiable audit envelope, with each result inheriting an assumptions-and-limitations file so policy briefings carry their epistemic provenance forward.</w:t>
+      </w:r>
+    </w:p>
+    <w:p>
+      <w:pPr>
+        <w:pStyle w:val="KBOTextBody"/>
+        <w:sectPr>
+          <w:type w:val="continuous"/>
+          <w:pgSz w:w="11907" w:h="16840" w:code="9"/>
+          <w:pgMar w:top="1418" w:right="1418" w:bottom="1418" w:left="1418" w:header="1418" w:footer="1134" w:gutter="0"/>
+          <w:cols w:num="2" w:space="720"/>
+          <w:titlePg/>
+          <w:docGrid w:linePitch="360"/>
+        </w:sectPr>
+      </w:pPr>
+    </w:p>
+    <w:p>
+      <w:pPr>
         <w:pStyle w:val="KBOTextBody"/>
       </w:pPr>
     </w:p>
@@ -1064,10 +1439,7 @@
         <w:pStyle w:val="KBOTextBody"/>
       </w:pPr>
       <w:r>
-        <w:t>Four limitations warrant treatment. The stress-test taxonomy is compact and cannot represent attacker-adaptive components without a game-theoretic extension. The seven-CSV contract is sufficient for single-country studies but will need extension for multi-country assessments. The sequential runner is appropriate for analyst-driven exploration but not for automated parameter sweeps. Finally, the dual-use carve-out is invoked at the codebase level; deployments ingesting classified network parameters must still be assessed under the controlled-</w:t>
-      </w:r>
-      <w:r>
-        <w:t>list framework.</w:t>
+        <w:t>Four limitations warrant treatment. The stress-test taxonomy is compact and cannot represent attacker-adaptive components without a game-theoretic extension. The seven-CSV contract is sufficient for single-country studies but will need extension for multi-country assessments. The sequential runner is appropriate for analyst-driven exploration but not for automated parameter sweeps. Finally, the dual-use carve-out is invoked at the codebase level; deployments ingesting classified network parameters must still be assessed under the controlled-list framework.</w:t>
       </w:r>
     </w:p>
     <w:p>
@@ -1091,11 +1463,11 @@
         <w:pStyle w:val="KBOTextBody"/>
       </w:pPr>
       <w:r>
-        <w:t xml:space="preserve">Returning to the three research questions: (RQ1) the platform demonstrates that an open-source modelling stack can satisfy all </w:t>
+        <w:t xml:space="preserve">Returning to the three research questions: (RQ1) the platform demonstrates that an open-source modelling stack can satisfy all four EIF layers when its result schema, configuration grammar and orchestration </w:t>
       </w:r>
       <w:r>
         <w:lastRenderedPageBreak/>
-        <w:t xml:space="preserve">four EIF layers when its result schema, configuration grammar and orchestration are designed as contracts rather than artefacts. (RQ2) The codebase qualifies as dual-use under the public-domain carve-out of Regulation (EU) 2021/821 because the same engine serves civilian decarbonisation studies and defence-relevant resilience evidence, with differentiation only at the data and exploitation layer. (RQ3) Horizon Europe Cluster 5, the European Defence Fund, the Connecting Europe Facility and </w:t>
+        <w:t xml:space="preserve">are designed as contracts rather than artefacts. (RQ2) The codebase qualifies as dual-use under the public-domain carve-out of Regulation (EU) 2021/821 because the same engine serves civilian decarbonisation studies and defence-relevant resilience evidence, with differentiation only at the data and exploitation layer. (RQ3) Horizon Europe Cluster 5, the European Defence Fund, the Connecting Europe Facility and </w:t>
       </w:r>
       <w:proofErr w:type="spellStart"/>
       <w:r>
@@ -1103,10 +1475,26 @@
       </w:r>
       <w:proofErr w:type="spellEnd"/>
       <w:r>
-        <w:t xml:space="preserve"> each foresee complementary </w:t>
-      </w:r>
-      <w:r>
-        <w:t>deliverables of this single architecture, so a platform that internalises EIF interoperability obligations is co-fundable across instruments without duplication. We propose that a fifth, cross-cutting governance layer — bundling persistent state, immutable templates and per-run logs into a verifiable audit envelope — be added to the EIF for critical-infrastructure modelling, and that civilian-by-design open platforms be made an explicit eligibility criterion in the next work-programme cycle of each instrument.</w:t>
+        <w:t xml:space="preserve"> each foresee complementary deliverables of this single architecture, so a </w:t>
+      </w:r>
+      <w:r>
+        <w:t xml:space="preserve">platform that internalises EIF interoperability obligations is co-fundable across instruments without duplication. We propose that a fifth, cross-cutting governance </w:t>
+      </w:r>
+      <w:proofErr w:type="gramStart"/>
+      <w:r>
+        <w:t>layer  bundling</w:t>
+      </w:r>
+      <w:proofErr w:type="gramEnd"/>
+      <w:r>
+        <w:t xml:space="preserve"> persistent state, immutable templates and per-run logs into a verifiable audit </w:t>
+      </w:r>
+      <w:proofErr w:type="gramStart"/>
+      <w:r>
+        <w:t>envelope  be</w:t>
+      </w:r>
+      <w:proofErr w:type="gramEnd"/>
+      <w:r>
+        <w:t xml:space="preserve"> added to the EIF for critical-infrastructure modelling, and that civilian-by-design open platforms be made an explicit eligibility criterion in the next work-programme cycle of each instrument.</w:t>
       </w:r>
     </w:p>
     <w:p>
@@ -1125,9 +1513,31 @@
     <w:p>
       <w:pPr>
         <w:pStyle w:val="KBOFigure"/>
-      </w:pPr>
-    </w:p>
-    <w:p/>
+        <w:jc w:val="both"/>
+        <w:sectPr>
+          <w:type w:val="continuous"/>
+          <w:pgSz w:w="11907" w:h="16840" w:code="9"/>
+          <w:pgMar w:top="1418" w:right="1418" w:bottom="1418" w:left="1418" w:header="1418" w:footer="1134" w:gutter="0"/>
+          <w:cols w:space="720"/>
+          <w:titlePg/>
+          <w:docGrid w:linePitch="360"/>
+        </w:sectPr>
+      </w:pPr>
+    </w:p>
+    <w:p>
+      <w:pPr>
+        <w:pStyle w:val="KBOFigure"/>
+        <w:jc w:val="both"/>
+        <w:sectPr>
+          <w:type w:val="continuous"/>
+          <w:pgSz w:w="11907" w:h="16840" w:code="9"/>
+          <w:pgMar w:top="1418" w:right="1418" w:bottom="1418" w:left="1418" w:header="1418" w:footer="1134" w:gutter="0"/>
+          <w:cols w:space="720"/>
+          <w:titlePg/>
+          <w:docGrid w:linePitch="360"/>
+        </w:sectPr>
+      </w:pPr>
+    </w:p>
     <w:p>
       <w:pPr>
         <w:sectPr>
@@ -1332,154 +1742,6 @@
 
 <file path=word/footer3.xml><?xml version="1.0" encoding="utf-8"?>
 <w:ftr xmlns:wpc="http://schemas.microsoft.com/office/word/2010/wordprocessingCanvas" xmlns:cx="http://schemas.microsoft.com/office/drawing/2014/chartex" xmlns:cx1="http://schemas.microsoft.com/office/drawing/2015/9/8/chartex" xmlns:cx2="http://schemas.microsoft.com/office/drawing/2015/10/21/chartex" xmlns:cx3="http://schemas.microsoft.com/office/drawing/2016/5/9/chartex" xmlns:cx4="http://schemas.microsoft.com/office/drawing/2016/5/10/chartex" xmlns:cx5="http://schemas.microsoft.com/office/drawing/2016/5/11/chartex" xmlns:cx6="http://schemas.microsoft.com/office/drawing/2016/5/12/chartex" xmlns:cx7="http://schemas.microsoft.com/office/drawing/2016/5/13/chartex" xmlns:cx8="http://schemas.microsoft.com/office/drawing/2016/5/14/chartex" xmlns:mc="http://schemas.openxmlformats.org/markup-compatibility/2006" xmlns:aink="http://schemas.microsoft.com/office/drawing/2016/ink" xmlns:am3d="http://schemas.microsoft.com/office/drawing/2017/model3d" xmlns:o="urn:schemas-microsoft-com:office:office" xmlns:oel="http://schemas.microsoft.com/office/2019/extlst" xmlns:r="http://schemas.openxmlformats.org/officeDocument/2006/relationships" xmlns:m="http://schemas.openxmlformats.org/officeDocument/2006/math" xmlns:v="urn:schemas-microsoft-com:vml" xmlns:wp14="http://schemas.microsoft.com/office/word/2010/wordprocessingDrawing" xmlns:wp="http://schemas.openxmlformats.org/drawingml/2006/wordprocessingDrawing" xmlns:w10="urn:schemas-microsoft-com:office:word" xmlns:w="http://schemas.openxmlformats.org/wordprocessingml/2006/main" xmlns:w14="http://schemas.microsoft.com/office/word/2010/wordml" xmlns:w15="http://schemas.microsoft.com/office/word/2012/wordml" xmlns:w16cex="http://schemas.microsoft.com/office/word/2018/wordml/cex" xmlns:w16cid="http://schemas.microsoft.com/office/word/2016/wordml/cid" xmlns:w16="http://schemas.microsoft.com/office/word/2018/wordml" xmlns:w16du="http://schemas.microsoft.com/office/word/2023/wordml/word16du" xmlns:w16sdtdh="http://schemas.microsoft.com/office/word/2020/wordml/sdtdatahash" xmlns:w16sdtfl="http://schemas.microsoft.com/office/word/2024/wordml/sdtformatlock" xmlns:w16se="http://schemas.microsoft.com/office/word/2015/wordml/symex" xmlns:wpg="http://schemas.microsoft.com/office/word/2010/wordprocessingGroup" xmlns:wpi="http://schemas.microsoft.com/office/word/2010/wordprocessingInk" xmlns:wne="http://schemas.microsoft.com/office/word/2006/wordml" xmlns:wps="http://schemas.microsoft.com/office/word/2010/wordprocessingShape" mc:Ignorable="w14 w15 w16se w16cid w16 w16cex w16sdtdh w16sdtfl w16du wp14">
-  <w:p>
-    <w:pPr>
-      <w:rPr>
-        <w:sz w:val="18"/>
-        <w:szCs w:val="18"/>
-      </w:rPr>
-    </w:pPr>
-  </w:p>
-  <w:p>
-    <w:pPr>
-      <w:rPr>
-        <w:sz w:val="18"/>
-        <w:szCs w:val="18"/>
-      </w:rPr>
-    </w:pPr>
-    <w:r>
-      <w:rPr>
-        <w:sz w:val="18"/>
-        <w:szCs w:val="18"/>
-      </w:rPr>
-      <w:t xml:space="preserve">DOI: </w:t>
-    </w:r>
-    <w:r>
-      <w:rPr>
-        <w:sz w:val="18"/>
-        <w:szCs w:val="18"/>
-      </w:rPr>
-      <w:t>10.2478/kbo-202</w:t>
-    </w:r>
-    <w:r>
-      <w:rPr>
-        <w:sz w:val="18"/>
-        <w:szCs w:val="18"/>
-      </w:rPr>
-      <w:t>6</w:t>
-    </w:r>
-    <w:r>
-      <w:rPr>
-        <w:sz w:val="18"/>
-        <w:szCs w:val="18"/>
-      </w:rPr>
-      <w:t>-0000</w:t>
-    </w:r>
-  </w:p>
-  <w:p>
-    <w:pPr>
-      <w:rPr>
-        <w:sz w:val="18"/>
-        <w:szCs w:val="18"/>
-      </w:rPr>
-    </w:pPr>
-    <w:r>
-      <w:rPr>
-        <w:rFonts w:cs="Calibri"/>
-        <w:sz w:val="18"/>
-        <w:szCs w:val="18"/>
-      </w:rPr>
-      <w:t>© 202</w:t>
-    </w:r>
-    <w:r>
-      <w:rPr>
-        <w:rFonts w:cs="Calibri"/>
-        <w:sz w:val="18"/>
-        <w:szCs w:val="18"/>
-      </w:rPr>
-      <w:t>6</w:t>
-    </w:r>
-    <w:r>
-      <w:rPr>
-        <w:rFonts w:cs="Calibri"/>
-        <w:sz w:val="18"/>
-        <w:szCs w:val="18"/>
-      </w:rPr>
-      <w:t xml:space="preserve"> </w:t>
-    </w:r>
-    <w:r>
-      <w:rPr>
-        <w:sz w:val="18"/>
-        <w:szCs w:val="18"/>
-      </w:rPr>
-      <w:t>First Author</w:t>
-    </w:r>
-    <w:r>
-      <w:rPr>
-        <w:sz w:val="18"/>
-        <w:szCs w:val="18"/>
-      </w:rPr>
-      <w:t xml:space="preserve"> et al</w:t>
-    </w:r>
-    <w:r>
-      <w:rPr>
-        <w:rFonts w:cs="Calibri"/>
-        <w:sz w:val="18"/>
-        <w:szCs w:val="18"/>
-      </w:rPr>
-      <w:t>. This work is licensed under the Creative Commons Attribution-</w:t>
-    </w:r>
-    <w:proofErr w:type="gramStart"/>
-    <w:r>
-      <w:rPr>
-        <w:rFonts w:cs="Calibri"/>
-        <w:sz w:val="18"/>
-        <w:szCs w:val="18"/>
-      </w:rPr>
-      <w:t>Non</w:t>
-    </w:r>
-    <w:r>
-      <w:rPr>
-        <w:rFonts w:cs="Calibri"/>
-        <w:sz w:val="18"/>
-        <w:szCs w:val="18"/>
-      </w:rPr>
-      <w:t xml:space="preserve"> </w:t>
-    </w:r>
-    <w:r>
-      <w:rPr>
-        <w:rFonts w:cs="Calibri"/>
-        <w:sz w:val="18"/>
-        <w:szCs w:val="18"/>
-      </w:rPr>
-      <w:t>Commercial</w:t>
-    </w:r>
-    <w:proofErr w:type="gramEnd"/>
-    <w:r>
-      <w:rPr>
-        <w:rFonts w:cs="Calibri"/>
-        <w:sz w:val="18"/>
-        <w:szCs w:val="18"/>
-      </w:rPr>
-      <w:t>-No</w:t>
-    </w:r>
-    <w:r>
-      <w:rPr>
-        <w:rFonts w:cs="Calibri"/>
-        <w:sz w:val="18"/>
-        <w:szCs w:val="18"/>
-      </w:rPr>
-      <w:t xml:space="preserve"> </w:t>
-    </w:r>
-    <w:r>
-      <w:rPr>
-        <w:rFonts w:cs="Calibri"/>
-        <w:sz w:val="18"/>
-        <w:szCs w:val="18"/>
-      </w:rPr>
-      <w:t>Derivatives 3.0 License.</w:t>
-    </w:r>
-  </w:p>
   <w:p>
     <w:pPr>
       <w:pStyle w:val="Footer"/>

--- a/vault/papers/KBOPieleManescu.docx
+++ b/vault/papers/KBOPieleManescu.docx
@@ -136,15 +136,7 @@
         <w:t>er</w:t>
       </w:r>
       <w:r>
-        <w:t xml:space="preserve"> dashboard qualify as dual-use technologies whose maturation supports both Industry 5.0 resilience objectives and contemporary security funding agendas. We describe a six-layer web platform that turns multi-shock stress-tests into a deterministic, reproducible workflow accessible to non-coding analysts. A worked Romania winter case study quantifies the country's exposure under a hybrid disruption: a 30 % demand surge combined with a complete cross-border import cap and partial gas / hydro derating produces approximately 45 GWh of energy not served and a 31 % system-cost increase over a single winter week. We map these capabilities onto the four-layer European Interoperability Framework, identify EU funding instruments Horizon Europe, the European Defence Fund, the Connecting Europe Facility and </w:t>
-      </w:r>
-      <w:proofErr w:type="spellStart"/>
-      <w:r>
-        <w:t>rescEU</w:t>
-      </w:r>
-      <w:proofErr w:type="spellEnd"/>
-      <w:r>
-        <w:t xml:space="preserve"> whose objectives align with the platform's outputs, and discuss governance constraints under EU Regulation 2021/821 and the Critical Entities Resilience Directive. The paper concludes that civilian-by-design open modelling platforms are the most defensible substrate for cross-pillar interoperability in critical-infrastructure security.</w:t>
+        <w:t xml:space="preserve"> dashboard qualify as dual-use technologies whose maturation supports both Industry 5.0 resilience objectives and contemporary security funding agendas. We describe a six-layer web platform that turns multi-shock stress-tests into a deterministic, reproducible workflow accessible to non-coding analysts. A worked Romania winter case study quantifies the country's exposure under a hybrid disruption: a 30 % demand surge combined with a complete cross-border import cap and partial gas / hydro derating produces approximately 45 GWh of energy not served and a 31 % system-cost increase over a single winter week. We map these capabilities onto the four-layer European Interoperability Framework, identify EU funding instruments Horizon Europe, the European Defence Fund, the Connecting Europe Facility and rescEU whose objectives align with the platform's outputs, and discuss governance constraints under EU Regulation 2021/821 and the Critical Entities Resilience Directive. The paper concludes that civilian-by-design open modelling platforms are the most defensible substrate for cross-pillar interoperability in critical-infrastructure security.</w:t>
       </w:r>
     </w:p>
     <w:p>
@@ -186,15 +178,7 @@
         <w:pStyle w:val="KBOTextBody"/>
       </w:pPr>
       <w:r>
-        <w:t xml:space="preserve">Energy systems sit at the intersection of two contemporary policy concerns: they are the prototypical complex socio-technical systems whose disruption cascades through every other sector, and their digital control surfaces have become a contested domain in hybrid conflict [1], [2]. Romania, as a south-eastern frontier of the European synchronous area with active interconnection to Bulgaria, Hungary and Serbia, operates in a region where physical, market and informational disruptions are no longer hypothetical. The 2022–2024 European energy-security crisis exposed the cost of modelling </w:t>
-      </w:r>
-      <w:proofErr w:type="gramStart"/>
-      <w:r>
-        <w:t>deficits  emergency</w:t>
-      </w:r>
-      <w:proofErr w:type="gramEnd"/>
-      <w:r>
-        <w:t xml:space="preserve"> analyses had no shared interoperability surface for cross-checking results between ministries, transmission </w:t>
+        <w:t xml:space="preserve">Energy systems sit at the intersection of two contemporary policy concerns: they are the prototypical complex socio-technical systems whose disruption cascades through every other sector, and their digital control surfaces have become a contested domain in hybrid conflict [1], [2]. Romania, as a south-eastern frontier of the European synchronous area with active interconnection to Bulgaria, Hungary and Serbia, operates in a region where physical, market and informational disruptions are no longer hypothetical. The 2022–2024 European energy-security crisis exposed the cost of modelling deficits  emergency analyses had no shared interoperability surface for cross-checking results between ministries, transmission </w:t>
       </w:r>
       <w:r>
         <w:t>operators, regulators and defence agencies.</w:t>
@@ -205,55 +189,7 @@
         <w:pStyle w:val="KBOTextBody"/>
       </w:pPr>
       <w:r>
-        <w:t xml:space="preserve">This paper investigates whether an open-source energy-system modelling </w:t>
-      </w:r>
-      <w:proofErr w:type="gramStart"/>
-      <w:r>
-        <w:t>stack  instantiated</w:t>
-      </w:r>
-      <w:proofErr w:type="gramEnd"/>
-      <w:r>
-        <w:t xml:space="preserve"> by </w:t>
-      </w:r>
-      <w:proofErr w:type="spellStart"/>
-      <w:r>
-        <w:t>PyPSA-Eur</w:t>
-      </w:r>
-      <w:proofErr w:type="spellEnd"/>
-      <w:r>
-        <w:t xml:space="preserve"> and a Romania-specific orchestration </w:t>
-      </w:r>
-      <w:proofErr w:type="gramStart"/>
-      <w:r>
-        <w:t>dashboard  can</w:t>
-      </w:r>
-      <w:proofErr w:type="gramEnd"/>
-      <w:r>
-        <w:t xml:space="preserve"> serve as a verifiable substrate for technical interoperability in critical-infrastructure security. </w:t>
-      </w:r>
-      <w:proofErr w:type="spellStart"/>
-      <w:r>
-        <w:t>PyPSA-Eur</w:t>
-      </w:r>
-      <w:proofErr w:type="spellEnd"/>
-      <w:r>
-        <w:t xml:space="preserve"> is an open European power-system optimisation model built on the </w:t>
-      </w:r>
-      <w:proofErr w:type="spellStart"/>
-      <w:r>
-        <w:t>PyPSA</w:t>
-      </w:r>
-      <w:proofErr w:type="spellEnd"/>
-      <w:r>
-        <w:t xml:space="preserve"> library, with a </w:t>
-      </w:r>
-      <w:proofErr w:type="spellStart"/>
-      <w:r>
-        <w:t>Snakemake</w:t>
-      </w:r>
-      <w:proofErr w:type="spellEnd"/>
-      <w:r>
-        <w:t xml:space="preserve"> workflow orchestrating data preparation, network assembly and optimisation [5]. We add a Romania-specific extension exposing a stress-test interface designed for security-relevant simulation: synthetic load multipliers, hydro and gas capacity reductions, ramp-rate constraints proxying SCADA limits, and directional caps on cross-border interconnections. A web </w:t>
+        <w:t xml:space="preserve">This paper investigates whether an open-source energy-system modelling stack  instantiated by PyPSA-Eur and a Romania-specific orchestration dashboard  can serve as a verifiable substrate for technical interoperability in critical-infrastructure security. PyPSA-Eur is an open European power-system optimisation model built on the PyPSA library, with a Snakemake workflow orchestrating data preparation, network assembly and optimisation [5]. We add a Romania-specific extension exposing a stress-test interface designed for security-relevant simulation: synthetic load multipliers, hydro and gas capacity reductions, ramp-rate constraints proxying SCADA limits, and directional caps on cross-border interconnections. A web </w:t>
       </w:r>
       <w:r>
         <w:lastRenderedPageBreak/>
@@ -269,23 +205,7 @@
         <w:t>er</w:t>
       </w:r>
       <w:r>
-        <w:t xml:space="preserve">") provides a three-tab control </w:t>
-      </w:r>
-      <w:proofErr w:type="gramStart"/>
-      <w:r>
-        <w:t>room  scenario</w:t>
-      </w:r>
-      <w:proofErr w:type="gramEnd"/>
-      <w:r>
-        <w:t xml:space="preserve"> builder, run queue, results </w:t>
-      </w:r>
-      <w:proofErr w:type="gramStart"/>
-      <w:r>
-        <w:t>viewer  that</w:t>
-      </w:r>
-      <w:proofErr w:type="gramEnd"/>
-      <w:r>
-        <w:t xml:space="preserve"> allows non-coding analysts to assemble paired baseline/stressed runs and inspect results satisfying a deterministic seven-CSV contract.</w:t>
+        <w:t>") provides a three-tab control room  scenario builder, run queue, results viewer  that allows non-coding analysts to assemble paired baseline/stressed runs and inspect results satisfying a deterministic seven-CSV contract.</w:t>
       </w:r>
     </w:p>
     <w:p>
@@ -304,40 +224,38 @@
         <w:rPr>
           <w:b/>
         </w:rPr>
-        <w:t>RQ</w:t>
-      </w:r>
-      <w:proofErr w:type="gramStart"/>
+        <w:t>RQ1  Interoperability.</w:t>
+      </w:r>
+      <w:r>
+        <w:t xml:space="preserve"> Can an open-source modelling stack satisfy the four layers of the European Interoperability Framework  legal, organisational, semantic and technical  when its result schema, configuration grammar and orchestration are deliberately designed as contracts rather than as artefacts [3]?</w:t>
+      </w:r>
+    </w:p>
+    <w:p>
+      <w:pPr>
+        <w:pStyle w:val="KBOTextBody"/>
+      </w:pPr>
       <w:r>
         <w:rPr>
           <w:b/>
         </w:rPr>
-        <w:t>1  Interoperability</w:t>
-      </w:r>
-      <w:proofErr w:type="gramEnd"/>
+        <w:t>RQ2  Dual-use qualification.</w:t>
+      </w:r>
+      <w:r>
+        <w:t xml:space="preserve"> Does such a stack qualify as a dual-use technology in the sense of EU Regulation 2021/821, that is, usable for civilian decarbonisation studies and equally for defence-relevant resilience assessments while remaining within the public-domain carve-out of the regulation [4]?</w:t>
+      </w:r>
+    </w:p>
+    <w:p>
+      <w:pPr>
+        <w:pStyle w:val="KBOTextBody"/>
+      </w:pPr>
       <w:r>
         <w:rPr>
           <w:b/>
         </w:rPr>
-        <w:t>.</w:t>
-      </w:r>
-      <w:r>
-        <w:t xml:space="preserve"> Can an open-source modelling stack satisfy the four layers of the European Interoperability </w:t>
-      </w:r>
-      <w:proofErr w:type="gramStart"/>
-      <w:r>
-        <w:t>Framework  legal</w:t>
-      </w:r>
-      <w:proofErr w:type="gramEnd"/>
-      <w:r>
-        <w:t xml:space="preserve">, organisational, semantic and </w:t>
-      </w:r>
-      <w:proofErr w:type="gramStart"/>
-      <w:r>
-        <w:t>technical  when</w:t>
-      </w:r>
-      <w:proofErr w:type="gramEnd"/>
-      <w:r>
-        <w:t xml:space="preserve"> its result schema, configuration grammar and orchestration are deliberately designed as contracts rather than as artefacts [3]?</w:t>
+        <w:t>RQ3  Funding alignment.</w:t>
+      </w:r>
+      <w:r>
+        <w:t xml:space="preserve"> Do contemporary EU funding instruments  Horizon Europe Cluster 5, the European Defence Fund, the Connecting Europe Facility and rescEU  already foresee this dual orientation in a way that lets a platform internalise the four-layer interoperability obligation be co-funded across instruments without architectural duplication?</w:t>
       </w:r>
     </w:p>
     <w:p>
@@ -345,76 +263,28 @@
         <w:pStyle w:val="KBOTextBody"/>
       </w:pPr>
       <w:r>
-        <w:rPr>
-          <w:b/>
-        </w:rPr>
-        <w:t>RQ</w:t>
-      </w:r>
-      <w:proofErr w:type="gramStart"/>
-      <w:r>
-        <w:rPr>
-          <w:b/>
-        </w:rPr>
-        <w:t>2  Dual</w:t>
-      </w:r>
-      <w:proofErr w:type="gramEnd"/>
-      <w:r>
-        <w:rPr>
-          <w:b/>
-        </w:rPr>
-        <w:t>-use qualification.</w:t>
-      </w:r>
-      <w:r>
-        <w:t xml:space="preserve"> Does such a stack qualify as a dual-use technology in the sense of EU Regulation 2021/821, that is, usable for civilian decarbonisation studies and equally for defence-relevant resilience assessments while remaining within the public-domain carve-out of the regulation [4]?</w:t>
+        <w:t>The paper follows an IMRAD structure: Section 2 details the platform's architecture, result contract and stress-test taxonomy; Section 3 presents a Romania winter cross-border-isolation case study; Section 4 discusses dual-use applicability, EU funding alignment, mapping to the European Interoperability Framework, and limitations; Section 5 returns to the three research questions in concluding form.</w:t>
       </w:r>
     </w:p>
     <w:p>
       <w:pPr>
         <w:pStyle w:val="KBOTextBody"/>
       </w:pPr>
-      <w:r>
-        <w:rPr>
-          <w:b/>
-        </w:rPr>
-        <w:t>RQ</w:t>
-      </w:r>
-      <w:proofErr w:type="gramStart"/>
-      <w:r>
-        <w:rPr>
-          <w:b/>
-        </w:rPr>
-        <w:t>3  Funding</w:t>
-      </w:r>
-      <w:proofErr w:type="gramEnd"/>
-      <w:r>
-        <w:rPr>
-          <w:b/>
-        </w:rPr>
-        <w:t xml:space="preserve"> alignment.</w:t>
-      </w:r>
-      <w:r>
-        <w:t xml:space="preserve"> Do contemporary EU funding </w:t>
-      </w:r>
-      <w:proofErr w:type="gramStart"/>
-      <w:r>
-        <w:t>instruments  Horizon</w:t>
-      </w:r>
-      <w:proofErr w:type="gramEnd"/>
-      <w:r>
-        <w:t xml:space="preserve"> Europe Cluster 5, the European Defence Fund, the Connecting Europe Facility and </w:t>
-      </w:r>
-      <w:proofErr w:type="spellStart"/>
-      <w:proofErr w:type="gramStart"/>
-      <w:r>
-        <w:t>rescEU</w:t>
-      </w:r>
-      <w:proofErr w:type="spellEnd"/>
-      <w:r>
-        <w:t xml:space="preserve">  already</w:t>
-      </w:r>
-      <w:proofErr w:type="gramEnd"/>
-      <w:r>
-        <w:t xml:space="preserve"> foresee this dual orientation in a way that lets a platform internalise the four-layer interoperability obligation be co-funded across instruments without architectural duplication?</w:t>
+    </w:p>
+    <w:p>
+      <w:pPr>
+        <w:pStyle w:val="KBOHeading2"/>
+      </w:pPr>
+      <w:r>
+        <w:t>1.1. Background</w:t>
+      </w:r>
+    </w:p>
+    <w:p>
+      <w:pPr>
+        <w:pStyle w:val="KBOHeading2"/>
+      </w:pPr>
+      <w:r>
+        <w:t>1.1.1. Industry 5.0 and resilience</w:t>
       </w:r>
     </w:p>
     <w:p>
@@ -422,7 +292,10 @@
         <w:pStyle w:val="KBOTextBody"/>
       </w:pPr>
       <w:r>
-        <w:t>The paper follows an IMRAD structure: Section 2 details the platform's architecture, result contract and stress-test taxonomy; Section 3 presents a Romania winter cross-border-isolation case study; Section 4 discusses dual-use applicability, EU funding alignment, mapping to the European Interoperability Framework, and limitations; Section 5 returns to the three research questions in concluding form.</w:t>
+        <w:t xml:space="preserve">Industry 5.0 augments the productivity-centric Industry 4.0 narrative with three </w:t>
+      </w:r>
+      <w:r>
+        <w:t>explicit pillars: human-centricity, sustainability and resilience [6]. Energy systems embody all three  supply continuity is a precondition for every other public service, decarbonisation is the largest single lever for European emissions reductions, and cascading disruption dynamics affect every linked sector.</w:t>
       </w:r>
     </w:p>
     <w:p>
@@ -435,15 +308,28 @@
         <w:pStyle w:val="KBOHeading2"/>
       </w:pPr>
       <w:r>
-        <w:t>1.1. Background</w:t>
-      </w:r>
+        <w:t>1.1.2. EU regulatory frame</w:t>
+      </w:r>
+    </w:p>
+    <w:p>
+      <w:pPr>
+        <w:pStyle w:val="KBOTextBody"/>
+      </w:pPr>
+      <w:r>
+        <w:t>Three legal instruments converge here. NIS2 (Directive (EU) 2022/2555) sets cybersecurity obligations on operators of essential services [7]. The Critical Entities Resilience Directive (Directive (EU) 2022/2557) extends those obligations to physical and hybrid threats and requires national risk assessments [8]. The Recast Dual-Use Regulation (Regulation (EU) 2021/821) governs cross-border transfer of dual-use items with a public-domain carve-out for openly published software [4]. The interplay matters: NIS2 imposes a defensive posture, the CER Directive demands quantitative resilience evidence, and the dual-use regulation determines whether modelling platforms can circulate freely.</w:t>
+      </w:r>
+    </w:p>
+    <w:p>
+      <w:pPr>
+        <w:pStyle w:val="KBOTextBody"/>
+      </w:pPr>
     </w:p>
     <w:p>
       <w:pPr>
         <w:pStyle w:val="KBOHeading2"/>
       </w:pPr>
       <w:r>
-        <w:t>1.1.1. Industry 5.0 and resilience</w:t>
+        <w:t>1.1.3. Open modelling stacks</w:t>
       </w:r>
     </w:p>
     <w:p>
@@ -451,139 +337,38 @@
         <w:pStyle w:val="KBOTextBody"/>
       </w:pPr>
       <w:r>
-        <w:t xml:space="preserve">Industry 5.0 augments the productivity-centric Industry 4.0 narrative with three </w:t>
-      </w:r>
-      <w:r>
-        <w:t xml:space="preserve">explicit pillars: human-centricity, sustainability and resilience [6]. Energy systems embody all </w:t>
-      </w:r>
-      <w:proofErr w:type="gramStart"/>
-      <w:r>
-        <w:t>three  supply</w:t>
-      </w:r>
-      <w:proofErr w:type="gramEnd"/>
-      <w:r>
-        <w:t xml:space="preserve"> continuity is a precondition for every other public service, decarbonisation is the largest single lever for European emissions reductions, and cascading disruption dynamics affect every linked sector.</w:t>
+        <w:t>Closed proprietary models force national authorities into vendor lock-in and impede cross-border peer review. Open models invert that dynamic: they are inspectable, reproducible and compatible with the open-data obligations attached to Horizon Europe [9], [10], and satisfy the dual-use public-domain carve-out by construction. The marginal cost of additional dual-use capability is bounded by integration work rather than relicensing of the modelling core.</w:t>
+      </w:r>
+    </w:p>
+    <w:p>
+      <w:pPr>
+        <w:pStyle w:val="KBOHeading1"/>
+      </w:pPr>
+      <w:r>
+        <w:t>2. Methods</w:t>
+      </w:r>
+    </w:p>
+    <w:p>
+      <w:pPr>
+        <w:pStyle w:val="KBOHeading2"/>
+      </w:pPr>
+      <w:r>
+        <w:t>2.1. Layered system overview</w:t>
       </w:r>
     </w:p>
     <w:p>
       <w:pPr>
         <w:pStyle w:val="KBOTextBody"/>
       </w:pPr>
-    </w:p>
-    <w:p>
-      <w:pPr>
-        <w:pStyle w:val="KBOHeading2"/>
-      </w:pPr>
-      <w:r>
-        <w:t>1.1.2. EU regulatory frame</w:t>
-      </w:r>
-    </w:p>
-    <w:p>
-      <w:pPr>
-        <w:pStyle w:val="KBOTextBody"/>
-      </w:pPr>
-      <w:r>
-        <w:t>Three legal instruments converge here. NIS2 (Directive (EU) 2022/2555) sets cybersecurity obligations on operators of essential services [7]. The Critical Entities Resilience Directive (Directive (EU) 2022/2557) extends those obligations to physical and hybrid threats and requires national risk assessments [8]. The Recast Dual-Use Regulation (Regulation (EU) 2021/821) governs cross-border transfer of dual-use items with a public-domain carve-out for openly published software [4]. The interplay matters: NIS2 imposes a defensive posture, the CER Directive demands quantitative resilience evidence, and the dual-use regulation determines whether modelling platforms can circulate freely.</w:t>
-      </w:r>
-    </w:p>
-    <w:p>
-      <w:pPr>
-        <w:pStyle w:val="KBOTextBody"/>
-      </w:pPr>
-    </w:p>
-    <w:p>
-      <w:pPr>
-        <w:pStyle w:val="KBOHeading2"/>
-      </w:pPr>
-      <w:r>
-        <w:t>1.1.3. Open modelling stacks</w:t>
-      </w:r>
-    </w:p>
-    <w:p>
-      <w:pPr>
-        <w:pStyle w:val="KBOTextBody"/>
-      </w:pPr>
-      <w:r>
-        <w:t>Closed proprietary models force national authorities into vendor lock-in and impede cross-border peer review. Open models invert that dynamic: they are inspectable, reproducible and compatible with the open-data obligations attached to Horizon Europe [9], [10], and satisfy the dual-use public-domain carve-out by construction. The marginal cost of additional dual-use capability is bounded by integration work rather than relicensing of the modelling core.</w:t>
-      </w:r>
-    </w:p>
-    <w:p>
-      <w:pPr>
-        <w:pStyle w:val="KBOHeading1"/>
-      </w:pPr>
-      <w:r>
-        <w:t>2. Methods</w:t>
-      </w:r>
-    </w:p>
-    <w:p>
-      <w:pPr>
-        <w:pStyle w:val="KBOHeading2"/>
-      </w:pPr>
-      <w:r>
-        <w:t>2.1. Layered system overview</w:t>
-      </w:r>
-    </w:p>
-    <w:p>
-      <w:pPr>
-        <w:pStyle w:val="KBOTextBody"/>
-      </w:pPr>
       <w:r>
         <w:t xml:space="preserve">Figure 1 shows the six-layer architecture. The Presentation Layer (React 19 / Next.js 16, bilingual EN/RO) exposes three control-room tabs. The API &amp; Service Layer comprises typed Next.js route handlers </w:t>
       </w:r>
       <w:r>
         <w:lastRenderedPageBreak/>
-        <w:t>under /</w:t>
-      </w:r>
-      <w:proofErr w:type="spellStart"/>
-      <w:r>
-        <w:t>api</w:t>
-      </w:r>
-      <w:proofErr w:type="spellEnd"/>
-      <w:r>
-        <w:t>/scenario/, /</w:t>
-      </w:r>
-      <w:proofErr w:type="spellStart"/>
-      <w:r>
-        <w:t>api</w:t>
-      </w:r>
-      <w:proofErr w:type="spellEnd"/>
-      <w:r>
-        <w:t>/runs/ and /</w:t>
-      </w:r>
-      <w:proofErr w:type="spellStart"/>
-      <w:r>
-        <w:t>api</w:t>
-      </w:r>
-      <w:proofErr w:type="spellEnd"/>
-      <w:r>
-        <w:t xml:space="preserve">/results/, structured as REST resources. The Domain Logic Layer (TypeScript modules) encapsulates the scenario builder, sequential job runner, results handler and runtime resolver. The Workflow &amp; Optimisation Layer is Python: </w:t>
-      </w:r>
-      <w:proofErr w:type="gramStart"/>
-      <w:r>
-        <w:t>a</w:t>
-      </w:r>
-      <w:proofErr w:type="gramEnd"/>
-      <w:r>
-        <w:t xml:space="preserve"> </w:t>
-      </w:r>
-      <w:proofErr w:type="spellStart"/>
-      <w:r>
-        <w:t>Snakemake</w:t>
-      </w:r>
-      <w:proofErr w:type="spellEnd"/>
-      <w:r>
-        <w:t xml:space="preserve"> DAG orchestrates data retrieval, network assembly and solver invocation, with a </w:t>
-      </w:r>
-      <w:r>
-        <w:t xml:space="preserve">dedicated stress-test module injecting shocks and linear constraints before optimisation. The Persistence Layer holds generated YAML configurations, job state and logs, with results materialised under results/{name}/. The External Data Layer ingests ECMWF ERA5 reanalysis, </w:t>
-      </w:r>
-      <w:proofErr w:type="spellStart"/>
-      <w:r>
-        <w:t>Zenodo</w:t>
-      </w:r>
-      <w:proofErr w:type="spellEnd"/>
-      <w:r>
-        <w:t xml:space="preserve"> datasets, ENTSO-E TYNDP outputs and GADM/NUTS administrative boundaries.</w:t>
+        <w:t xml:space="preserve">under /api/scenario/, /api/runs/ and /api/results/, structured as REST resources. The Domain Logic Layer (TypeScript modules) encapsulates the scenario builder, sequential job runner, results handler and runtime resolver. The Workflow &amp; Optimisation Layer is Python: a Snakemake DAG orchestrates data retrieval, network assembly and solver invocation, with a </w:t>
+      </w:r>
+      <w:r>
+        <w:t>dedicated stress-test module injecting shocks and linear constraints before optimisation. The Persistence Layer holds generated YAML configurations, job state and logs, with results materialised under results/{name}/. The External Data Layer ingests ECMWF ERA5 reanalysis, Zenodo datasets, ENTSO-E TYNDP outputs and GADM/NUTS administrative boundaries.</w:t>
       </w:r>
     </w:p>
     <w:p>
@@ -694,71 +479,10 @@
         <w:pStyle w:val="KBOTextBody"/>
       </w:pPr>
       <w:r>
-        <w:t xml:space="preserve">The interoperability claim hinges on a deterministic result contract. Every paired comparison must produce exactly seven CSVs: </w:t>
-      </w:r>
-      <w:proofErr w:type="spellStart"/>
-      <w:r>
-        <w:t>system_cost_comparison</w:t>
-      </w:r>
-      <w:proofErr w:type="spellEnd"/>
-      <w:r>
-        <w:t xml:space="preserve">, </w:t>
-      </w:r>
-      <w:proofErr w:type="spellStart"/>
-      <w:r>
-        <w:t>generation_mix_mwh</w:t>
-      </w:r>
-      <w:proofErr w:type="spellEnd"/>
-      <w:r>
-        <w:t xml:space="preserve">, </w:t>
-      </w:r>
-      <w:proofErr w:type="spellStart"/>
-      <w:r>
-        <w:t>lmp_summary_ro</w:t>
-      </w:r>
-      <w:proofErr w:type="spellEnd"/>
-      <w:r>
-        <w:t xml:space="preserve">, </w:t>
-      </w:r>
-      <w:proofErr w:type="spellStart"/>
-      <w:r>
-        <w:t>ens_summary</w:t>
-      </w:r>
-      <w:proofErr w:type="spellEnd"/>
-      <w:r>
-        <w:t xml:space="preserve">, </w:t>
-      </w:r>
-      <w:proofErr w:type="spellStart"/>
-      <w:r>
-        <w:t>curtailment_mwh</w:t>
-      </w:r>
-      <w:proofErr w:type="spellEnd"/>
-      <w:r>
-        <w:t xml:space="preserve">, </w:t>
-      </w:r>
-      <w:proofErr w:type="spellStart"/>
-      <w:r>
-        <w:t>daily_net_imports_mwh</w:t>
-      </w:r>
-      <w:proofErr w:type="spellEnd"/>
-      <w:r>
-        <w:t xml:space="preserve"> and </w:t>
-      </w:r>
-      <w:proofErr w:type="spellStart"/>
-      <w:r>
-        <w:t>interconnector_flow_congestion</w:t>
-      </w:r>
-      <w:proofErr w:type="spellEnd"/>
-      <w:r>
-        <w:t xml:space="preserve">. The dashboard hides any folder lacking one of these files, so downstream tools never confront partial outputs. Optional artefacts (markdown assumptions, PNG figures, </w:t>
-      </w:r>
-      <w:proofErr w:type="spellStart"/>
-      <w:r>
-        <w:t>drawio</w:t>
-      </w:r>
-      <w:proofErr w:type="spellEnd"/>
-      <w:r>
-        <w:t xml:space="preserve"> diagrams, SVG exports) are surfaced when present but not required for validity.</w:t>
+        <w:t xml:space="preserve">The interoperability claim hinges on a deterministic result contract. Every paired comparison must produce exactly seven CSVs: system_cost_comparison, generation_mix_mwh, lmp_summary_ro, ens_summary, curtailment_mwh, daily_net_imports_mwh and interconnector_flow_congestion. The dashboard hides any folder lacking one of these files, so downstream tools never confront partial outputs. Optional artefacts (markdown assumptions, PNG figures, </w:t>
+      </w:r>
+      <w:r>
+        <w:t>drawio diagrams, SVG exports) are surfaced when present but not required for validity.</w:t>
       </w:r>
     </w:p>
     <w:p>
@@ -774,39 +498,7 @@
         <w:pStyle w:val="KBOTextBody"/>
       </w:pPr>
       <w:r>
-        <w:t xml:space="preserve">Figure 2 traces the scenario lifecycle. The user configures runs through form controls or YAML editing (kept in sync). On enqueue, two YAML configurations are </w:t>
-      </w:r>
-      <w:proofErr w:type="gramStart"/>
-      <w:r>
-        <w:t>written  a</w:t>
-      </w:r>
-      <w:proofErr w:type="gramEnd"/>
-      <w:r>
-        <w:t xml:space="preserve"> baseline (stress disabled) and a scenario (stress </w:t>
-      </w:r>
-      <w:proofErr w:type="gramStart"/>
-      <w:r>
-        <w:t>enabled)  persisted</w:t>
-      </w:r>
-      <w:proofErr w:type="gramEnd"/>
-      <w:r>
-        <w:t xml:space="preserve"> and added to a sequential runner. </w:t>
-      </w:r>
-      <w:proofErr w:type="spellStart"/>
-      <w:r>
-        <w:t>Snakemake</w:t>
-      </w:r>
-      <w:proofErr w:type="spellEnd"/>
-      <w:r>
-        <w:t xml:space="preserve"> then solves baseline and shocked </w:t>
-      </w:r>
-      <w:proofErr w:type="gramStart"/>
-      <w:r>
-        <w:t>scenario, and</w:t>
-      </w:r>
-      <w:proofErr w:type="gramEnd"/>
-      <w:r>
-        <w:t xml:space="preserve"> runs a comparison report. Baseline solves typically complete in 7-15 minutes; </w:t>
+        <w:t xml:space="preserve">Figure 2 traces the scenario lifecycle. The user configures runs through form controls or YAML editing (kept in sync). On enqueue, two YAML configurations are written  a baseline (stress disabled) and a scenario (stress enabled)  persisted and added to a sequential runner. Snakemake then solves baseline and shocked scenario, and runs a comparison report. Baseline solves typically complete in 7-15 minutes; </w:t>
       </w:r>
       <w:r>
         <w:lastRenderedPageBreak/>
@@ -993,39 +685,7 @@
         <w:pStyle w:val="KBOTextBody"/>
       </w:pPr>
       <w:r>
-        <w:t xml:space="preserve">We instantiate a stress-test mirroring the CER Directive's national risk assessment process. The simulated week is 15-22 January </w:t>
-      </w:r>
-      <w:proofErr w:type="gramStart"/>
-      <w:r>
-        <w:t>2023  a</w:t>
-      </w:r>
-      <w:proofErr w:type="gramEnd"/>
-      <w:r>
-        <w:t xml:space="preserve"> real winter cold-snap week reflected in ERA</w:t>
-      </w:r>
-      <w:proofErr w:type="gramStart"/>
-      <w:r>
-        <w:t>5  modelled</w:t>
-      </w:r>
-      <w:proofErr w:type="gramEnd"/>
-      <w:r>
-        <w:t xml:space="preserve"> at 20 spatial clusters covering Romania (RO) plus interconnection partners Bulgaria (BG), Hungary (HU) and Serbia (RS). Shocks apply only to Romania. The stressed scenario </w:t>
-      </w:r>
-      <w:proofErr w:type="gramStart"/>
-      <w:r>
-        <w:t>applies:</w:t>
-      </w:r>
-      <w:proofErr w:type="gramEnd"/>
-      <w:r>
-        <w:t xml:space="preserve"> load multiplier 1.30 (30% demand surge), hydro reduction 0.10, gas capacity reduction 0.20, SCADA proxy enabled (ramp-rate ≈15% of nominal capacity per hour), and a 0 MWh import cap on every cross-border </w:t>
-      </w:r>
-      <w:proofErr w:type="gramStart"/>
-      <w:r>
-        <w:t>interconnector  complete</w:t>
-      </w:r>
-      <w:proofErr w:type="gramEnd"/>
-      <w:r>
-        <w:t xml:space="preserve"> electrical isolation of Romania.</w:t>
+        <w:t>We instantiate a stress-test mirroring the CER Directive's national risk assessment process. The simulated week is 15-22 January 2023  a real winter cold-snap week reflected in ERA5  modelled at 20 spatial clusters covering Romania (RO) plus interconnection partners Bulgaria (BG), Hungary (HU) and Serbia (RS). Shocks apply only to Romania. The stressed scenario applies: load multiplier 1.30 (30% demand surge), hydro reduction 0.10, gas capacity reduction 0.20, SCADA proxy enabled (ramp-rate ≈15% of nominal capacity per hour), and a 0 MWh import cap on every cross-border interconnector  complete electrical isolation of Romania.</w:t>
       </w:r>
     </w:p>
     <w:p>
@@ -1046,15 +706,7 @@
         <w:pStyle w:val="KBOTextBody"/>
       </w:pPr>
       <w:r>
-        <w:t xml:space="preserve">The stressed scenario produces a cost delta of approximately +570 M EUR over the eight-day </w:t>
-      </w:r>
-      <w:proofErr w:type="gramStart"/>
-      <w:r>
-        <w:t>window  a</w:t>
-      </w:r>
-      <w:proofErr w:type="gramEnd"/>
-      <w:r>
-        <w:t xml:space="preserve"> 31% increase driven by displacement of imports with costly domestic generation. Energy not served reaches roughly 45.2 GWh in Romania, concentrated in evening-peak hours and northern regions; neighbour countries are unaffected since the shock is unilateral. Mean locational marginal prices more than double, with peaks rising from 180 EUR/MWh to 380 EUR/MWh. Generation mix shifts as expected: nuclear and renewables remain saturated at baseline (weather is fixed); gas attempts to compensate but is bounded by capacity reduction and ramp constraints; coal </w:t>
+        <w:t xml:space="preserve">The stressed scenario produces a cost delta of approximately +570 M EUR over the eight-day window  a 31% increase driven by displacement of imports with costly domestic generation. Energy not served reaches roughly 45.2 GWh in Romania, concentrated in evening-peak hours and northern regions; neighbour countries are unaffected since the shock is unilateral. Mean locational marginal prices more than double, with peaks rising from 180 EUR/MWh to 380 EUR/MWh. Generation mix shifts as expected: nuclear and renewables remain saturated at baseline (weather is fixed); gas attempts to compensate but is bounded by capacity reduction and ramp constraints; coal </w:t>
       </w:r>
       <w:r>
         <w:lastRenderedPageBreak/>
@@ -1079,31 +731,7 @@
         <w:pStyle w:val="KBOTextBody"/>
       </w:pPr>
       <w:r>
-        <w:t xml:space="preserve">The case study is an order-of-magnitude envelope, not a prediction. Three conclusions follow. First, even mild simultaneous derating combined with </w:t>
-      </w:r>
-      <w:proofErr w:type="gramStart"/>
-      <w:r>
-        <w:t>a 30% demand spike triggers blackouts</w:t>
-      </w:r>
-      <w:proofErr w:type="gramEnd"/>
-      <w:r>
-        <w:t xml:space="preserve"> under cross-border isolation despite Romania's domestic baseload. Second, the problem concentrates in evening-peak hours and northern regions, so demand-flexibility programmes and targeted storage have asymmetric leverage. Third, the cost of cross-border </w:t>
-      </w:r>
-      <w:proofErr w:type="gramStart"/>
-      <w:r>
-        <w:t>isolation  on</w:t>
-      </w:r>
-      <w:proofErr w:type="gramEnd"/>
-      <w:r>
-        <w:t xml:space="preserve"> the order of 12-15 M EUR per GWh of forgone </w:t>
-      </w:r>
-      <w:proofErr w:type="gramStart"/>
-      <w:r>
-        <w:t>imports  provides</w:t>
-      </w:r>
-      <w:proofErr w:type="gramEnd"/>
-      <w:r>
-        <w:t xml:space="preserve"> a quantitative input to the value-of-interconnection discussion required by the TYNDP cycle and the PCI process.</w:t>
+        <w:t>The case study is an order-of-magnitude envelope, not a prediction. Three conclusions follow. First, even mild simultaneous derating combined with a 30% demand spike triggers blackouts under cross-border isolation despite Romania's domestic baseload. Second, the problem concentrates in evening-peak hours and northern regions, so demand-flexibility programmes and targeted storage have asymmetric leverage. Third, the cost of cross-border isolation  on the order of 12-15 M EUR per GWh of forgone imports  provides a quantitative input to the value-of-interconnection discussion required by the TYNDP cycle and the PCI process.</w:t>
       </w:r>
     </w:p>
     <w:p>
@@ -1251,13 +879,23 @@
         <w:t>3</w:t>
       </w:r>
       <w:r>
-        <w:t>: Dual-use capability mapping – civilian, shared core and defence/security columns – with aligned EU funding instruments. Source: authors, instruments compiled from official EU work programmes.</w:t>
+        <w:t>: Dual-use capability mapping – civilian, shared core and defence/security columns – with aligned EU funding instruments. Source: authors, instruments compiled from official EU work programmes</w:t>
+      </w:r>
+      <w:r>
+        <w:t>.</w:t>
       </w:r>
     </w:p>
     <w:p>
       <w:pPr>
         <w:pStyle w:val="KBOHeading2"/>
       </w:pPr>
+      <w:r>
+        <w:lastRenderedPageBreak/>
+        <w:t xml:space="preserve">4.2. </w:t>
+      </w:r>
+      <w:r>
+        <w:t>EU funding alignment</w:t>
+      </w:r>
     </w:p>
     <w:p>
       <w:pPr>
@@ -1268,16 +906,56 @@
       <w:pPr>
         <w:pStyle w:val="KBOTextBody"/>
       </w:pPr>
+      <w:r>
+        <w:t>Four EU instruments align with platform outputs. Horizon Europe Cluster 5 (Climate, Energy &amp; Mobility) is the principal R&amp;I instrument funding open energy modelling and explicitly lists "open and interoperable energy system models" as eligible activity [9]; the platform's permissive licensing satisfies its open-science obligations by construction. The European Defence Fund's research strand supports resilience-related work and contemplates dual-use leverage where civilian foundations exist [11], making stress-test envelopes admissible inputs to EDF resilience proposals. The Connecting Europe Facility – Energy funds cross-border interconnectors through the PCI list, and platform outputs on interconnector congestion and net-import deltas feed directly into the CEF/TYNDP cost-benefit framework [12]. Finally, rescEU under the Union Civil Protection Mechanism backs preparedness exercises including energy-supply contingencies, and the 2024 Critical Raw Materials Act connects storage and grid hardware supply chains to the same resilience agenda [13].</w:t>
+      </w:r>
     </w:p>
     <w:p>
       <w:pPr>
         <w:pStyle w:val="KBOTextBody"/>
       </w:pPr>
+      <w:r>
+        <w:t xml:space="preserve">A platform that internalises EIF interoperability obligations can </w:t>
+      </w:r>
+      <w:r>
+        <w:t xml:space="preserve">therefore </w:t>
+      </w:r>
+      <w:r>
+        <w:t xml:space="preserve">claim eligibility across all four </w:t>
+      </w:r>
+      <w:r>
+        <w:t xml:space="preserve">instruments </w:t>
+      </w:r>
+      <w:r>
+        <w:t>without architectural duplication.</w:t>
+      </w:r>
+    </w:p>
+    <w:p>
+      <w:pPr>
+        <w:pStyle w:val="KBOHeading2"/>
+      </w:pPr>
+      <w:r>
+        <w:t>4.3. EIF mapping</w:t>
+      </w:r>
     </w:p>
     <w:p>
       <w:pPr>
         <w:pStyle w:val="KBOTextBody"/>
       </w:pPr>
+      <w:r>
+        <w:t>The platform satisfies all four EIF layers, and we propose a fifth, cross-cutting governance layer</w:t>
+      </w:r>
+      <w:r>
+        <w:t>.</w:t>
+      </w:r>
+    </w:p>
+    <w:p>
+      <w:pPr>
+        <w:pStyle w:val="KBOTextBody"/>
+      </w:pPr>
+      <w:r>
+        <w:t>The legal layer is anchored in permissive licensing on PyPSA, the dashboard and upstream ECMWF/Zenodo data. The organisational layer is reflected in the three-tab UI mapping to RACI roles and in persistent job state documenting who initiated each run. The semantic layer enforces SI units, ISO-3166-1 country codes, ENTSO-E component identifiers and a result schema aligned with TYNDP output expectations. The technical layer relies on YAML for configuration, netCDF (CF conventions) for climate inputs, CSV for results and REST/HTTP for the dashboard API. The proposed governance layer bundles persistent state, immutable templates and per-run logs into a verifiable audit envelope, with each result inheriting an assumptions-and-limitations file so policy briefings carry their epistemic provenance forward.</w:t>
+      </w:r>
     </w:p>
     <w:p>
       <w:pPr>
@@ -1294,122 +972,6 @@
     </w:p>
     <w:p>
       <w:pPr>
-        <w:pStyle w:val="KBOHeading2"/>
-      </w:pPr>
-      <w:r>
-        <w:t xml:space="preserve">4.2. </w:t>
-      </w:r>
-      <w:r>
-        <w:t>EU funding alignment</w:t>
-      </w:r>
-    </w:p>
-    <w:p>
-      <w:pPr>
-        <w:pStyle w:val="KBOTextBody"/>
-      </w:pPr>
-    </w:p>
-    <w:p>
-      <w:pPr>
-        <w:pStyle w:val="KBOTextBody"/>
-      </w:pPr>
-      <w:r>
-        <w:t xml:space="preserve">Four EU instruments align with platform outputs. Horizon Europe Cluster 5 (Climate, Energy &amp; Mobility) is the principal R&amp;I instrument funding open energy modelling and explicitly lists "open and interoperable energy system models" as eligible activity [9]; the platform's permissive licensing satisfies its open-science obligations by construction. The European Defence Fund's research strand supports resilience-related work and contemplates dual-use leverage where civilian foundations exist [11], making stress-test envelopes admissible inputs to EDF resilience proposals. The Connecting Europe Facility – Energy funds cross-border interconnectors through the PCI list, and platform outputs on interconnector congestion and net-import deltas feed directly into the CEF/TYNDP cost-benefit framework [12]. Finally, </w:t>
-      </w:r>
-      <w:proofErr w:type="spellStart"/>
-      <w:r>
-        <w:t>rescEU</w:t>
-      </w:r>
-      <w:proofErr w:type="spellEnd"/>
-      <w:r>
-        <w:t xml:space="preserve"> under the Union Civil Protection Mechanism backs preparedness exercises including energy-supply contingencies, and the 2024 Critical Raw Materials Act connects storage and grid hardware supply chains to the same resilience agenda [13].</w:t>
-      </w:r>
-    </w:p>
-    <w:p>
-      <w:pPr>
-        <w:pStyle w:val="KBOTextBody"/>
-      </w:pPr>
-      <w:r>
-        <w:t xml:space="preserve">A platform that internalises EIF interoperability obligations can </w:t>
-      </w:r>
-      <w:r>
-        <w:t xml:space="preserve">therefore </w:t>
-      </w:r>
-      <w:r>
-        <w:t xml:space="preserve">claim eligibility across all four </w:t>
-      </w:r>
-      <w:r>
-        <w:t xml:space="preserve">instruments </w:t>
-      </w:r>
-      <w:r>
-        <w:t>without architectural duplication.</w:t>
-      </w:r>
-    </w:p>
-    <w:p>
-      <w:pPr>
-        <w:pStyle w:val="KBOHeading2"/>
-      </w:pPr>
-      <w:r>
-        <w:t>4.3. EIF mapping</w:t>
-      </w:r>
-    </w:p>
-    <w:p>
-      <w:pPr>
-        <w:pStyle w:val="KBOTextBody"/>
-      </w:pPr>
-      <w:r>
-        <w:t>The platform satisfies all four EIF layers, and we propose a fifth, cross-cutting governance layer</w:t>
-      </w:r>
-      <w:r>
-        <w:t>.</w:t>
-      </w:r>
-    </w:p>
-    <w:p>
-      <w:pPr>
-        <w:pStyle w:val="KBOTextBody"/>
-      </w:pPr>
-      <w:r>
-        <w:t xml:space="preserve">The legal layer is anchored in permissive licensing on </w:t>
-      </w:r>
-      <w:proofErr w:type="spellStart"/>
-      <w:r>
-        <w:t>PyPSA</w:t>
-      </w:r>
-      <w:proofErr w:type="spellEnd"/>
-      <w:r>
-        <w:t>, the dashboard and upstream ECMWF/</w:t>
-      </w:r>
-      <w:proofErr w:type="spellStart"/>
-      <w:r>
-        <w:t>Zenodo</w:t>
-      </w:r>
-      <w:proofErr w:type="spellEnd"/>
-      <w:r>
-        <w:t xml:space="preserve"> data. The organisational layer is reflected in the three-tab UI mapping to RACI roles and in persistent job state documenting who initiated each run. The semantic layer enforces SI units, ISO-3166-1 country codes, ENTSO-E component identifiers and a result schema aligned with TYNDP output expectations. The technical layer relies on YAML for configuration, </w:t>
-      </w:r>
-      <w:proofErr w:type="spellStart"/>
-      <w:r>
-        <w:t>netCDF</w:t>
-      </w:r>
-      <w:proofErr w:type="spellEnd"/>
-      <w:r>
-        <w:t xml:space="preserve"> (CF conventions) for climate inputs, CSV for results and REST/HTTP for the dashboard API. The proposed governance layer bundles persistent state, immutable templates and per-run logs into a verifiable audit envelope, with each result inheriting an assumptions-and-limitations file so policy briefings carry their epistemic provenance forward.</w:t>
-      </w:r>
-    </w:p>
-    <w:p>
-      <w:pPr>
-        <w:pStyle w:val="KBOTextBody"/>
-        <w:sectPr>
-          <w:type w:val="continuous"/>
-          <w:pgSz w:w="11907" w:h="16840" w:code="9"/>
-          <w:pgMar w:top="1418" w:right="1418" w:bottom="1418" w:left="1418" w:header="1418" w:footer="1134" w:gutter="0"/>
-          <w:cols w:num="2" w:space="720"/>
-          <w:titlePg/>
-          <w:docGrid w:linePitch="360"/>
-        </w:sectPr>
-      </w:pPr>
-    </w:p>
-    <w:p>
-      <w:pPr>
         <w:pStyle w:val="KBOTextBody"/>
       </w:pPr>
     </w:p>
@@ -1447,7 +1009,10 @@
         <w:pStyle w:val="KBOTextBody"/>
       </w:pPr>
       <w:r>
-        <w:t>Future work will integrate adversarial scenarios via cyber-physical co-simulation, harmonise the result schema with EU-funded ontology projects through an RDF/JSON-LD wrapper, and formalise the assumptions-limitations file as a machine-readable provenance object aligned with W3C PROV [14].</w:t>
+        <w:t>Future work will integrate adversarial scenarios via cyber-physical co-simulation, harmonise the result schema with EU-</w:t>
+      </w:r>
+      <w:r>
+        <w:t>funded ontology projects through an RDF/JSON-LD wrapper, and formalise the assumptions-limitations file as a machine-readable provenance object aligned with W3C PROV [14].</w:t>
       </w:r>
     </w:p>
     <w:p>
@@ -1463,38 +1028,33 @@
         <w:pStyle w:val="KBOTextBody"/>
       </w:pPr>
       <w:r>
-        <w:t xml:space="preserve">Returning to the three research questions: (RQ1) the platform demonstrates that an open-source modelling stack can satisfy all four EIF layers when its result schema, configuration grammar and orchestration </w:t>
+        <w:t xml:space="preserve">This paper has examined whether an open-source energy-system modelling stack, instantiated by PyPSA-Eur with a Romania-specific orchestration dashboard, can function as a verifiable substrate for technical interoperability in critical-infrastructure security. The contribution is threefold. Conceptually, it reframes open modelling platforms as dual-use technologies whose civilian-by-design character is precisely what makes them </w:t>
       </w:r>
       <w:r>
         <w:lastRenderedPageBreak/>
-        <w:t xml:space="preserve">are designed as contracts rather than artefacts. (RQ2) The codebase qualifies as dual-use under the public-domain carve-out of Regulation (EU) 2021/821 because the same engine serves civilian decarbonisation studies and defence-relevant resilience evidence, with differentiation only at the data and exploitation layer. (RQ3) Horizon Europe Cluster 5, the European Defence Fund, the Connecting Europe Facility and </w:t>
-      </w:r>
-      <w:proofErr w:type="spellStart"/>
-      <w:r>
-        <w:t>rescEU</w:t>
-      </w:r>
-      <w:proofErr w:type="spellEnd"/>
-      <w:r>
-        <w:t xml:space="preserve"> each foresee complementary deliverables of this single architecture, so a </w:t>
-      </w:r>
-      <w:r>
-        <w:t xml:space="preserve">platform that internalises EIF interoperability obligations is co-fundable across instruments without duplication. We propose that a fifth, cross-cutting governance </w:t>
-      </w:r>
-      <w:proofErr w:type="gramStart"/>
-      <w:r>
-        <w:t>layer  bundling</w:t>
-      </w:r>
-      <w:proofErr w:type="gramEnd"/>
-      <w:r>
-        <w:t xml:space="preserve"> persistent state, immutable templates and per-run logs into a verifiable audit </w:t>
-      </w:r>
-      <w:proofErr w:type="gramStart"/>
-      <w:r>
-        <w:t>envelope  be</w:t>
-      </w:r>
-      <w:proofErr w:type="gramEnd"/>
-      <w:r>
-        <w:t xml:space="preserve"> added to the EIF for critical-infrastructure modelling, and that civilian-by-design open platforms be made an explicit eligibility criterion in the next work-programme cycle of each instrument.</w:t>
+        <w:t>defensible under the public-domain carve-out of Regulation (EU) 2021/821. Methodologically, it operationalises this claim through a deterministic seven-CSV result contract, a compact orthogonal stress-test taxonomy and a paired baseline/scenario workflow accessible to non-coding analysts. Empirically, the Romania winter case study quantifies, in order-of-magnitude terms, the cost of cross-border isolation under hybrid disruption: roughly 45 GWh of energy not served and a 31 % system-cost increase over a single winter week, with impacts concentrated in evening-peak hours and northern regions. Taken together, these elements link the Industry 5.0 resilience agenda, the Critical Entities Resilience Directive's quantitative-evidence obligation and the European Interoperability Framework within a single reproducible architecture.</w:t>
+      </w:r>
+    </w:p>
+    <w:p>
+      <w:pPr>
+        <w:pStyle w:val="KBOTextBody"/>
+      </w:pPr>
+      <w:r>
+        <w:t>Returning to the three research questions:</w:t>
+      </w:r>
+      <w:r>
+        <w:t xml:space="preserve"> (RQ1) the platform demonstrates that an open-source modelling stack can satisfy all four EIF layers when its result schema, configuration grammar and orchestration are designed as contracts rather than artefacts. (RQ2) The codebase qualifies as dual-use under the public-domain carve-out of Regulation (EU) 2021/821 because the same engine serves civilian decarbonisation studies and defence-relevant resilience evidence, with differentiation only at the data and exploitation layer. (RQ3) Horizon Europe Cluster 5, the European Defence Fund, the Connecting Europe Facility and rescEU each foresee complementary deliverables of this single architecture, so a platform that internalises EIF interoperability obligations is co-fundable across instruments without duplication. We propose that a fifth, cross-cutting </w:t>
+      </w:r>
+      <w:r>
+        <w:t>governance layer  bundling persistent state, immutable templates and per-run logs into a verifiable audit envelope  be added to the EIF for critical-infrastructure modelling, and that civilian-by-design open platforms be made an explicit eligibility criterion in the next work-programme cycle of each instrument.</w:t>
+      </w:r>
+    </w:p>
+    <w:p>
+      <w:pPr>
+        <w:pStyle w:val="KBOTextBody"/>
+      </w:pPr>
+      <w:r>
+        <w:t>Beyond these specific proposals, the wider implication is that the boundary between civilian energy planning and security-relevant resilience assessment is best managed through transparency rather than through duplication of tooling. A single open architecture, governed by explicit interoperability contracts and an auditable provenance layer, allows ministries, transmission operators, regulators and defence agencies to reason over a shared evidentiary base while preserving the confidentiality of operator-controlled data. For Romania and comparable frontier states of the European synchronous area, this offers a pragmatic route to satisfying NIS2 and CER-Directive obligations without surrendering analytical sovereignty to closed vendor stacks. The limitations identified in Section 4.4  the absence of attacker-adaptive components, the single-country scope of the result contract and the sequential runner  delimit a concrete research agenda: cyber-physical co-simulation for adversarial scenarios, a multi-country extension of the seven-CSV contract, and a machine-readable provenance object aligned with W3C PROV. Pursuing this agenda within the funding alignment outlined above would consolidate open modelling as the default substrate for cross-pillar interoperability in European critical-infrastructure security.</w:t>
       </w:r>
     </w:p>
     <w:p>
@@ -1526,53 +1086,25 @@
     </w:p>
     <w:p>
       <w:pPr>
-        <w:pStyle w:val="KBOFigure"/>
-        <w:jc w:val="both"/>
-        <w:sectPr>
-          <w:type w:val="continuous"/>
-          <w:pgSz w:w="11907" w:h="16840" w:code="9"/>
-          <w:pgMar w:top="1418" w:right="1418" w:bottom="1418" w:left="1418" w:header="1418" w:footer="1134" w:gutter="0"/>
-          <w:cols w:space="720"/>
-          <w:titlePg/>
-          <w:docGrid w:linePitch="360"/>
-        </w:sectPr>
-      </w:pPr>
-    </w:p>
-    <w:p>
-      <w:pPr>
-        <w:sectPr>
-          <w:type w:val="continuous"/>
-          <w:pgSz w:w="11907" w:h="16840" w:code="9"/>
-          <w:pgMar w:top="1418" w:right="1418" w:bottom="1418" w:left="1418" w:header="1418" w:footer="1134" w:gutter="0"/>
-          <w:cols w:num="2" w:space="720"/>
-          <w:titlePg/>
-          <w:docGrid w:linePitch="360"/>
-        </w:sectPr>
-      </w:pPr>
-    </w:p>
-    <w:p>
-      <w:pPr>
-        <w:pStyle w:val="KBOFigure"/>
-      </w:pPr>
-    </w:p>
-    <w:p>
-      <w:pPr>
         <w:pStyle w:val="KBOReferencesCaption"/>
-        <w:sectPr>
-          <w:type w:val="continuous"/>
-          <w:pgSz w:w="11907" w:h="16840" w:code="9"/>
-          <w:pgMar w:top="1418" w:right="1418" w:bottom="1418" w:left="1418" w:header="1418" w:footer="1134" w:gutter="0"/>
-          <w:cols w:num="2" w:space="567"/>
-          <w:titlePg/>
-          <w:docGrid w:linePitch="360"/>
-        </w:sectPr>
       </w:pPr>
     </w:p>
     <w:p>
       <w:pPr>
         <w:pStyle w:val="KBOReferencesCaption"/>
       </w:pPr>
-      <w:r>
+    </w:p>
+    <w:p>
+      <w:pPr>
+        <w:pStyle w:val="KBOReferencesCaption"/>
+      </w:pPr>
+    </w:p>
+    <w:p>
+      <w:pPr>
+        <w:pStyle w:val="KBOReferencesCaption"/>
+      </w:pPr>
+      <w:r>
+        <w:lastRenderedPageBreak/>
         <w:t>References</w:t>
       </w:r>
     </w:p>
@@ -1677,7 +1209,6 @@
         <w:pStyle w:val="KBOReferences"/>
       </w:pPr>
       <w:r>
-        <w:lastRenderedPageBreak/>
         <w:t>[13] European Parliament and Council. Regulation (EU) 2024/1252 of 11 April 2024 establishing a framework for ensuring a secure and sustainable supply of critical raw materials. Official Journal of the European Union L 173; 22 April 2024.</w:t>
       </w:r>
     </w:p>

--- a/vault/papers/KBOPieleManescu.docx
+++ b/vault/papers/KBOPieleManescu.docx
@@ -124,7 +124,15 @@
         <w:t xml:space="preserve">Abstract: </w:t>
       </w:r>
       <w:r>
-        <w:t xml:space="preserve">European energy systems are simultaneously a foundation for civilian welfare and a high-value target for hybrid disruption. This paper argues that open-source energy-system modelling stacks exemplified by PyPSA-Eur with the Romania-specific </w:t>
+        <w:t xml:space="preserve">European energy systems are simultaneously a foundation for civilian welfare and a high-value target for hybrid disruption. This paper argues that open-source energy-system modelling stacks exemplified by </w:t>
+      </w:r>
+      <w:proofErr w:type="spellStart"/>
+      <w:r>
+        <w:t>PyPSA-Eur</w:t>
+      </w:r>
+      <w:proofErr w:type="spellEnd"/>
+      <w:r>
+        <w:t xml:space="preserve"> with the Romania-specific </w:t>
       </w:r>
       <w:r>
         <w:t>Visuali</w:t>
@@ -136,7 +144,15 @@
         <w:t>er</w:t>
       </w:r>
       <w:r>
-        <w:t xml:space="preserve"> dashboard qualify as dual-use technologies whose maturation supports both Industry 5.0 resilience objectives and contemporary security funding agendas. We describe a six-layer web platform that turns multi-shock stress-tests into a deterministic, reproducible workflow accessible to non-coding analysts. A worked Romania winter case study quantifies the country's exposure under a hybrid disruption: a 30 % demand surge combined with a complete cross-border import cap and partial gas / hydro derating produces approximately 45 GWh of energy not served and a 31 % system-cost increase over a single winter week. We map these capabilities onto the four-layer European Interoperability Framework, identify EU funding instruments Horizon Europe, the European Defence Fund, the Connecting Europe Facility and rescEU whose objectives align with the platform's outputs, and discuss governance constraints under EU Regulation 2021/821 and the Critical Entities Resilience Directive. The paper concludes that civilian-by-design open modelling platforms are the most defensible substrate for cross-pillar interoperability in critical-infrastructure security.</w:t>
+        <w:t xml:space="preserve"> dashboard qualify as dual-use technologies whose maturation supports both Industry 5.0 resilience objectives and contemporary security funding agendas. We describe a six-layer web platform that turns multi-shock stress-tests into a deterministic, reproducible workflow accessible to non-coding analysts. A worked Romania winter case study quantifies the country's exposure under a hybrid disruption: a 30 % demand surge combined with a complete cross-border import cap and partial gas / hydro derating produces approximately 45 GWh of energy not served and a 31 % system-cost increase over a single winter week. We map these capabilities onto the four-layer European Interoperability Framework, identify EU funding instruments Horizon Europe, the European Defence Fund, the Connecting Europe Facility and </w:t>
+      </w:r>
+      <w:proofErr w:type="spellStart"/>
+      <w:r>
+        <w:t>rescEU</w:t>
+      </w:r>
+      <w:proofErr w:type="spellEnd"/>
+      <w:r>
+        <w:t xml:space="preserve"> whose objectives align with the platform's outputs, and discuss governance constraints under EU Regulation 2021/821 and the Critical Entities Resilience Directive. The paper concludes that civilian-by-design open modelling platforms are the most defensible substrate for cross-pillar interoperability in critical-infrastructure security.</w:t>
       </w:r>
     </w:p>
     <w:p>
@@ -189,7 +205,39 @@
         <w:pStyle w:val="KBOTextBody"/>
       </w:pPr>
       <w:r>
-        <w:t xml:space="preserve">This paper investigates whether an open-source energy-system modelling stack  instantiated by PyPSA-Eur and a Romania-specific orchestration dashboard  can serve as a verifiable substrate for technical interoperability in critical-infrastructure security. PyPSA-Eur is an open European power-system optimisation model built on the PyPSA library, with a Snakemake workflow orchestrating data preparation, network assembly and optimisation [5]. We add a Romania-specific extension exposing a stress-test interface designed for security-relevant simulation: synthetic load multipliers, hydro and gas capacity reductions, ramp-rate constraints proxying SCADA limits, and directional caps on cross-border interconnections. A web </w:t>
+        <w:t xml:space="preserve">This paper investigates whether an open-source energy-system modelling stack  instantiated by </w:t>
+      </w:r>
+      <w:proofErr w:type="spellStart"/>
+      <w:r>
+        <w:t>PyPSA-Eur</w:t>
+      </w:r>
+      <w:proofErr w:type="spellEnd"/>
+      <w:r>
+        <w:t xml:space="preserve"> and a Romania-specific orchestration dashboard  can serve as a verifiable substrate for technical interoperability in critical-infrastructure security. </w:t>
+      </w:r>
+      <w:proofErr w:type="spellStart"/>
+      <w:r>
+        <w:t>PyPSA-Eur</w:t>
+      </w:r>
+      <w:proofErr w:type="spellEnd"/>
+      <w:r>
+        <w:t xml:space="preserve"> is an open European power-system optimisation model built on the </w:t>
+      </w:r>
+      <w:proofErr w:type="spellStart"/>
+      <w:r>
+        <w:t>PyPSA</w:t>
+      </w:r>
+      <w:proofErr w:type="spellEnd"/>
+      <w:r>
+        <w:t xml:space="preserve"> library, with a </w:t>
+      </w:r>
+      <w:proofErr w:type="spellStart"/>
+      <w:r>
+        <w:t>Snakemake</w:t>
+      </w:r>
+      <w:proofErr w:type="spellEnd"/>
+      <w:r>
+        <w:t xml:space="preserve"> workflow orchestrating data preparation, network assembly and optimisation [5]. We add a Romania-specific extension exposing a stress-test interface designed for security-relevant simulation: synthetic load multipliers, hydro and gas capacity reductions, ramp-rate constraints proxying SCADA limits, and directional caps on cross-border interconnections. A web </w:t>
       </w:r>
       <w:r>
         <w:lastRenderedPageBreak/>
@@ -255,7 +303,15 @@
         <w:t>RQ3  Funding alignment.</w:t>
       </w:r>
       <w:r>
-        <w:t xml:space="preserve"> Do contemporary EU funding instruments  Horizon Europe Cluster 5, the European Defence Fund, the Connecting Europe Facility and rescEU  already foresee this dual orientation in a way that lets a platform internalise the four-layer interoperability obligation be co-funded across instruments without architectural duplication?</w:t>
+        <w:t xml:space="preserve"> Do contemporary EU funding instruments  Horizon Europe Cluster 5, the European Defence Fund, the Connecting Europe Facility and </w:t>
+      </w:r>
+      <w:proofErr w:type="spellStart"/>
+      <w:r>
+        <w:t>rescEU</w:t>
+      </w:r>
+      <w:proofErr w:type="spellEnd"/>
+      <w:r>
+        <w:t xml:space="preserve">  already foresee this dual orientation in a way that lets a platform internalise the four-layer interoperability obligation be co-funded across instruments without architectural duplication?</w:t>
       </w:r>
     </w:p>
     <w:p>
@@ -365,10 +421,50 @@
       </w:r>
       <w:r>
         <w:lastRenderedPageBreak/>
-        <w:t xml:space="preserve">under /api/scenario/, /api/runs/ and /api/results/, structured as REST resources. The Domain Logic Layer (TypeScript modules) encapsulates the scenario builder, sequential job runner, results handler and runtime resolver. The Workflow &amp; Optimisation Layer is Python: a Snakemake DAG orchestrates data retrieval, network assembly and solver invocation, with a </w:t>
-      </w:r>
-      <w:r>
-        <w:t>dedicated stress-test module injecting shocks and linear constraints before optimisation. The Persistence Layer holds generated YAML configurations, job state and logs, with results materialised under results/{name}/. The External Data Layer ingests ECMWF ERA5 reanalysis, Zenodo datasets, ENTSO-E TYNDP outputs and GADM/NUTS administrative boundaries.</w:t>
+        <w:t>under /</w:t>
+      </w:r>
+      <w:proofErr w:type="spellStart"/>
+      <w:r>
+        <w:t>api</w:t>
+      </w:r>
+      <w:proofErr w:type="spellEnd"/>
+      <w:r>
+        <w:t>/scenario/, /</w:t>
+      </w:r>
+      <w:proofErr w:type="spellStart"/>
+      <w:r>
+        <w:t>api</w:t>
+      </w:r>
+      <w:proofErr w:type="spellEnd"/>
+      <w:r>
+        <w:t>/runs/ and /</w:t>
+      </w:r>
+      <w:proofErr w:type="spellStart"/>
+      <w:r>
+        <w:t>api</w:t>
+      </w:r>
+      <w:proofErr w:type="spellEnd"/>
+      <w:r>
+        <w:t xml:space="preserve">/results/, structured as REST resources. The Domain Logic Layer (TypeScript modules) encapsulates the scenario builder, sequential job runner, results handler and runtime resolver. The Workflow &amp; Optimisation Layer is Python: a </w:t>
+      </w:r>
+      <w:proofErr w:type="spellStart"/>
+      <w:r>
+        <w:t>Snakemake</w:t>
+      </w:r>
+      <w:proofErr w:type="spellEnd"/>
+      <w:r>
+        <w:t xml:space="preserve"> DAG orchestrates data retrieval, network assembly and solver invocation, with a </w:t>
+      </w:r>
+      <w:r>
+        <w:t xml:space="preserve">dedicated stress-test module injecting shocks and linear constraints before optimisation. The Persistence Layer holds generated YAML configurations, job state and logs, with results materialised under results/{name}/. The External Data Layer ingests ECMWF ERA5 reanalysis, </w:t>
+      </w:r>
+      <w:proofErr w:type="spellStart"/>
+      <w:r>
+        <w:t>Zenodo</w:t>
+      </w:r>
+      <w:proofErr w:type="spellEnd"/>
+      <w:r>
+        <w:t xml:space="preserve"> datasets, ENTSO-E TYNDP outputs and GADM/NUTS administrative boundaries.</w:t>
       </w:r>
     </w:p>
     <w:p>
@@ -450,7 +546,15 @@
         <w:pStyle w:val="KBOCaptionFigure"/>
       </w:pPr>
       <w:r>
-        <w:t>Figure 1: Six-layer architecture of the PyPSA-Eur Romania platform. Source: authors, derived from the project codebase.</w:t>
+        <w:t xml:space="preserve">Figure 1: Six-layer architecture of the </w:t>
+      </w:r>
+      <w:proofErr w:type="spellStart"/>
+      <w:r>
+        <w:t>PyPSA-Eur</w:t>
+      </w:r>
+      <w:proofErr w:type="spellEnd"/>
+      <w:r>
+        <w:t xml:space="preserve"> Romania platform. Source: authors, derived from the project codebase.</w:t>
       </w:r>
     </w:p>
     <w:p>
@@ -479,10 +583,71 @@
         <w:pStyle w:val="KBOTextBody"/>
       </w:pPr>
       <w:r>
-        <w:t xml:space="preserve">The interoperability claim hinges on a deterministic result contract. Every paired comparison must produce exactly seven CSVs: system_cost_comparison, generation_mix_mwh, lmp_summary_ro, ens_summary, curtailment_mwh, daily_net_imports_mwh and interconnector_flow_congestion. The dashboard hides any folder lacking one of these files, so downstream tools never confront partial outputs. Optional artefacts (markdown assumptions, PNG figures, </w:t>
-      </w:r>
-      <w:r>
-        <w:t>drawio diagrams, SVG exports) are surfaced when present but not required for validity.</w:t>
+        <w:t xml:space="preserve">The interoperability claim hinges on a deterministic result contract. Every paired comparison must produce exactly seven CSVs: </w:t>
+      </w:r>
+      <w:proofErr w:type="spellStart"/>
+      <w:r>
+        <w:t>system_cost_comparison</w:t>
+      </w:r>
+      <w:proofErr w:type="spellEnd"/>
+      <w:r>
+        <w:t xml:space="preserve">, </w:t>
+      </w:r>
+      <w:proofErr w:type="spellStart"/>
+      <w:r>
+        <w:t>generation_mix_mwh</w:t>
+      </w:r>
+      <w:proofErr w:type="spellEnd"/>
+      <w:r>
+        <w:t xml:space="preserve">, </w:t>
+      </w:r>
+      <w:proofErr w:type="spellStart"/>
+      <w:r>
+        <w:t>lmp_summary_ro</w:t>
+      </w:r>
+      <w:proofErr w:type="spellEnd"/>
+      <w:r>
+        <w:t xml:space="preserve">, </w:t>
+      </w:r>
+      <w:proofErr w:type="spellStart"/>
+      <w:r>
+        <w:t>ens_summary</w:t>
+      </w:r>
+      <w:proofErr w:type="spellEnd"/>
+      <w:r>
+        <w:t xml:space="preserve">, </w:t>
+      </w:r>
+      <w:proofErr w:type="spellStart"/>
+      <w:r>
+        <w:t>curtailment_mwh</w:t>
+      </w:r>
+      <w:proofErr w:type="spellEnd"/>
+      <w:r>
+        <w:t xml:space="preserve">, </w:t>
+      </w:r>
+      <w:proofErr w:type="spellStart"/>
+      <w:r>
+        <w:t>daily_net_imports_mwh</w:t>
+      </w:r>
+      <w:proofErr w:type="spellEnd"/>
+      <w:r>
+        <w:t xml:space="preserve"> and </w:t>
+      </w:r>
+      <w:proofErr w:type="spellStart"/>
+      <w:r>
+        <w:t>interconnector_flow_congestion</w:t>
+      </w:r>
+      <w:proofErr w:type="spellEnd"/>
+      <w:r>
+        <w:t xml:space="preserve">. The dashboard hides any folder lacking one of these files, so downstream tools never confront partial outputs. Optional artefacts (markdown assumptions, PNG figures, </w:t>
+      </w:r>
+      <w:proofErr w:type="spellStart"/>
+      <w:r>
+        <w:t>drawio</w:t>
+      </w:r>
+      <w:proofErr w:type="spellEnd"/>
+      <w:r>
+        <w:t xml:space="preserve"> diagrams, SVG exports) are surfaced when present but not required for validity.</w:t>
       </w:r>
     </w:p>
     <w:p>
@@ -498,7 +663,15 @@
         <w:pStyle w:val="KBOTextBody"/>
       </w:pPr>
       <w:r>
-        <w:t xml:space="preserve">Figure 2 traces the scenario lifecycle. The user configures runs through form controls or YAML editing (kept in sync). On enqueue, two YAML configurations are written  a baseline (stress disabled) and a scenario (stress enabled)  persisted and added to a sequential runner. Snakemake then solves baseline and shocked scenario, and runs a comparison report. Baseline solves typically complete in 7-15 minutes; </w:t>
+        <w:t xml:space="preserve">Figure 2 traces the scenario lifecycle. The user configures runs through form controls or YAML editing (kept in sync). On enqueue, two YAML configurations are written  a baseline (stress disabled) and a scenario (stress enabled)  persisted and added to a sequential runner. </w:t>
+      </w:r>
+      <w:proofErr w:type="spellStart"/>
+      <w:r>
+        <w:t>Snakemake</w:t>
+      </w:r>
+      <w:proofErr w:type="spellEnd"/>
+      <w:r>
+        <w:t xml:space="preserve"> then solves baseline and shocked scenario, and runs a comparison report. Baseline solves typically complete in 7-15 minutes; </w:t>
       </w:r>
       <w:r>
         <w:lastRenderedPageBreak/>
@@ -907,7 +1080,15 @@
         <w:pStyle w:val="KBOTextBody"/>
       </w:pPr>
       <w:r>
-        <w:t>Four EU instruments align with platform outputs. Horizon Europe Cluster 5 (Climate, Energy &amp; Mobility) is the principal R&amp;I instrument funding open energy modelling and explicitly lists "open and interoperable energy system models" as eligible activity [9]; the platform's permissive licensing satisfies its open-science obligations by construction. The European Defence Fund's research strand supports resilience-related work and contemplates dual-use leverage where civilian foundations exist [11], making stress-test envelopes admissible inputs to EDF resilience proposals. The Connecting Europe Facility – Energy funds cross-border interconnectors through the PCI list, and platform outputs on interconnector congestion and net-import deltas feed directly into the CEF/TYNDP cost-benefit framework [12]. Finally, rescEU under the Union Civil Protection Mechanism backs preparedness exercises including energy-supply contingencies, and the 2024 Critical Raw Materials Act connects storage and grid hardware supply chains to the same resilience agenda [13].</w:t>
+        <w:t xml:space="preserve">Four EU instruments align with platform outputs. Horizon Europe Cluster 5 (Climate, Energy &amp; Mobility) is the principal R&amp;I instrument funding open energy modelling and explicitly lists "open and interoperable energy system models" as eligible activity [9]; the platform's permissive licensing satisfies its open-science obligations by construction. The European Defence Fund's research strand supports resilience-related work and contemplates dual-use leverage where civilian foundations exist [11], making stress-test envelopes admissible inputs to EDF resilience proposals. The Connecting Europe Facility – Energy funds cross-border interconnectors through the PCI list, and platform outputs on interconnector congestion and net-import deltas feed directly into the CEF/TYNDP cost-benefit framework [12]. Finally, </w:t>
+      </w:r>
+      <w:proofErr w:type="spellStart"/>
+      <w:r>
+        <w:t>rescEU</w:t>
+      </w:r>
+      <w:proofErr w:type="spellEnd"/>
+      <w:r>
+        <w:t xml:space="preserve"> under the Union Civil Protection Mechanism backs preparedness exercises including energy-supply contingencies, and the 2024 Critical Raw Materials Act connects storage and grid hardware supply chains to the same resilience agenda [13].</w:t>
       </w:r>
     </w:p>
     <w:p>
@@ -954,46 +1135,71 @@
         <w:pStyle w:val="KBOTextBody"/>
       </w:pPr>
       <w:r>
-        <w:t>The legal layer is anchored in permissive licensing on PyPSA, the dashboard and upstream ECMWF/Zenodo data. The organisational layer is reflected in the three-tab UI mapping to RACI roles and in persistent job state documenting who initiated each run. The semantic layer enforces SI units, ISO-3166-1 country codes, ENTSO-E component identifiers and a result schema aligned with TYNDP output expectations. The technical layer relies on YAML for configuration, netCDF (CF conventions) for climate inputs, CSV for results and REST/HTTP for the dashboard API. The proposed governance layer bundles persistent state, immutable templates and per-run logs into a verifiable audit envelope, with each result inheriting an assumptions-and-limitations file so policy briefings carry their epistemic provenance forward.</w:t>
+        <w:t xml:space="preserve">The legal layer is anchored in permissive licensing on </w:t>
+      </w:r>
+      <w:proofErr w:type="spellStart"/>
+      <w:r>
+        <w:t>PyPSA</w:t>
+      </w:r>
+      <w:proofErr w:type="spellEnd"/>
+      <w:r>
+        <w:t>, the dashboard and upstream ECMWF/</w:t>
+      </w:r>
+      <w:proofErr w:type="spellStart"/>
+      <w:r>
+        <w:t>Zenodo</w:t>
+      </w:r>
+      <w:proofErr w:type="spellEnd"/>
+      <w:r>
+        <w:t xml:space="preserve"> data. The organisational layer is reflected in the three-tab UI mapping to RACI roles and in persistent job state documenting who initiated each run. The semantic layer enforces SI units, ISO-3166-1 country codes, ENTSO-E component identifiers and a result schema aligned with TYNDP output expectations. The technical layer </w:t>
+      </w:r>
+      <w:r>
+        <w:t xml:space="preserve">relies on YAML for configuration, </w:t>
+      </w:r>
+      <w:proofErr w:type="spellStart"/>
+      <w:r>
+        <w:t>netCDF</w:t>
+      </w:r>
+      <w:proofErr w:type="spellEnd"/>
+      <w:r>
+        <w:t xml:space="preserve"> (CF conventions) for climate inputs, CSV for results and REST/HTTP for the dashboard API. The proposed governance layer bundles persistent state, immutable templates and per-run logs into a verifiable audit envelope, with each result inheriting an assumptions-and-limitations file so policy briefings carry their epistemic provenance forward.</w:t>
       </w:r>
     </w:p>
     <w:p>
       <w:pPr>
         <w:pStyle w:val="KBOTextBody"/>
-        <w:sectPr>
-          <w:type w:val="continuous"/>
-          <w:pgSz w:w="11907" w:h="16840" w:code="9"/>
-          <w:pgMar w:top="1418" w:right="1418" w:bottom="1418" w:left="1418" w:header="1418" w:footer="1134" w:gutter="0"/>
-          <w:cols w:num="2" w:space="720"/>
-          <w:titlePg/>
-          <w:docGrid w:linePitch="360"/>
-        </w:sectPr>
-      </w:pPr>
+      </w:pPr>
+    </w:p>
+    <w:p>
+      <w:pPr>
+        <w:pStyle w:val="KBOHeading2"/>
+      </w:pPr>
+      <w:r>
+        <w:t>4.4. Limitations and future work</w:t>
+      </w:r>
     </w:p>
     <w:p>
       <w:pPr>
         <w:pStyle w:val="KBOTextBody"/>
       </w:pPr>
+      <w:r>
+        <w:t>Four limitations warrant treatment. The stress-test taxonomy is compact and cannot represent attacker-adaptive components without a game-theoretic extension. The seven-CSV contract is sufficient for single-country studies but will need extension for multi-country assessments. The sequential runner is appropriate for analyst-driven exploration but not for automated parameter sweeps. Finally, the dual-use carve-out is invoked at the codebase level; deployments ingesting classified network parameters must still be assessed under the controlled-list framework.</w:t>
+      </w:r>
+    </w:p>
+    <w:p>
+      <w:pPr>
+        <w:pStyle w:val="KBOTextBody"/>
+      </w:pPr>
+      <w:r>
+        <w:t>Future work will integrate adversarial scenarios via cyber-physical co-simulation, harmonise the result schema with EU-funded ontology projects through an RDF/JSON-LD wrapper, and formalise the assumptions-limitations file as a machine-readable provenance object aligned with W3C PROV [14].</w:t>
+      </w:r>
     </w:p>
     <w:p>
       <w:pPr>
         <w:pStyle w:val="KBOHeading1"/>
-        <w:sectPr>
-          <w:type w:val="continuous"/>
-          <w:pgSz w:w="11907" w:h="16840" w:code="9"/>
-          <w:pgMar w:top="1418" w:right="1418" w:bottom="1418" w:left="1418" w:header="1418" w:footer="1134" w:gutter="0"/>
-          <w:cols w:space="720"/>
-          <w:titlePg/>
-          <w:docGrid w:linePitch="360"/>
-        </w:sectPr>
-      </w:pPr>
-    </w:p>
-    <w:p>
-      <w:pPr>
-        <w:pStyle w:val="KBOHeading2"/>
-      </w:pPr>
-      <w:r>
-        <w:t>4.4. Limitations and future work</w:t>
+      </w:pPr>
+      <w:r>
+        <w:t>5. Conclusions</w:t>
       </w:r>
     </w:p>
     <w:p>
@@ -1001,7 +1207,19 @@
         <w:pStyle w:val="KBOTextBody"/>
       </w:pPr>
       <w:r>
-        <w:t>Four limitations warrant treatment. The stress-test taxonomy is compact and cannot represent attacker-adaptive components without a game-theoretic extension. The seven-CSV contract is sufficient for single-country studies but will need extension for multi-country assessments. The sequential runner is appropriate for analyst-driven exploration but not for automated parameter sweeps. Finally, the dual-use carve-out is invoked at the codebase level; deployments ingesting classified network parameters must still be assessed under the controlled-list framework.</w:t>
+        <w:t xml:space="preserve">This paper has examined whether an open-source energy-system modelling stack, instantiated by </w:t>
+      </w:r>
+      <w:proofErr w:type="spellStart"/>
+      <w:r>
+        <w:t>PyPSA-Eur</w:t>
+      </w:r>
+      <w:proofErr w:type="spellEnd"/>
+      <w:r>
+        <w:t xml:space="preserve"> with a Romania-specific orchestration dashboard, can function as a verifiable substrate for technical interoperability in critical-infrastructure security. The contribution is threefold. Conceptually, it reframes open modelling platforms as dual-use technologies whose civilian-by-design character is precisely what makes them defensible under the public-domain carve-</w:t>
+      </w:r>
+      <w:r>
+        <w:lastRenderedPageBreak/>
+        <w:t>out of Regulation (EU) 2021/821. Methodologically, it operationalises this claim through a deterministic seven-CSV result contract, a compact orthogonal stress-test taxonomy and a paired baseline/scenario workflow accessible to non-coding analysts. Empirically, the Romania winter case study quantifies, in order-of-magnitude terms, the cost of cross-border isolation under hybrid disruption: roughly 45 GWh of energy not served and a 31 % system-cost increase over a single winter week, with impacts concentrated in evening-peak hours and northern regions. Taken together, these elements link the Industry 5.0 resilience agenda, the Critical Entities Resilience Directive's quantitative-evidence obligation and the European Interoperability Framework within a single reproducible architecture.</w:t>
       </w:r>
     </w:p>
     <w:p>
@@ -1009,41 +1227,18 @@
         <w:pStyle w:val="KBOTextBody"/>
       </w:pPr>
       <w:r>
-        <w:t>Future work will integrate adversarial scenarios via cyber-physical co-simulation, harmonise the result schema with EU-</w:t>
-      </w:r>
-      <w:r>
-        <w:t>funded ontology projects through an RDF/JSON-LD wrapper, and formalise the assumptions-limitations file as a machine-readable provenance object aligned with W3C PROV [14].</w:t>
-      </w:r>
-    </w:p>
-    <w:p>
-      <w:pPr>
-        <w:pStyle w:val="KBOHeading1"/>
-      </w:pPr>
-      <w:r>
-        <w:t>5. Conclusions</w:t>
-      </w:r>
-    </w:p>
-    <w:p>
-      <w:pPr>
-        <w:pStyle w:val="KBOTextBody"/>
-      </w:pPr>
-      <w:r>
-        <w:t xml:space="preserve">This paper has examined whether an open-source energy-system modelling stack, instantiated by PyPSA-Eur with a Romania-specific orchestration dashboard, can function as a verifiable substrate for technical interoperability in critical-infrastructure security. The contribution is threefold. Conceptually, it reframes open modelling platforms as dual-use technologies whose civilian-by-design character is precisely what makes them </w:t>
-      </w:r>
-      <w:r>
-        <w:lastRenderedPageBreak/>
-        <w:t>defensible under the public-domain carve-out of Regulation (EU) 2021/821. Methodologically, it operationalises this claim through a deterministic seven-CSV result contract, a compact orthogonal stress-test taxonomy and a paired baseline/scenario workflow accessible to non-coding analysts. Empirically, the Romania winter case study quantifies, in order-of-magnitude terms, the cost of cross-border isolation under hybrid disruption: roughly 45 GWh of energy not served and a 31 % system-cost increase over a single winter week, with impacts concentrated in evening-peak hours and northern regions. Taken together, these elements link the Industry 5.0 resilience agenda, the Critical Entities Resilience Directive's quantitative-evidence obligation and the European Interoperability Framework within a single reproducible architecture.</w:t>
-      </w:r>
-    </w:p>
-    <w:p>
-      <w:pPr>
-        <w:pStyle w:val="KBOTextBody"/>
-      </w:pPr>
-      <w:r>
         <w:t>Returning to the three research questions:</w:t>
       </w:r>
       <w:r>
-        <w:t xml:space="preserve"> (RQ1) the platform demonstrates that an open-source modelling stack can satisfy all four EIF layers when its result schema, configuration grammar and orchestration are designed as contracts rather than artefacts. (RQ2) The codebase qualifies as dual-use under the public-domain carve-out of Regulation (EU) 2021/821 because the same engine serves civilian decarbonisation studies and defence-relevant resilience evidence, with differentiation only at the data and exploitation layer. (RQ3) Horizon Europe Cluster 5, the European Defence Fund, the Connecting Europe Facility and rescEU each foresee complementary deliverables of this single architecture, so a platform that internalises EIF interoperability obligations is co-fundable across instruments without duplication. We propose that a fifth, cross-cutting </w:t>
+        <w:t xml:space="preserve"> (RQ1) the platform demonstrates that an open-source modelling stack can satisfy all four EIF layers when its result schema, configuration grammar and orchestration are designed as contracts rather than artefacts. (RQ2) The codebase qualifies as dual-use under the public-domain carve-out of Regulation (EU) 2021/821 because the same engine serves civilian decarbonisation studies and defence-relevant resilience evidence, with differentiation only at the data and exploitation layer. (RQ3) Horizon Europe Cluster 5, the European Defence Fund, the Connecting Europe Facility and </w:t>
+      </w:r>
+      <w:proofErr w:type="spellStart"/>
+      <w:r>
+        <w:t>rescEU</w:t>
+      </w:r>
+      <w:proofErr w:type="spellEnd"/>
+      <w:r>
+        <w:t xml:space="preserve"> each foresee complementary deliverables of this single architecture, so a platform that internalises EIF interoperability obligations is co-fundable across instruments without duplication. We propose that a fifth, cross-cutting </w:t>
       </w:r>
       <w:r>
         <w:t>governance layer  bundling persistent state, immutable templates and per-run logs into a verifiable audit envelope  be added to the EIF for critical-infrastructure modelling, and that civilian-by-design open platforms be made an explicit eligibility criterion in the next work-programme cycle of each instrument.</w:t>
@@ -1145,7 +1340,39 @@
         <w:pStyle w:val="KBOReferences"/>
       </w:pPr>
       <w:r>
-        <w:t>[5] Hörsch J., Hofmann F., Schlachtberger D., Brown T. PyPSA-Eur: An open optimisation model of the European transmission system. Energy Strategy Reviews. 2018; 22: 207-215.</w:t>
+        <w:t xml:space="preserve">[5] </w:t>
+      </w:r>
+      <w:proofErr w:type="spellStart"/>
+      <w:r>
+        <w:t>Hörsch</w:t>
+      </w:r>
+      <w:proofErr w:type="spellEnd"/>
+      <w:r>
+        <w:t xml:space="preserve"> J., Hofmann F., </w:t>
+      </w:r>
+      <w:proofErr w:type="spellStart"/>
+      <w:r>
+        <w:t>Schlachtberger</w:t>
+      </w:r>
+      <w:proofErr w:type="spellEnd"/>
+      <w:r>
+        <w:t xml:space="preserve"> D., Brown T. </w:t>
+      </w:r>
+      <w:proofErr w:type="spellStart"/>
+      <w:r>
+        <w:t>PyPSA-Eur</w:t>
+      </w:r>
+      <w:proofErr w:type="spellEnd"/>
+      <w:r>
+        <w:t xml:space="preserve">: An open </w:t>
+      </w:r>
+      <w:proofErr w:type="spellStart"/>
+      <w:r>
+        <w:t>optimisation</w:t>
+      </w:r>
+      <w:proofErr w:type="spellEnd"/>
+      <w:r>
+        <w:t xml:space="preserve"> model of the European transmission system. Energy Strategy Reviews. 2018; 22: 207-215.</w:t>
       </w:r>
     </w:p>
     <w:p>
@@ -1153,7 +1380,23 @@
         <w:pStyle w:val="KBOReferences"/>
       </w:pPr>
       <w:r>
-        <w:t>[6] Breque M., De Nul L., Petridis A. Industry 5.0 – Towards a sustainable, human-centric and resilient European industry. Luxembourg: Publications Office of the European Union; 2021.</w:t>
+        <w:t xml:space="preserve">[6] </w:t>
+      </w:r>
+      <w:proofErr w:type="spellStart"/>
+      <w:r>
+        <w:t>Breque</w:t>
+      </w:r>
+      <w:proofErr w:type="spellEnd"/>
+      <w:r>
+        <w:t xml:space="preserve"> M., De </w:t>
+      </w:r>
+      <w:proofErr w:type="spellStart"/>
+      <w:r>
+        <w:t>Nul</w:t>
+      </w:r>
+      <w:proofErr w:type="spellEnd"/>
+      <w:r>
+        <w:t xml:space="preserve"> L., Petridis A. Industry 5.0 – Towards a sustainable, human-centric and resilient European industry. Luxembourg: Publications Office of the European Union; 2021.</w:t>
       </w:r>
     </w:p>
     <w:p>
@@ -1177,7 +1420,15 @@
         <w:pStyle w:val="KBOReferences"/>
       </w:pPr>
       <w:r>
-        <w:t>[9] European Commission. Horizon Europe Work Programme 2023-2024 – Cluster 5: Climate, Energy and Mobility. Brussels: European Commission; 2023.</w:t>
+        <w:t xml:space="preserve">[9] European Commission. Horizon Europe Work </w:t>
+      </w:r>
+      <w:proofErr w:type="spellStart"/>
+      <w:r>
+        <w:t>Programme</w:t>
+      </w:r>
+      <w:proofErr w:type="spellEnd"/>
+      <w:r>
+        <w:t xml:space="preserve"> 2023-2024 – Cluster 5: Climate, Energy and Mobility. Brussels: European Commission; 2023.</w:t>
       </w:r>
     </w:p>
     <w:p>
@@ -1193,7 +1444,23 @@
         <w:pStyle w:val="KBOReferences"/>
       </w:pPr>
       <w:r>
-        <w:t>[11] European Commission. European Defence Fund Annual Work Programme 2024. Brussels: European Commission; 2024.</w:t>
+        <w:t xml:space="preserve">[11] European Commission. European </w:t>
+      </w:r>
+      <w:proofErr w:type="spellStart"/>
+      <w:r>
+        <w:t>Defence</w:t>
+      </w:r>
+      <w:proofErr w:type="spellEnd"/>
+      <w:r>
+        <w:t xml:space="preserve"> Fund Annual Work </w:t>
+      </w:r>
+      <w:proofErr w:type="spellStart"/>
+      <w:r>
+        <w:t>Programme</w:t>
+      </w:r>
+      <w:proofErr w:type="spellEnd"/>
+      <w:r>
+        <w:t xml:space="preserve"> 2024. Brussels: European Commission; 2024.</w:t>
       </w:r>
     </w:p>
     <w:p>
